--- a/report/Отчет_ЛР5_1.docx
+++ b/report/Отчет_ЛР5_1.docx
@@ -188,7 +188,7 @@
       </w:pPr>
       <w:r>
         <w:tab/>
-        <w:t>К. А. Хаджинова</w:t>
+        <w:t>К.А. Хаджинова</w:t>
       </w:r>
     </w:p>
     <w:p>
@@ -213,7 +213,7 @@
       </w:r>
       <w:r>
         <w:tab/>
-        <w:t>Ю. О. Герман</w:t>
+        <w:t>Ю.О. Герман</w:t>
       </w:r>
     </w:p>
     <w:p>
@@ -297,13 +297,13 @@
       <w:r>
         <w:fldChar w:fldCharType="separate"/>
       </w:r>
-      <w:hyperlink w:anchor="_Toc242610195" w:history="1">
+      <w:hyperlink w:anchor="_Toc242612931" w:history="1">
         <w:r>
           <w:rPr>
             <w:rStyle w:val="aff8"/>
             <w:noProof/>
           </w:rPr>
-          <w:t>1 ЦЕЛЬ РАБОТЫ</w:t>
+          <w:t>1 Цель работы</w:t>
         </w:r>
         <w:r>
           <w:rPr>
@@ -324,7 +324,7 @@
             <w:noProof/>
             <w:webHidden/>
           </w:rPr>
-          <w:instrText xml:space="preserve"> PAGEREF _Toc242610195 \h </w:instrText>
+          <w:instrText xml:space="preserve"> PAGEREF _Toc242612931 \h </w:instrText>
         </w:r>
         <w:r>
           <w:rPr>
@@ -370,13 +370,13 @@
           <w14:ligatures w14:val="standardContextual"/>
         </w:rPr>
       </w:pPr>
-      <w:hyperlink w:anchor="_Toc242610196" w:history="1">
+      <w:hyperlink w:anchor="_Toc242612932" w:history="1">
         <w:r>
           <w:rPr>
             <w:rStyle w:val="aff8"/>
             <w:noProof/>
           </w:rPr>
-          <w:t>2 ТЕОРЕТИЧЕСКИЕ СВЕДЕНИЯ</w:t>
+          <w:t>2 Ход работы</w:t>
         </w:r>
         <w:r>
           <w:rPr>
@@ -397,7 +397,7 @@
             <w:noProof/>
             <w:webHidden/>
           </w:rPr>
-          <w:instrText xml:space="preserve"> PAGEREF _Toc242610196 \h </w:instrText>
+          <w:instrText xml:space="preserve"> PAGEREF _Toc242612932 \h </w:instrText>
         </w:r>
         <w:r>
           <w:rPr>
@@ -430,7 +430,7 @@
     </w:p>
     <w:p>
       <w:pPr>
-        <w:pStyle w:val="14"/>
+        <w:pStyle w:val="2c"/>
         <w:tabs>
           <w:tab w:val="right" w:leader="dot" w:pos="9345"/>
         </w:tabs>
@@ -443,13 +443,13 @@
           <w14:ligatures w14:val="standardContextual"/>
         </w:rPr>
       </w:pPr>
-      <w:hyperlink w:anchor="_Toc242610197" w:history="1">
+      <w:hyperlink w:anchor="_Toc242612933" w:history="1">
         <w:r>
           <w:rPr>
             <w:rStyle w:val="aff8"/>
             <w:noProof/>
           </w:rPr>
-          <w:t>3 ВЫПОЛНЕНИЕ РАБОТЫ</w:t>
+          <w:t>2.1 Постановка задачи</w:t>
         </w:r>
         <w:r>
           <w:rPr>
@@ -470,7 +470,153 @@
             <w:noProof/>
             <w:webHidden/>
           </w:rPr>
-          <w:instrText xml:space="preserve"> PAGEREF _Toc242610197 \h </w:instrText>
+          <w:instrText xml:space="preserve"> PAGEREF _Toc242612933 \h </w:instrText>
+        </w:r>
+        <w:r>
+          <w:rPr>
+            <w:noProof/>
+            <w:webHidden/>
+          </w:rPr>
+        </w:r>
+        <w:r>
+          <w:rPr>
+            <w:noProof/>
+            <w:webHidden/>
+          </w:rPr>
+          <w:fldChar w:fldCharType="separate"/>
+        </w:r>
+        <w:r>
+          <w:rPr>
+            <w:noProof/>
+            <w:webHidden/>
+          </w:rPr>
+          <w:t>4</w:t>
+        </w:r>
+        <w:r>
+          <w:rPr>
+            <w:noProof/>
+            <w:webHidden/>
+          </w:rPr>
+          <w:fldChar w:fldCharType="end"/>
+        </w:r>
+      </w:hyperlink>
+    </w:p>
+    <w:p>
+      <w:pPr>
+        <w:pStyle w:val="2c"/>
+        <w:tabs>
+          <w:tab w:val="right" w:leader="dot" w:pos="9345"/>
+        </w:tabs>
+        <w:rPr>
+          <w:rFonts w:asciiTheme="minorHAnsi" w:eastAsiaTheme="minorEastAsia" w:hAnsiTheme="minorHAnsi"/>
+          <w:noProof/>
+          <w:kern w:val="2"/>
+          <w:sz w:val="24"/>
+          <w:szCs w:val="24"/>
+          <w14:ligatures w14:val="standardContextual"/>
+        </w:rPr>
+      </w:pPr>
+      <w:hyperlink w:anchor="_Toc242612934" w:history="1">
+        <w:r>
+          <w:rPr>
+            <w:rStyle w:val="aff8"/>
+            <w:noProof/>
+          </w:rPr>
+          <w:t>2.2 Теоретические сведения</w:t>
+        </w:r>
+        <w:r>
+          <w:rPr>
+            <w:noProof/>
+            <w:webHidden/>
+          </w:rPr>
+          <w:tab/>
+        </w:r>
+        <w:r>
+          <w:rPr>
+            <w:noProof/>
+            <w:webHidden/>
+          </w:rPr>
+          <w:fldChar w:fldCharType="begin"/>
+        </w:r>
+        <w:r>
+          <w:rPr>
+            <w:noProof/>
+            <w:webHidden/>
+          </w:rPr>
+          <w:instrText xml:space="preserve"> PAGEREF _Toc242612934 \h </w:instrText>
+        </w:r>
+        <w:r>
+          <w:rPr>
+            <w:noProof/>
+            <w:webHidden/>
+          </w:rPr>
+        </w:r>
+        <w:r>
+          <w:rPr>
+            <w:noProof/>
+            <w:webHidden/>
+          </w:rPr>
+          <w:fldChar w:fldCharType="separate"/>
+        </w:r>
+        <w:r>
+          <w:rPr>
+            <w:noProof/>
+            <w:webHidden/>
+          </w:rPr>
+          <w:t>4</w:t>
+        </w:r>
+        <w:r>
+          <w:rPr>
+            <w:noProof/>
+            <w:webHidden/>
+          </w:rPr>
+          <w:fldChar w:fldCharType="end"/>
+        </w:r>
+      </w:hyperlink>
+    </w:p>
+    <w:p>
+      <w:pPr>
+        <w:pStyle w:val="2c"/>
+        <w:tabs>
+          <w:tab w:val="right" w:leader="dot" w:pos="9345"/>
+        </w:tabs>
+        <w:rPr>
+          <w:rFonts w:asciiTheme="minorHAnsi" w:eastAsiaTheme="minorEastAsia" w:hAnsiTheme="minorHAnsi"/>
+          <w:noProof/>
+          <w:kern w:val="2"/>
+          <w:sz w:val="24"/>
+          <w:szCs w:val="24"/>
+          <w14:ligatures w14:val="standardContextual"/>
+        </w:rPr>
+      </w:pPr>
+      <w:hyperlink w:anchor="_Toc242612935" w:history="1">
+        <w:r>
+          <w:rPr>
+            <w:rStyle w:val="aff8"/>
+            <w:noProof/>
+          </w:rPr>
+          <w:t>2.3 Подготовка среды</w:t>
+        </w:r>
+        <w:r>
+          <w:rPr>
+            <w:noProof/>
+            <w:webHidden/>
+          </w:rPr>
+          <w:tab/>
+        </w:r>
+        <w:r>
+          <w:rPr>
+            <w:noProof/>
+            <w:webHidden/>
+          </w:rPr>
+          <w:fldChar w:fldCharType="begin"/>
+        </w:r>
+        <w:r>
+          <w:rPr>
+            <w:noProof/>
+            <w:webHidden/>
+          </w:rPr>
+          <w:instrText xml:space="preserve"> PAGEREF _Toc242612935 \h </w:instrText>
         </w:r>
         <w:r>
           <w:rPr>
@@ -516,13 +662,21 @@
           <w14:ligatures w14:val="standardContextual"/>
         </w:rPr>
       </w:pPr>
-      <w:hyperlink w:anchor="_Toc242610198" w:history="1">
+      <w:hyperlink w:anchor="_Toc242612936" w:history="1">
         <w:r>
           <w:rPr>
             <w:rStyle w:val="aff8"/>
             <w:noProof/>
           </w:rPr>
-          <w:t>3.1 Подготовка среды</w:t>
+          <w:t xml:space="preserve">2.4 Задание 1. Запуск и анализ </w:t>
+        </w:r>
+        <w:r>
+          <w:rPr>
+            <w:rStyle w:val="aff8"/>
+            <w:i/>
+            <w:noProof/>
+          </w:rPr>
+          <w:t>Producer-Consumer</w:t>
         </w:r>
         <w:r>
           <w:rPr>
@@ -543,7 +697,7 @@
             <w:noProof/>
             <w:webHidden/>
           </w:rPr>
-          <w:instrText xml:space="preserve"> PAGEREF _Toc242610198 \h </w:instrText>
+          <w:instrText xml:space="preserve"> PAGEREF _Toc242612936 \h </w:instrText>
         </w:r>
         <w:r>
           <w:rPr>
@@ -589,21 +743,13 @@
           <w14:ligatures w14:val="standardContextual"/>
         </w:rPr>
       </w:pPr>
-      <w:hyperlink w:anchor="_Toc242610199" w:history="1">
+      <w:hyperlink w:anchor="_Toc242612937" w:history="1">
         <w:r>
           <w:rPr>
             <w:rStyle w:val="aff8"/>
             <w:noProof/>
           </w:rPr>
-          <w:t xml:space="preserve">3.2 Задание 1. Запуск и анализ </w:t>
-        </w:r>
-        <w:r>
-          <w:rPr>
-            <w:rStyle w:val="aff8"/>
-            <w:i/>
-            <w:noProof/>
-          </w:rPr>
-          <w:t>Producer-Consumer</w:t>
+          <w:t>2.5 Задание 2. Влияние размера буфера</w:t>
         </w:r>
         <w:r>
           <w:rPr>
@@ -624,7 +770,7 @@
             <w:noProof/>
             <w:webHidden/>
           </w:rPr>
-          <w:instrText xml:space="preserve"> PAGEREF _Toc242610199 \h </w:instrText>
+          <w:instrText xml:space="preserve"> PAGEREF _Toc242612937 \h </w:instrText>
         </w:r>
         <w:r>
           <w:rPr>
@@ -644,7 +790,7 @@
             <w:noProof/>
             <w:webHidden/>
           </w:rPr>
-          <w:t>5</w:t>
+          <w:t>7</w:t>
         </w:r>
         <w:r>
           <w:rPr>
@@ -670,13 +816,13 @@
           <w14:ligatures w14:val="standardContextual"/>
         </w:rPr>
       </w:pPr>
-      <w:hyperlink w:anchor="_Toc242610200" w:history="1">
+      <w:hyperlink w:anchor="_Toc242612938" w:history="1">
         <w:r>
           <w:rPr>
             <w:rStyle w:val="aff8"/>
             <w:noProof/>
           </w:rPr>
-          <w:t>3.3 Задание 2. Влияние размера буфера</w:t>
+          <w:t>2.6 Задание 3. Дополнительные производитель и потребитель</w:t>
         </w:r>
         <w:r>
           <w:rPr>
@@ -697,7 +843,7 @@
             <w:noProof/>
             <w:webHidden/>
           </w:rPr>
-          <w:instrText xml:space="preserve"> PAGEREF _Toc242610200 \h </w:instrText>
+          <w:instrText xml:space="preserve"> PAGEREF _Toc242612938 \h </w:instrText>
         </w:r>
         <w:r>
           <w:rPr>
@@ -743,86 +889,13 @@
           <w14:ligatures w14:val="standardContextual"/>
         </w:rPr>
       </w:pPr>
-      <w:hyperlink w:anchor="_Toc242610201" w:history="1">
+      <w:hyperlink w:anchor="_Toc242612939" w:history="1">
         <w:r>
           <w:rPr>
             <w:rStyle w:val="aff8"/>
             <w:noProof/>
           </w:rPr>
-          <w:t>3.4 Задание 3. Дополнительные производитель и потребитель</w:t>
-        </w:r>
-        <w:r>
-          <w:rPr>
-            <w:noProof/>
-            <w:webHidden/>
-          </w:rPr>
-          <w:tab/>
-        </w:r>
-        <w:r>
-          <w:rPr>
-            <w:noProof/>
-            <w:webHidden/>
-          </w:rPr>
-          <w:fldChar w:fldCharType="begin"/>
-        </w:r>
-        <w:r>
-          <w:rPr>
-            <w:noProof/>
-            <w:webHidden/>
-          </w:rPr>
-          <w:instrText xml:space="preserve"> PAGEREF _Toc242610201 \h </w:instrText>
-        </w:r>
-        <w:r>
-          <w:rPr>
-            <w:noProof/>
-            <w:webHidden/>
-          </w:rPr>
-        </w:r>
-        <w:r>
-          <w:rPr>
-            <w:noProof/>
-            <w:webHidden/>
-          </w:rPr>
-          <w:fldChar w:fldCharType="separate"/>
-        </w:r>
-        <w:r>
-          <w:rPr>
-            <w:noProof/>
-            <w:webHidden/>
-          </w:rPr>
-          <w:t>9</w:t>
-        </w:r>
-        <w:r>
-          <w:rPr>
-            <w:noProof/>
-            <w:webHidden/>
-          </w:rPr>
-          <w:fldChar w:fldCharType="end"/>
-        </w:r>
-      </w:hyperlink>
-    </w:p>
-    <w:p>
-      <w:pPr>
-        <w:pStyle w:val="2c"/>
-        <w:tabs>
-          <w:tab w:val="right" w:leader="dot" w:pos="9345"/>
-        </w:tabs>
-        <w:rPr>
-          <w:rFonts w:asciiTheme="minorHAnsi" w:eastAsiaTheme="minorEastAsia" w:hAnsiTheme="minorHAnsi"/>
-          <w:noProof/>
-          <w:kern w:val="2"/>
-          <w:sz w:val="24"/>
-          <w:szCs w:val="24"/>
-          <w14:ligatures w14:val="standardContextual"/>
-        </w:rPr>
-      </w:pPr>
-      <w:hyperlink w:anchor="_Toc242610202" w:history="1">
-        <w:r>
-          <w:rPr>
-            <w:rStyle w:val="aff8"/>
-            <w:noProof/>
-          </w:rPr>
-          <w:t xml:space="preserve">3.5 Усложненное задание. Буфер объектов </w:t>
+          <w:t xml:space="preserve">2.7 Усложненное задание. Буфер объектов </w:t>
         </w:r>
         <w:r>
           <w:rPr>
@@ -851,7 +924,88 @@
             <w:noProof/>
             <w:webHidden/>
           </w:rPr>
-          <w:instrText xml:space="preserve"> PAGEREF _Toc242610202 \h </w:instrText>
+          <w:instrText xml:space="preserve"> PAGEREF _Toc242612939 \h </w:instrText>
+        </w:r>
+        <w:r>
+          <w:rPr>
+            <w:noProof/>
+            <w:webHidden/>
+          </w:rPr>
+        </w:r>
+        <w:r>
+          <w:rPr>
+            <w:noProof/>
+            <w:webHidden/>
+          </w:rPr>
+          <w:fldChar w:fldCharType="separate"/>
+        </w:r>
+        <w:r>
+          <w:rPr>
+            <w:noProof/>
+            <w:webHidden/>
+          </w:rPr>
+          <w:t>10</w:t>
+        </w:r>
+        <w:r>
+          <w:rPr>
+            <w:noProof/>
+            <w:webHidden/>
+          </w:rPr>
+          <w:fldChar w:fldCharType="end"/>
+        </w:r>
+      </w:hyperlink>
+    </w:p>
+    <w:p>
+      <w:pPr>
+        <w:pStyle w:val="2c"/>
+        <w:tabs>
+          <w:tab w:val="right" w:leader="dot" w:pos="9345"/>
+        </w:tabs>
+        <w:rPr>
+          <w:rFonts w:asciiTheme="minorHAnsi" w:eastAsiaTheme="minorEastAsia" w:hAnsiTheme="minorHAnsi"/>
+          <w:noProof/>
+          <w:kern w:val="2"/>
+          <w:sz w:val="24"/>
+          <w:szCs w:val="24"/>
+          <w14:ligatures w14:val="standardContextual"/>
+        </w:rPr>
+      </w:pPr>
+      <w:hyperlink w:anchor="_Toc242612940" w:history="1">
+        <w:r>
+          <w:rPr>
+            <w:rStyle w:val="aff8"/>
+            <w:noProof/>
+          </w:rPr>
+          <w:t xml:space="preserve">2.8 Задание 4. Диагностика </w:t>
+        </w:r>
+        <w:r>
+          <w:rPr>
+            <w:rStyle w:val="aff8"/>
+            <w:i/>
+            <w:noProof/>
+          </w:rPr>
+          <w:t>deadlock</w:t>
+        </w:r>
+        <w:r>
+          <w:rPr>
+            <w:noProof/>
+            <w:webHidden/>
+          </w:rPr>
+          <w:tab/>
+        </w:r>
+        <w:r>
+          <w:rPr>
+            <w:noProof/>
+            <w:webHidden/>
+          </w:rPr>
+          <w:fldChar w:fldCharType="begin"/>
+        </w:r>
+        <w:r>
+          <w:rPr>
+            <w:noProof/>
+            <w:webHidden/>
+          </w:rPr>
+          <w:instrText xml:space="preserve"> PAGEREF _Toc242612940 \h </w:instrText>
         </w:r>
         <w:r>
           <w:rPr>
@@ -897,13 +1051,13 @@
           <w14:ligatures w14:val="standardContextual"/>
         </w:rPr>
       </w:pPr>
-      <w:hyperlink w:anchor="_Toc242610203" w:history="1">
+      <w:hyperlink w:anchor="_Toc242612941" w:history="1">
         <w:r>
           <w:rPr>
             <w:rStyle w:val="aff8"/>
             <w:noProof/>
           </w:rPr>
-          <w:t xml:space="preserve">3.6 Задание 4. Диагностика </w:t>
+          <w:t xml:space="preserve">2.9 Задание 5. Исправление </w:t>
         </w:r>
         <w:r>
           <w:rPr>
@@ -932,7 +1086,7 @@
             <w:noProof/>
             <w:webHidden/>
           </w:rPr>
-          <w:instrText xml:space="preserve"> PAGEREF _Toc242610203 \h </w:instrText>
+          <w:instrText xml:space="preserve"> PAGEREF _Toc242612941 \h </w:instrText>
         </w:r>
         <w:r>
           <w:rPr>
@@ -978,94 +1132,13 @@
           <w14:ligatures w14:val="standardContextual"/>
         </w:rPr>
       </w:pPr>
-      <w:hyperlink w:anchor="_Toc242610204" w:history="1">
+      <w:hyperlink w:anchor="_Toc242612942" w:history="1">
         <w:r>
           <w:rPr>
             <w:rStyle w:val="aff8"/>
             <w:noProof/>
           </w:rPr>
-          <w:t xml:space="preserve">3.7 Задание 5. Исправление </w:t>
-        </w:r>
-        <w:r>
-          <w:rPr>
-            <w:rStyle w:val="aff8"/>
-            <w:i/>
-            <w:noProof/>
-          </w:rPr>
-          <w:t>deadlock</w:t>
-        </w:r>
-        <w:r>
-          <w:rPr>
-            <w:noProof/>
-            <w:webHidden/>
-          </w:rPr>
-          <w:tab/>
-        </w:r>
-        <w:r>
-          <w:rPr>
-            <w:noProof/>
-            <w:webHidden/>
-          </w:rPr>
-          <w:fldChar w:fldCharType="begin"/>
-        </w:r>
-        <w:r>
-          <w:rPr>
-            <w:noProof/>
-            <w:webHidden/>
-          </w:rPr>
-          <w:instrText xml:space="preserve"> PAGEREF _Toc242610204 \h </w:instrText>
-        </w:r>
-        <w:r>
-          <w:rPr>
-            <w:noProof/>
-            <w:webHidden/>
-          </w:rPr>
-        </w:r>
-        <w:r>
-          <w:rPr>
-            <w:noProof/>
-            <w:webHidden/>
-          </w:rPr>
-          <w:fldChar w:fldCharType="separate"/>
-        </w:r>
-        <w:r>
-          <w:rPr>
-            <w:noProof/>
-            <w:webHidden/>
-          </w:rPr>
-          <w:t>14</w:t>
-        </w:r>
-        <w:r>
-          <w:rPr>
-            <w:noProof/>
-            <w:webHidden/>
-          </w:rPr>
-          <w:fldChar w:fldCharType="end"/>
-        </w:r>
-      </w:hyperlink>
-    </w:p>
-    <w:p>
-      <w:pPr>
-        <w:pStyle w:val="2c"/>
-        <w:tabs>
-          <w:tab w:val="right" w:leader="dot" w:pos="9345"/>
-        </w:tabs>
-        <w:rPr>
-          <w:rFonts w:asciiTheme="minorHAnsi" w:eastAsiaTheme="minorEastAsia" w:hAnsiTheme="minorHAnsi"/>
-          <w:noProof/>
-          <w:kern w:val="2"/>
-          <w:sz w:val="24"/>
-          <w:szCs w:val="24"/>
-          <w14:ligatures w14:val="standardContextual"/>
-        </w:rPr>
-      </w:pPr>
-      <w:hyperlink w:anchor="_Toc242610205" w:history="1">
-        <w:r>
-          <w:rPr>
-            <w:rStyle w:val="aff8"/>
-            <w:noProof/>
-          </w:rPr>
-          <w:t xml:space="preserve">3.8 Задание 6. Обнаружение </w:t>
+          <w:t xml:space="preserve">2.10 Задание 6. Обнаружение </w:t>
         </w:r>
         <w:r>
           <w:rPr>
@@ -1101,7 +1174,7 @@
             <w:noProof/>
             <w:webHidden/>
           </w:rPr>
-          <w:instrText xml:space="preserve"> PAGEREF _Toc242610205 \h </w:instrText>
+          <w:instrText xml:space="preserve"> PAGEREF _Toc242612942 \h </w:instrText>
         </w:r>
         <w:r>
           <w:rPr>
@@ -1121,7 +1194,7 @@
             <w:noProof/>
             <w:webHidden/>
           </w:rPr>
-          <w:t>15</w:t>
+          <w:t>13</w:t>
         </w:r>
         <w:r>
           <w:rPr>
@@ -1147,13 +1220,13 @@
           <w14:ligatures w14:val="standardContextual"/>
         </w:rPr>
       </w:pPr>
-      <w:hyperlink w:anchor="_Toc242610206" w:history="1">
+      <w:hyperlink w:anchor="_Toc242612943" w:history="1">
         <w:r>
           <w:rPr>
             <w:rStyle w:val="aff8"/>
             <w:noProof/>
           </w:rPr>
-          <w:t xml:space="preserve">3.9 Задание 7. Именованный </w:t>
+          <w:t xml:space="preserve">2.11 Задание 7. Именованный </w:t>
         </w:r>
         <w:r>
           <w:rPr>
@@ -1189,7 +1262,7 @@
             <w:noProof/>
             <w:webHidden/>
           </w:rPr>
-          <w:instrText xml:space="preserve"> PAGEREF _Toc242610206 \h </w:instrText>
+          <w:instrText xml:space="preserve"> PAGEREF _Toc242612943 \h </w:instrText>
         </w:r>
         <w:r>
           <w:rPr>
@@ -1209,7 +1282,7 @@
             <w:noProof/>
             <w:webHidden/>
           </w:rPr>
-          <w:t>16</w:t>
+          <w:t>13</w:t>
         </w:r>
         <w:r>
           <w:rPr>
@@ -1235,13 +1308,13 @@
           <w14:ligatures w14:val="standardContextual"/>
         </w:rPr>
       </w:pPr>
-      <w:hyperlink w:anchor="_Toc242610207" w:history="1">
+      <w:hyperlink w:anchor="_Toc242612944" w:history="1">
         <w:r>
           <w:rPr>
             <w:rStyle w:val="aff8"/>
             <w:noProof/>
           </w:rPr>
-          <w:t>4 КОНТРОЛЬНЫЕ ВОПРОСЫ</w:t>
+          <w:t>3 Ответы на контрольные вопросы</w:t>
         </w:r>
         <w:r>
           <w:rPr>
@@ -1262,7 +1335,153 @@
             <w:noProof/>
             <w:webHidden/>
           </w:rPr>
-          <w:instrText xml:space="preserve"> PAGEREF _Toc242610207 \h </w:instrText>
+          <w:instrText xml:space="preserve"> PAGEREF _Toc242612944 \h </w:instrText>
+        </w:r>
+        <w:r>
+          <w:rPr>
+            <w:noProof/>
+            <w:webHidden/>
+          </w:rPr>
+        </w:r>
+        <w:r>
+          <w:rPr>
+            <w:noProof/>
+            <w:webHidden/>
+          </w:rPr>
+          <w:fldChar w:fldCharType="separate"/>
+        </w:r>
+        <w:r>
+          <w:rPr>
+            <w:noProof/>
+            <w:webHidden/>
+          </w:rPr>
+          <w:t>15</w:t>
+        </w:r>
+        <w:r>
+          <w:rPr>
+            <w:noProof/>
+            <w:webHidden/>
+          </w:rPr>
+          <w:fldChar w:fldCharType="end"/>
+        </w:r>
+      </w:hyperlink>
+    </w:p>
+    <w:p>
+      <w:pPr>
+        <w:pStyle w:val="14"/>
+        <w:tabs>
+          <w:tab w:val="right" w:leader="dot" w:pos="9345"/>
+        </w:tabs>
+        <w:rPr>
+          <w:rFonts w:asciiTheme="minorHAnsi" w:eastAsiaTheme="minorEastAsia" w:hAnsiTheme="minorHAnsi"/>
+          <w:noProof/>
+          <w:kern w:val="2"/>
+          <w:sz w:val="24"/>
+          <w:szCs w:val="24"/>
+          <w14:ligatures w14:val="standardContextual"/>
+        </w:rPr>
+      </w:pPr>
+      <w:hyperlink w:anchor="_Toc242612945" w:history="1">
+        <w:r>
+          <w:rPr>
+            <w:rStyle w:val="aff8"/>
+            <w:noProof/>
+          </w:rPr>
+          <w:t>Выводы</w:t>
+        </w:r>
+        <w:r>
+          <w:rPr>
+            <w:noProof/>
+            <w:webHidden/>
+          </w:rPr>
+          <w:tab/>
+        </w:r>
+        <w:r>
+          <w:rPr>
+            <w:noProof/>
+            <w:webHidden/>
+          </w:rPr>
+          <w:fldChar w:fldCharType="begin"/>
+        </w:r>
+        <w:r>
+          <w:rPr>
+            <w:noProof/>
+            <w:webHidden/>
+          </w:rPr>
+          <w:instrText xml:space="preserve"> PAGEREF _Toc242612945 \h </w:instrText>
+        </w:r>
+        <w:r>
+          <w:rPr>
+            <w:noProof/>
+            <w:webHidden/>
+          </w:rPr>
+        </w:r>
+        <w:r>
+          <w:rPr>
+            <w:noProof/>
+            <w:webHidden/>
+          </w:rPr>
+          <w:fldChar w:fldCharType="separate"/>
+        </w:r>
+        <w:r>
+          <w:rPr>
+            <w:noProof/>
+            <w:webHidden/>
+          </w:rPr>
+          <w:t>17</w:t>
+        </w:r>
+        <w:r>
+          <w:rPr>
+            <w:noProof/>
+            <w:webHidden/>
+          </w:rPr>
+          <w:fldChar w:fldCharType="end"/>
+        </w:r>
+      </w:hyperlink>
+    </w:p>
+    <w:p>
+      <w:pPr>
+        <w:pStyle w:val="14"/>
+        <w:tabs>
+          <w:tab w:val="right" w:leader="dot" w:pos="9345"/>
+        </w:tabs>
+        <w:rPr>
+          <w:rFonts w:asciiTheme="minorHAnsi" w:eastAsiaTheme="minorEastAsia" w:hAnsiTheme="minorHAnsi"/>
+          <w:noProof/>
+          <w:kern w:val="2"/>
+          <w:sz w:val="24"/>
+          <w:szCs w:val="24"/>
+          <w14:ligatures w14:val="standardContextual"/>
+        </w:rPr>
+      </w:pPr>
+      <w:hyperlink w:anchor="_Toc242612946" w:history="1">
+        <w:r>
+          <w:rPr>
+            <w:rStyle w:val="aff8"/>
+            <w:noProof/>
+          </w:rPr>
+          <w:t>Приложение А (обязательное) Листинги программного кода</w:t>
+        </w:r>
+        <w:r>
+          <w:rPr>
+            <w:noProof/>
+            <w:webHidden/>
+          </w:rPr>
+          <w:tab/>
+        </w:r>
+        <w:r>
+          <w:rPr>
+            <w:noProof/>
+            <w:webHidden/>
+          </w:rPr>
+          <w:fldChar w:fldCharType="begin"/>
+        </w:r>
+        <w:r>
+          <w:rPr>
+            <w:noProof/>
+            <w:webHidden/>
+          </w:rPr>
+          <w:instrText xml:space="preserve"> PAGEREF _Toc242612946 \h </w:instrText>
         </w:r>
         <w:r>
           <w:rPr>
@@ -1294,632 +1513,6 @@
       </w:hyperlink>
     </w:p>
     <w:p>
-      <w:pPr>
-        <w:pStyle w:val="2c"/>
-        <w:tabs>
-          <w:tab w:val="right" w:leader="dot" w:pos="9345"/>
-        </w:tabs>
-        <w:rPr>
-          <w:rFonts w:asciiTheme="minorHAnsi" w:eastAsiaTheme="minorEastAsia" w:hAnsiTheme="minorHAnsi"/>
-          <w:noProof/>
-          <w:kern w:val="2"/>
-          <w:sz w:val="24"/>
-          <w:szCs w:val="24"/>
-          <w14:ligatures w14:val="standardContextual"/>
-        </w:rPr>
-      </w:pPr>
-      <w:hyperlink w:anchor="_Toc242610208" w:history="1">
-        <w:r>
-          <w:rPr>
-            <w:rStyle w:val="aff8"/>
-            <w:noProof/>
-          </w:rPr>
-          <w:t xml:space="preserve">4.1 В чем разница между </w:t>
-        </w:r>
-        <w:r>
-          <w:rPr>
-            <w:rStyle w:val="aff8"/>
-            <w:i/>
-            <w:noProof/>
-          </w:rPr>
-          <w:t>Mutex</w:t>
-        </w:r>
-        <w:r>
-          <w:rPr>
-            <w:rStyle w:val="aff8"/>
-            <w:noProof/>
-          </w:rPr>
-          <w:t xml:space="preserve"> и </w:t>
-        </w:r>
-        <w:r>
-          <w:rPr>
-            <w:rStyle w:val="aff8"/>
-            <w:i/>
-            <w:noProof/>
-          </w:rPr>
-          <w:t>Semaphore</w:t>
-        </w:r>
-        <w:r>
-          <w:rPr>
-            <w:noProof/>
-            <w:webHidden/>
-          </w:rPr>
-          <w:tab/>
-        </w:r>
-        <w:r>
-          <w:rPr>
-            <w:noProof/>
-            <w:webHidden/>
-          </w:rPr>
-          <w:fldChar w:fldCharType="begin"/>
-        </w:r>
-        <w:r>
-          <w:rPr>
-            <w:noProof/>
-            <w:webHidden/>
-          </w:rPr>
-          <w:instrText xml:space="preserve"> PAGEREF _Toc242610208 \h </w:instrText>
-        </w:r>
-        <w:r>
-          <w:rPr>
-            <w:noProof/>
-            <w:webHidden/>
-          </w:rPr>
-        </w:r>
-        <w:r>
-          <w:rPr>
-            <w:noProof/>
-            <w:webHidden/>
-          </w:rPr>
-          <w:fldChar w:fldCharType="separate"/>
-        </w:r>
-        <w:r>
-          <w:rPr>
-            <w:noProof/>
-            <w:webHidden/>
-          </w:rPr>
-          <w:t>18</w:t>
-        </w:r>
-        <w:r>
-          <w:rPr>
-            <w:noProof/>
-            <w:webHidden/>
-          </w:rPr>
-          <w:fldChar w:fldCharType="end"/>
-        </w:r>
-      </w:hyperlink>
-    </w:p>
-    <w:p>
-      <w:pPr>
-        <w:pStyle w:val="2c"/>
-        <w:tabs>
-          <w:tab w:val="right" w:leader="dot" w:pos="9345"/>
-        </w:tabs>
-        <w:rPr>
-          <w:rFonts w:asciiTheme="minorHAnsi" w:eastAsiaTheme="minorEastAsia" w:hAnsiTheme="minorHAnsi"/>
-          <w:noProof/>
-          <w:kern w:val="2"/>
-          <w:sz w:val="24"/>
-          <w:szCs w:val="24"/>
-          <w14:ligatures w14:val="standardContextual"/>
-        </w:rPr>
-      </w:pPr>
-      <w:hyperlink w:anchor="_Toc242610209" w:history="1">
-        <w:r>
-          <w:rPr>
-            <w:rStyle w:val="aff8"/>
-            <w:noProof/>
-          </w:rPr>
-          <w:t xml:space="preserve">4.2 Что такое семафор со счетчиком и для чего он используется в </w:t>
-        </w:r>
-        <w:r>
-          <w:rPr>
-            <w:rStyle w:val="aff8"/>
-            <w:i/>
-            <w:noProof/>
-          </w:rPr>
-          <w:t>Producer-Consumer</w:t>
-        </w:r>
-        <w:r>
-          <w:rPr>
-            <w:noProof/>
-            <w:webHidden/>
-          </w:rPr>
-          <w:tab/>
-        </w:r>
-        <w:r>
-          <w:rPr>
-            <w:noProof/>
-            <w:webHidden/>
-          </w:rPr>
-          <w:fldChar w:fldCharType="begin"/>
-        </w:r>
-        <w:r>
-          <w:rPr>
-            <w:noProof/>
-            <w:webHidden/>
-          </w:rPr>
-          <w:instrText xml:space="preserve"> PAGEREF _Toc242610209 \h </w:instrText>
-        </w:r>
-        <w:r>
-          <w:rPr>
-            <w:noProof/>
-            <w:webHidden/>
-          </w:rPr>
-        </w:r>
-        <w:r>
-          <w:rPr>
-            <w:noProof/>
-            <w:webHidden/>
-          </w:rPr>
-          <w:fldChar w:fldCharType="separate"/>
-        </w:r>
-        <w:r>
-          <w:rPr>
-            <w:noProof/>
-            <w:webHidden/>
-          </w:rPr>
-          <w:t>18</w:t>
-        </w:r>
-        <w:r>
-          <w:rPr>
-            <w:noProof/>
-            <w:webHidden/>
-          </w:rPr>
-          <w:fldChar w:fldCharType="end"/>
-        </w:r>
-      </w:hyperlink>
-    </w:p>
-    <w:p>
-      <w:pPr>
-        <w:pStyle w:val="2c"/>
-        <w:tabs>
-          <w:tab w:val="right" w:leader="dot" w:pos="9345"/>
-        </w:tabs>
-        <w:rPr>
-          <w:rFonts w:asciiTheme="minorHAnsi" w:eastAsiaTheme="minorEastAsia" w:hAnsiTheme="minorHAnsi"/>
-          <w:noProof/>
-          <w:kern w:val="2"/>
-          <w:sz w:val="24"/>
-          <w:szCs w:val="24"/>
-          <w14:ligatures w14:val="standardContextual"/>
-        </w:rPr>
-      </w:pPr>
-      <w:hyperlink w:anchor="_Toc242610210" w:history="1">
-        <w:r>
-          <w:rPr>
-            <w:rStyle w:val="aff8"/>
-            <w:noProof/>
-          </w:rPr>
-          <w:t xml:space="preserve">4.3 Какие способы диагностики </w:t>
-        </w:r>
-        <w:r>
-          <w:rPr>
-            <w:rStyle w:val="aff8"/>
-            <w:i/>
-            <w:noProof/>
-          </w:rPr>
-          <w:t>deadlock</w:t>
-        </w:r>
-        <w:r>
-          <w:rPr>
-            <w:rStyle w:val="aff8"/>
-            <w:noProof/>
-          </w:rPr>
-          <w:t xml:space="preserve"> существуют в </w:t>
-        </w:r>
-        <w:r>
-          <w:rPr>
-            <w:rStyle w:val="aff8"/>
-            <w:i/>
-            <w:noProof/>
-          </w:rPr>
-          <w:t>Visual Studio</w:t>
-        </w:r>
-        <w:r>
-          <w:rPr>
-            <w:noProof/>
-            <w:webHidden/>
-          </w:rPr>
-          <w:tab/>
-        </w:r>
-        <w:r>
-          <w:rPr>
-            <w:noProof/>
-            <w:webHidden/>
-          </w:rPr>
-          <w:fldChar w:fldCharType="begin"/>
-        </w:r>
-        <w:r>
-          <w:rPr>
-            <w:noProof/>
-            <w:webHidden/>
-          </w:rPr>
-          <w:instrText xml:space="preserve"> PAGEREF _Toc242610210 \h </w:instrText>
-        </w:r>
-        <w:r>
-          <w:rPr>
-            <w:noProof/>
-            <w:webHidden/>
-          </w:rPr>
-        </w:r>
-        <w:r>
-          <w:rPr>
-            <w:noProof/>
-            <w:webHidden/>
-          </w:rPr>
-          <w:fldChar w:fldCharType="separate"/>
-        </w:r>
-        <w:r>
-          <w:rPr>
-            <w:noProof/>
-            <w:webHidden/>
-          </w:rPr>
-          <w:t>18</w:t>
-        </w:r>
-        <w:r>
-          <w:rPr>
-            <w:noProof/>
-            <w:webHidden/>
-          </w:rPr>
-          <w:fldChar w:fldCharType="end"/>
-        </w:r>
-      </w:hyperlink>
-    </w:p>
-    <w:p>
-      <w:pPr>
-        <w:pStyle w:val="2c"/>
-        <w:tabs>
-          <w:tab w:val="right" w:leader="dot" w:pos="9345"/>
-        </w:tabs>
-        <w:rPr>
-          <w:rFonts w:asciiTheme="minorHAnsi" w:eastAsiaTheme="minorEastAsia" w:hAnsiTheme="minorHAnsi"/>
-          <w:noProof/>
-          <w:kern w:val="2"/>
-          <w:sz w:val="24"/>
-          <w:szCs w:val="24"/>
-          <w14:ligatures w14:val="standardContextual"/>
-        </w:rPr>
-      </w:pPr>
-      <w:hyperlink w:anchor="_Toc242610211" w:history="1">
-        <w:r>
-          <w:rPr>
-            <w:rStyle w:val="aff8"/>
-            <w:noProof/>
-          </w:rPr>
-          <w:t xml:space="preserve">4.4 Чем отличается </w:t>
-        </w:r>
-        <w:r>
-          <w:rPr>
-            <w:rStyle w:val="aff8"/>
-            <w:i/>
-            <w:noProof/>
-          </w:rPr>
-          <w:t>lock</w:t>
-        </w:r>
-        <w:r>
-          <w:rPr>
-            <w:rStyle w:val="aff8"/>
-            <w:noProof/>
-          </w:rPr>
-          <w:t xml:space="preserve"> от </w:t>
-        </w:r>
-        <w:r>
-          <w:rPr>
-            <w:rStyle w:val="aff8"/>
-            <w:i/>
-            <w:noProof/>
-          </w:rPr>
-          <w:t>Mutex</w:t>
-        </w:r>
-        <w:r>
-          <w:rPr>
-            <w:noProof/>
-            <w:webHidden/>
-          </w:rPr>
-          <w:tab/>
-        </w:r>
-        <w:r>
-          <w:rPr>
-            <w:noProof/>
-            <w:webHidden/>
-          </w:rPr>
-          <w:fldChar w:fldCharType="begin"/>
-        </w:r>
-        <w:r>
-          <w:rPr>
-            <w:noProof/>
-            <w:webHidden/>
-          </w:rPr>
-          <w:instrText xml:space="preserve"> PAGEREF _Toc242610211 \h </w:instrText>
-        </w:r>
-        <w:r>
-          <w:rPr>
-            <w:noProof/>
-            <w:webHidden/>
-          </w:rPr>
-        </w:r>
-        <w:r>
-          <w:rPr>
-            <w:noProof/>
-            <w:webHidden/>
-          </w:rPr>
-          <w:fldChar w:fldCharType="separate"/>
-        </w:r>
-        <w:r>
-          <w:rPr>
-            <w:noProof/>
-            <w:webHidden/>
-          </w:rPr>
-          <w:t>18</w:t>
-        </w:r>
-        <w:r>
-          <w:rPr>
-            <w:noProof/>
-            <w:webHidden/>
-          </w:rPr>
-          <w:fldChar w:fldCharType="end"/>
-        </w:r>
-      </w:hyperlink>
-    </w:p>
-    <w:p>
-      <w:pPr>
-        <w:pStyle w:val="2c"/>
-        <w:tabs>
-          <w:tab w:val="right" w:leader="dot" w:pos="9345"/>
-        </w:tabs>
-        <w:rPr>
-          <w:rFonts w:asciiTheme="minorHAnsi" w:eastAsiaTheme="minorEastAsia" w:hAnsiTheme="minorHAnsi"/>
-          <w:noProof/>
-          <w:kern w:val="2"/>
-          <w:sz w:val="24"/>
-          <w:szCs w:val="24"/>
-          <w14:ligatures w14:val="standardContextual"/>
-        </w:rPr>
-      </w:pPr>
-      <w:hyperlink w:anchor="_Toc242610212" w:history="1">
-        <w:r>
-          <w:rPr>
-            <w:rStyle w:val="aff8"/>
-            <w:noProof/>
-          </w:rPr>
-          <w:t xml:space="preserve">4.5 Как избежать </w:t>
-        </w:r>
-        <w:r>
-          <w:rPr>
-            <w:rStyle w:val="aff8"/>
-            <w:i/>
-            <w:noProof/>
-          </w:rPr>
-          <w:t>deadlock</w:t>
-        </w:r>
-        <w:r>
-          <w:rPr>
-            <w:rStyle w:val="aff8"/>
-            <w:noProof/>
-          </w:rPr>
-          <w:t>'ов при проектировании многопоточных приложений</w:t>
-        </w:r>
-        <w:r>
-          <w:rPr>
-            <w:noProof/>
-            <w:webHidden/>
-          </w:rPr>
-          <w:tab/>
-        </w:r>
-        <w:r>
-          <w:rPr>
-            <w:noProof/>
-            <w:webHidden/>
-          </w:rPr>
-          <w:fldChar w:fldCharType="begin"/>
-        </w:r>
-        <w:r>
-          <w:rPr>
-            <w:noProof/>
-            <w:webHidden/>
-          </w:rPr>
-          <w:instrText xml:space="preserve"> PAGEREF _Toc242610212 \h </w:instrText>
-        </w:r>
-        <w:r>
-          <w:rPr>
-            <w:noProof/>
-            <w:webHidden/>
-          </w:rPr>
-        </w:r>
-        <w:r>
-          <w:rPr>
-            <w:noProof/>
-            <w:webHidden/>
-          </w:rPr>
-          <w:fldChar w:fldCharType="separate"/>
-        </w:r>
-        <w:r>
-          <w:rPr>
-            <w:noProof/>
-            <w:webHidden/>
-          </w:rPr>
-          <w:t>19</w:t>
-        </w:r>
-        <w:r>
-          <w:rPr>
-            <w:noProof/>
-            <w:webHidden/>
-          </w:rPr>
-          <w:fldChar w:fldCharType="end"/>
-        </w:r>
-      </w:hyperlink>
-    </w:p>
-    <w:p>
-      <w:pPr>
-        <w:pStyle w:val="2c"/>
-        <w:tabs>
-          <w:tab w:val="right" w:leader="dot" w:pos="9345"/>
-        </w:tabs>
-        <w:rPr>
-          <w:rFonts w:asciiTheme="minorHAnsi" w:eastAsiaTheme="minorEastAsia" w:hAnsiTheme="minorHAnsi"/>
-          <w:noProof/>
-          <w:kern w:val="2"/>
-          <w:sz w:val="24"/>
-          <w:szCs w:val="24"/>
-          <w14:ligatures w14:val="standardContextual"/>
-        </w:rPr>
-      </w:pPr>
-      <w:hyperlink w:anchor="_Toc242610213" w:history="1">
-        <w:r>
-          <w:rPr>
-            <w:rStyle w:val="aff8"/>
-            <w:noProof/>
-          </w:rPr>
-          <w:t>4.6 Что такое "голодание" (</w:t>
-        </w:r>
-        <w:r>
-          <w:rPr>
-            <w:rStyle w:val="aff8"/>
-            <w:i/>
-            <w:noProof/>
-          </w:rPr>
-          <w:t>starvation</w:t>
-        </w:r>
-        <w:r>
-          <w:rPr>
-            <w:rStyle w:val="aff8"/>
-            <w:noProof/>
-          </w:rPr>
-          <w:t xml:space="preserve">) потоков и как оно отличается от </w:t>
-        </w:r>
-        <w:r>
-          <w:rPr>
-            <w:rStyle w:val="aff8"/>
-            <w:i/>
-            <w:noProof/>
-          </w:rPr>
-          <w:t>deadlock</w:t>
-        </w:r>
-        <w:r>
-          <w:rPr>
-            <w:noProof/>
-            <w:webHidden/>
-          </w:rPr>
-          <w:tab/>
-        </w:r>
-        <w:r>
-          <w:rPr>
-            <w:noProof/>
-            <w:webHidden/>
-          </w:rPr>
-          <w:fldChar w:fldCharType="begin"/>
-        </w:r>
-        <w:r>
-          <w:rPr>
-            <w:noProof/>
-            <w:webHidden/>
-          </w:rPr>
-          <w:instrText xml:space="preserve"> PAGEREF _Toc242610213 \h </w:instrText>
-        </w:r>
-        <w:r>
-          <w:rPr>
-            <w:noProof/>
-            <w:webHidden/>
-          </w:rPr>
-        </w:r>
-        <w:r>
-          <w:rPr>
-            <w:noProof/>
-            <w:webHidden/>
-          </w:rPr>
-          <w:fldChar w:fldCharType="separate"/>
-        </w:r>
-        <w:r>
-          <w:rPr>
-            <w:noProof/>
-            <w:webHidden/>
-          </w:rPr>
-          <w:t>19</w:t>
-        </w:r>
-        <w:r>
-          <w:rPr>
-            <w:noProof/>
-            <w:webHidden/>
-          </w:rPr>
-          <w:fldChar w:fldCharType="end"/>
-        </w:r>
-      </w:hyperlink>
-    </w:p>
-    <w:p>
-      <w:pPr>
-        <w:pStyle w:val="14"/>
-        <w:tabs>
-          <w:tab w:val="right" w:leader="dot" w:pos="9345"/>
-        </w:tabs>
-        <w:rPr>
-          <w:rFonts w:asciiTheme="minorHAnsi" w:eastAsiaTheme="minorEastAsia" w:hAnsiTheme="minorHAnsi"/>
-          <w:noProof/>
-          <w:kern w:val="2"/>
-          <w:sz w:val="24"/>
-          <w:szCs w:val="24"/>
-          <w14:ligatures w14:val="standardContextual"/>
-        </w:rPr>
-      </w:pPr>
-      <w:hyperlink w:anchor="_Toc242610214" w:history="1">
-        <w:r>
-          <w:rPr>
-            <w:rStyle w:val="aff8"/>
-            <w:noProof/>
-          </w:rPr>
-          <w:t>ЗАКЛЮЧЕНИЕ</w:t>
-        </w:r>
-        <w:r>
-          <w:rPr>
-            <w:noProof/>
-            <w:webHidden/>
-          </w:rPr>
-          <w:tab/>
-        </w:r>
-        <w:r>
-          <w:rPr>
-            <w:noProof/>
-            <w:webHidden/>
-          </w:rPr>
-          <w:fldChar w:fldCharType="begin"/>
-        </w:r>
-        <w:r>
-          <w:rPr>
-            <w:noProof/>
-            <w:webHidden/>
-          </w:rPr>
-          <w:instrText xml:space="preserve"> PAGEREF _Toc242610214 \h </w:instrText>
-        </w:r>
-        <w:r>
-          <w:rPr>
-            <w:noProof/>
-            <w:webHidden/>
-          </w:rPr>
-        </w:r>
-        <w:r>
-          <w:rPr>
-            <w:noProof/>
-            <w:webHidden/>
-          </w:rPr>
-          <w:fldChar w:fldCharType="separate"/>
-        </w:r>
-        <w:r>
-          <w:rPr>
-            <w:noProof/>
-            <w:webHidden/>
-          </w:rPr>
-          <w:t>20</w:t>
-        </w:r>
-        <w:r>
-          <w:rPr>
-            <w:noProof/>
-            <w:webHidden/>
-          </w:rPr>
-          <w:fldChar w:fldCharType="end"/>
-        </w:r>
-      </w:hyperlink>
-    </w:p>
-    <w:p>
       <w:r>
         <w:fldChar w:fldCharType="end"/>
       </w:r>
@@ -1934,13 +1527,13 @@
         <w:pStyle w:val="1"/>
         <w:ind w:firstLine="709"/>
       </w:pPr>
-      <w:bookmarkStart w:id="0" w:name="_Toc242610195"/>
+      <w:bookmarkStart w:id="0" w:name="_Toc242612931"/>
       <w:r>
         <w:rPr>
           <w:rFonts w:ascii="Times New Roman" w:hAnsi="Times New Roman"/>
         </w:rPr>
         <w:lastRenderedPageBreak/>
-        <w:t>1 ЦЕЛЬ РАБОТЫ</w:t>
+        <w:t>1 Цель работы</w:t>
       </w:r>
       <w:bookmarkEnd w:id="0"/>
     </w:p>
@@ -1986,7 +1579,16 @@
         <w:t>deadlock</w:t>
       </w:r>
       <w:r>
-        <w:t>).</w:t>
+        <w:t xml:space="preserve">): получить стеки зависших потоков, устранить </w:t>
+      </w:r>
+      <w:r>
+        <w:rPr>
+          <w:i/>
+        </w:rPr>
+        <w:t>deadlock</w:t>
+      </w:r>
+      <w:r>
+        <w:t xml:space="preserve"> единым порядком захвата блокировок и обнаружить его по тайм-ауту.</w:t>
       </w:r>
     </w:p>
     <w:p>
@@ -1999,13 +1601,13 @@
         <w:pStyle w:val="1"/>
         <w:ind w:firstLine="709"/>
       </w:pPr>
-      <w:bookmarkStart w:id="1" w:name="_Toc242610196"/>
+      <w:bookmarkStart w:id="1" w:name="_Toc242612932"/>
       <w:r>
         <w:rPr>
           <w:rFonts w:ascii="Times New Roman" w:hAnsi="Times New Roman"/>
         </w:rPr>
         <w:lastRenderedPageBreak/>
-        <w:t>2 ТЕОРЕТИЧЕСКИЕ СВЕДЕНИЯ</w:t>
+        <w:t>2 Ход работы</w:t>
       </w:r>
       <w:bookmarkEnd w:id="1"/>
     </w:p>
@@ -2015,154 +1617,35 @@
         <w:jc w:val="both"/>
       </w:pPr>
       <w:r>
+        <w:t xml:space="preserve">Работа выполнена в консольном приложении </w:t>
+      </w:r>
+      <w:r>
         <w:rPr>
           <w:i/>
         </w:rPr>
-        <w:t>Producer-Consumer</w:t>
-      </w:r>
-      <w:r>
-        <w:t xml:space="preserve"> – классическая задача синхронизации: потоки-производители создают данные и помещают их в общий ограниченный буфер, а потоки-потребители забирают данные из буфера и обрабатывают их. Если буфер заполнен, производитель должен ждать свободного места, если пуст – потребитель должен ждать появления данных.</w:t>
-      </w:r>
-    </w:p>
-    <w:p>
-      <w:pPr>
-        <w:ind w:firstLine="709"/>
-        <w:jc w:val="both"/>
-      </w:pPr>
-      <w:r>
-        <w:t xml:space="preserve">Для этого используются три примитива. Семафор </w:t>
+        <w:t>C</w:t>
+      </w:r>
+      <w:r>
+        <w:t># для платформы .</w:t>
       </w:r>
       <w:r>
         <w:rPr>
           <w:i/>
         </w:rPr>
-        <w:t>empty</w:t>
-      </w:r>
-      <w:r>
-        <w:t xml:space="preserve"> (</w:t>
+        <w:t>NET</w:t>
+      </w:r>
+      <w:r>
+        <w:t xml:space="preserve"> 10 (</w:t>
       </w:r>
       <w:r>
         <w:rPr>
           <w:i/>
         </w:rPr>
-        <w:t>SemaphoreSlim</w:t>
-      </w:r>
-      <w:r>
-        <w:t xml:space="preserve">) считает свободные места в буфере. Семафор </w:t>
-      </w:r>
-      <w:r>
-        <w:rPr>
-          <w:i/>
-        </w:rPr>
-        <w:t>full</w:t>
-      </w:r>
-      <w:r>
-        <w:t xml:space="preserve"> считает занятые места. Мьютекс (</w:t>
-      </w:r>
-      <w:r>
-        <w:rPr>
-          <w:i/>
-        </w:rPr>
-        <w:t>Mutex</w:t>
-      </w:r>
-      <w:r>
-        <w:t>) обеспечивает взаимное исключение: в любой момент буфером пользуется только один поток. Семафор со счетчиком пропускает не более заданного числа потоков, а мьютекс пропускает ровно один и помнит своего владельца.</w:t>
-      </w:r>
-    </w:p>
-    <w:p>
-      <w:pPr>
-        <w:ind w:firstLine="709"/>
-        <w:jc w:val="both"/>
-      </w:pPr>
-      <w:r>
-        <w:t>Взаимоблокировка (</w:t>
-      </w:r>
-      <w:r>
-        <w:rPr>
-          <w:i/>
-        </w:rPr>
-        <w:t>deadlock</w:t>
-      </w:r>
-      <w:r>
-        <w:t>) – ситуация, в которой два или более потока ждут освобождения ресурсов, занятых друг другом, поэтому ни один не может продолжить работу. Типичная причина – захват нескольких блокировок в разном порядке. Способы борьбы: одинаковый порядок захвата, захват с тайм-аутом (</w:t>
-      </w:r>
-      <w:r>
-        <w:rPr>
-          <w:i/>
-        </w:rPr>
-        <w:t>Monitor.TryEnter</w:t>
-      </w:r>
-      <w:r>
-        <w:t>), минимизация числа одновременно удерживаемых блокировок.</w:t>
-      </w:r>
-    </w:p>
-    <w:p>
-      <w:pPr>
-        <w:ind w:firstLine="709"/>
-        <w:jc w:val="both"/>
-      </w:pPr>
-      <w:r>
-        <w:t>Именованный мьютекс (</w:t>
-      </w:r>
-      <w:r>
-        <w:rPr>
-          <w:i/>
-        </w:rPr>
-        <w:t>new Mutex</w:t>
-      </w:r>
-      <w:r>
-        <w:t>(</w:t>
-      </w:r>
-      <w:r>
-        <w:rPr>
-          <w:i/>
-        </w:rPr>
-        <w:t>false</w:t>
-      </w:r>
-      <w:r>
-        <w:t>, "</w:t>
-      </w:r>
-      <w:r>
-        <w:rPr>
-          <w:i/>
-        </w:rPr>
-        <w:t>Global</w:t>
-      </w:r>
-      <w:r>
-        <w:t>\\</w:t>
-      </w:r>
-      <w:r>
-        <w:rPr>
-          <w:i/>
-        </w:rPr>
-        <w:t>MyAppMutex</w:t>
-      </w:r>
-      <w:r>
-        <w:t>")</w:t>
-      </w:r>
-      <w:r>
-        <w:t>) виден всем процессам операционной системы, поэтому с его помощью можно ограничить запуск приложения одним экземпляром.</w:t>
-      </w:r>
-    </w:p>
-    <w:p>
-      <w:r>
-        <w:br w:type="page"/>
-      </w:r>
-    </w:p>
-    <w:p>
-      <w:pPr>
-        <w:pStyle w:val="1"/>
-        <w:ind w:firstLine="709"/>
-      </w:pPr>
-      <w:bookmarkStart w:id="2" w:name="_Toc242610197"/>
-      <w:r>
-        <w:rPr>
-          <w:rFonts w:ascii="Times New Roman" w:hAnsi="Times New Roman"/>
-        </w:rPr>
-        <w:lastRenderedPageBreak/>
-        <w:t>3 ВЫПОЛНЕНИЕ РАБОТЫ</w:t>
-      </w:r>
-      <w:bookmarkEnd w:id="2"/>
+        <w:t>SDK</w:t>
+      </w:r>
+      <w:r>
+        <w:t xml:space="preserve"> 10.0.401). Полный текст программы приведен в приложении А. Ниже последовательно описаны постановка задачи, теоретическая основа, реализация заданий и результаты проверки.</w:t>
+      </w:r>
     </w:p>
     <w:p>
       <w:pPr>
@@ -2170,14 +1653,14 @@
         <w:spacing w:before="360"/>
         <w:ind w:firstLine="709"/>
       </w:pPr>
-      <w:bookmarkStart w:id="3" w:name="_Toc242610198"/>
+      <w:bookmarkStart w:id="2" w:name="_Toc242612933"/>
       <w:r>
         <w:rPr>
           <w:rFonts w:ascii="Times New Roman" w:hAnsi="Times New Roman"/>
         </w:rPr>
-        <w:t>3.1 Подготовка среды</w:t>
-      </w:r>
-      <w:bookmarkEnd w:id="3"/>
+        <w:t>2.1 Постановка задачи</w:t>
+      </w:r>
+      <w:bookmarkEnd w:id="2"/>
     </w:p>
     <w:p>
       <w:pPr>
@@ -2185,133 +1668,7 @@
         <w:jc w:val="both"/>
       </w:pPr>
       <w:r>
-        <w:t xml:space="preserve">Приложение </w:t>
-      </w:r>
-      <w:r>
-        <w:rPr>
-          <w:i/>
-        </w:rPr>
-        <w:t>Lab5</w:t>
-      </w:r>
-      <w:r>
-        <w:t xml:space="preserve"> создано как консольный проект .</w:t>
-      </w:r>
-      <w:r>
-        <w:rPr>
-          <w:i/>
-        </w:rPr>
-        <w:t>NET</w:t>
-      </w:r>
-      <w:r>
-        <w:t xml:space="preserve"> с целевой платформой </w:t>
-      </w:r>
-      <w:r>
-        <w:rPr>
-          <w:i/>
-        </w:rPr>
-        <w:t>net10.0</w:t>
-      </w:r>
-      <w:r>
-        <w:t xml:space="preserve"> (</w:t>
-      </w:r>
-      <w:r>
-        <w:rPr>
-          <w:i/>
-        </w:rPr>
-        <w:t>SDK</w:t>
-      </w:r>
-      <w:r>
-        <w:t xml:space="preserve"> 10.0.401). Все задания собраны в одном проекте, режим выбирается аргументом командной строки: </w:t>
-      </w:r>
-      <w:r>
-        <w:rPr>
-          <w:i/>
-        </w:rPr>
-        <w:t>pc</w:t>
-      </w:r>
-      <w:r>
-        <w:t xml:space="preserve">, </w:t>
-      </w:r>
-      <w:r>
-        <w:rPr>
-          <w:i/>
-        </w:rPr>
-        <w:t>pc2</w:t>
-      </w:r>
-      <w:r>
-        <w:t xml:space="preserve">, </w:t>
-      </w:r>
-      <w:r>
-        <w:rPr>
-          <w:i/>
-        </w:rPr>
-        <w:t>pc10</w:t>
-      </w:r>
-      <w:r>
-        <w:t xml:space="preserve">, </w:t>
-      </w:r>
-      <w:r>
-        <w:rPr>
-          <w:i/>
-        </w:rPr>
-        <w:t>pc-more</w:t>
-      </w:r>
-      <w:r>
-        <w:t xml:space="preserve">, </w:t>
-      </w:r>
-      <w:r>
-        <w:rPr>
-          <w:i/>
-        </w:rPr>
-        <w:t>pc-items</w:t>
-      </w:r>
-      <w:r>
-        <w:t xml:space="preserve">, </w:t>
-      </w:r>
-      <w:r>
-        <w:rPr>
-          <w:i/>
-        </w:rPr>
-        <w:t>deadlock</w:t>
-      </w:r>
-      <w:r>
-        <w:t xml:space="preserve">, </w:t>
-      </w:r>
-      <w:r>
-        <w:rPr>
-          <w:i/>
-        </w:rPr>
-        <w:t>deadlock-fixed</w:t>
-      </w:r>
-      <w:r>
-        <w:t xml:space="preserve">, </w:t>
-      </w:r>
-      <w:r>
-        <w:rPr>
-          <w:i/>
-        </w:rPr>
-        <w:t>deadlock-timeout</w:t>
-      </w:r>
-      <w:r>
-        <w:t xml:space="preserve">, </w:t>
-      </w:r>
-      <w:r>
-        <w:rPr>
-          <w:i/>
-        </w:rPr>
-        <w:t>mutex</w:t>
-      </w:r>
-      <w:r>
-        <w:t xml:space="preserve">. Компьютер: процессор </w:t>
-      </w:r>
-      <w:r>
-        <w:rPr>
-          <w:i/>
-        </w:rPr>
-        <w:t>Intel Core i5-1035G1</w:t>
-      </w:r>
-      <w:r>
-        <w:t xml:space="preserve"> (4 ядра, 8 логических процессоров).</w:t>
+        <w:t>Для изучения многопоточного программирования в рамках работы требуется выполнить следующие задачи:</w:t>
       </w:r>
     </w:p>
     <w:p>
@@ -2320,103 +1677,124 @@
         <w:jc w:val="both"/>
       </w:pPr>
       <w:r>
-        <w:t xml:space="preserve">В коде методических указаний есть дефект: после установки флага </w:t>
-      </w:r>
-      <w:r>
-        <w:t>_</w:t>
+        <w:t xml:space="preserve">1 запустить программу </w:t>
       </w:r>
       <w:r>
         <w:rPr>
           <w:i/>
         </w:rPr>
-        <w:t>isRunning</w:t>
-      </w:r>
-      <w:r>
-        <w:t xml:space="preserve"> = </w:t>
+        <w:t>Producer-Consumer</w:t>
+      </w:r>
+      <w:r>
+        <w:t xml:space="preserve"> с семафорами и проанализировать синхронизацию потоков;</w:t>
+      </w:r>
+    </w:p>
+    <w:p>
+      <w:pPr>
+        <w:ind w:firstLine="709"/>
+        <w:jc w:val="both"/>
+      </w:pPr>
+      <w:r>
+        <w:t>2 изменить размер буфера на 2 и на 10 и оценить влияние;</w:t>
+      </w:r>
+    </w:p>
+    <w:p>
+      <w:pPr>
+        <w:ind w:firstLine="709"/>
+        <w:jc w:val="both"/>
+      </w:pPr>
+      <w:r>
+        <w:t>3 добавить еще одного производителя и еще одного потребителя;</w:t>
+      </w:r>
+    </w:p>
+    <w:p>
+      <w:pPr>
+        <w:ind w:firstLine="709"/>
+        <w:jc w:val="both"/>
+      </w:pPr>
+      <w:r>
+        <w:t>4 реализовать хранение в буфере объектов с полями вместо чисел;</w:t>
+      </w:r>
+    </w:p>
+    <w:p>
+      <w:pPr>
+        <w:ind w:firstLine="709"/>
+        <w:jc w:val="both"/>
+      </w:pPr>
+      <w:r>
+        <w:t xml:space="preserve">5 запустить программу с </w:t>
       </w:r>
       <w:r>
         <w:rPr>
           <w:i/>
         </w:rPr>
-        <w:t>false</w:t>
-      </w:r>
-      <w:r>
-        <w:t xml:space="preserve"> производители завершаются, а потребители остаются ожидать </w:t>
-      </w:r>
-      <w:r>
-        <w:t>_</w:t>
+        <w:t>deadlock</w:t>
+      </w:r>
+      <w:r>
+        <w:t xml:space="preserve"> и выполнить диагностику;</w:t>
+      </w:r>
+    </w:p>
+    <w:p>
+      <w:pPr>
+        <w:ind w:firstLine="709"/>
+        <w:jc w:val="both"/>
+      </w:pPr>
+      <w:r>
+        <w:t xml:space="preserve">6 исправить </w:t>
       </w:r>
       <w:r>
         <w:rPr>
           <w:i/>
         </w:rPr>
-        <w:t>filledSlots.WaitAsync</w:t>
-      </w:r>
-      <w:r>
-        <w:t>()</w:t>
-      </w:r>
-      <w:r>
-        <w:t xml:space="preserve"> навсегда, и </w:t>
+        <w:t>deadlock</w:t>
+      </w:r>
+      <w:r>
+        <w:t xml:space="preserve"> одинаковым порядком захвата блокировок;</w:t>
+      </w:r>
+    </w:p>
+    <w:p>
+      <w:pPr>
+        <w:ind w:firstLine="709"/>
+        <w:jc w:val="both"/>
+      </w:pPr>
+      <w:r>
+        <w:t xml:space="preserve">7 обнаружить </w:t>
       </w:r>
       <w:r>
         <w:rPr>
           <w:i/>
         </w:rPr>
-        <w:t>Task.WaitAll</w:t>
-      </w:r>
-      <w:r>
-        <w:t xml:space="preserve"> никогда не возвращает управление. Поэтому ожидание семафоров выполняется с тайм-аутом: </w:t>
+        <w:t>deadlock</w:t>
+      </w:r>
+      <w:r>
+        <w:t xml:space="preserve"> с помощью тайм-аута </w:t>
       </w:r>
       <w:r>
         <w:rPr>
           <w:i/>
         </w:rPr>
-        <w:t>await</w:t>
-      </w:r>
-      <w:r>
-        <w:t xml:space="preserve"> _</w:t>
+        <w:t>Monitor.TryEnter</w:t>
+      </w:r>
+      <w:r>
+        <w:t>;</w:t>
+      </w:r>
+    </w:p>
+    <w:p>
+      <w:pPr>
+        <w:ind w:firstLine="709"/>
+        <w:jc w:val="both"/>
+      </w:pPr>
+      <w:r>
+        <w:t xml:space="preserve">8 проверить именованный </w:t>
       </w:r>
       <w:r>
         <w:rPr>
           <w:i/>
         </w:rPr>
-        <w:t>emptySlots.WaitAsync</w:t>
-      </w:r>
-      <w:r>
-        <w:t>(500)</w:t>
-      </w:r>
-      <w:r>
-        <w:t xml:space="preserve"> и </w:t>
-      </w:r>
-      <w:r>
-        <w:rPr>
-          <w:i/>
-        </w:rPr>
-        <w:t>await</w:t>
-      </w:r>
-      <w:r>
-        <w:t xml:space="preserve"> _</w:t>
-      </w:r>
-      <w:r>
-        <w:rPr>
-          <w:i/>
-        </w:rPr>
-        <w:t>filledSlots.WaitAsync</w:t>
-      </w:r>
-      <w:r>
-        <w:t>(500)</w:t>
-      </w:r>
-      <w:r>
-        <w:t xml:space="preserve">, а при неудаче цикл проверяет флаг заново. Остальной код не изменен. Также размер буфера и число потоков вынесены в параметры метода </w:t>
-      </w:r>
-      <w:r>
-        <w:rPr>
-          <w:i/>
-        </w:rPr>
-        <w:t>Run</w:t>
-      </w:r>
-      <w:r>
-        <w:t>, чтобы выполнить задания 2 и 3 без правки кода.</w:t>
+        <w:t>Mutex</w:t>
+      </w:r>
+      <w:r>
+        <w:t xml:space="preserve"> двумя экземплярами программы.</w:t>
       </w:r>
     </w:p>
     <w:p>
@@ -2425,12 +1803,418 @@
         <w:spacing w:before="360"/>
         <w:ind w:firstLine="709"/>
       </w:pPr>
-      <w:bookmarkStart w:id="4" w:name="_Toc242610199"/>
+      <w:bookmarkStart w:id="3" w:name="_Toc242612934"/>
       <w:r>
         <w:rPr>
           <w:rFonts w:ascii="Times New Roman" w:hAnsi="Times New Roman"/>
         </w:rPr>
-        <w:t xml:space="preserve">3.2 Задание 1. Запуск и анализ </w:t>
+        <w:t>2.2 Теоретические сведения</w:t>
+      </w:r>
+      <w:bookmarkEnd w:id="3"/>
+    </w:p>
+    <w:p>
+      <w:pPr>
+        <w:ind w:firstLine="709"/>
+        <w:jc w:val="both"/>
+      </w:pPr>
+      <w:r>
+        <w:rPr>
+          <w:i/>
+        </w:rPr>
+        <w:t>Producer-Consumer</w:t>
+      </w:r>
+      <w:r>
+        <w:t xml:space="preserve"> – классическая задача синхронизации: потоки-производители создают данные и помещают их в общий ограниченный буфер, а потоки-потребители забирают данные из буфера и обрабатывают их. Если буфер заполнен, производитель должен ждать свободного места, если пуст – потребитель должен ждать появления данных.</w:t>
+      </w:r>
+    </w:p>
+    <w:p>
+      <w:pPr>
+        <w:ind w:firstLine="709"/>
+        <w:jc w:val="both"/>
+      </w:pPr>
+      <w:r>
+        <w:t xml:space="preserve">Для этого используются три примитива. Семафор </w:t>
+      </w:r>
+      <w:r>
+        <w:rPr>
+          <w:i/>
+        </w:rPr>
+        <w:t>empty</w:t>
+      </w:r>
+      <w:r>
+        <w:t xml:space="preserve"> (</w:t>
+      </w:r>
+      <w:r>
+        <w:rPr>
+          <w:i/>
+        </w:rPr>
+        <w:t>SemaphoreSlim</w:t>
+      </w:r>
+      <w:r>
+        <w:t xml:space="preserve">) считает свободные места в буфере. Семафор </w:t>
+      </w:r>
+      <w:r>
+        <w:rPr>
+          <w:i/>
+        </w:rPr>
+        <w:t>full</w:t>
+      </w:r>
+      <w:r>
+        <w:t xml:space="preserve"> считает занятые места. Мьютекс (</w:t>
+      </w:r>
+      <w:r>
+        <w:rPr>
+          <w:i/>
+        </w:rPr>
+        <w:t>Mutex</w:t>
+      </w:r>
+      <w:r>
+        <w:t>) обеспечивает взаимное исключение: в любой момент буфером пользуется только один поток. Семафор со счетчиком пропускает не более заданного числа потоков, а мьютекс пропускает ровно один и помнит своего владельца.</w:t>
+      </w:r>
+    </w:p>
+    <w:p>
+      <w:pPr>
+        <w:ind w:firstLine="709"/>
+        <w:jc w:val="both"/>
+      </w:pPr>
+      <w:r>
+        <w:t>Взаимоблокировка (</w:t>
+      </w:r>
+      <w:r>
+        <w:rPr>
+          <w:i/>
+        </w:rPr>
+        <w:t>deadlock</w:t>
+      </w:r>
+      <w:r>
+        <w:t>) – ситуация, в которой два или более потока ждут освобождения ресурсов, занятых друг другом, поэтому ни один не может продолжить работу. Типичная причина – захват нескольких блокировок в разном порядке. Способы борьбы: одинаковый порядок захвата, захват с тайм-аутом (</w:t>
+      </w:r>
+      <w:r>
+        <w:rPr>
+          <w:i/>
+        </w:rPr>
+        <w:t>Monitor.TryEnter</w:t>
+      </w:r>
+      <w:r>
+        <w:t>), минимизация числа одновременно удерживаемых блокировок.</w:t>
+      </w:r>
+    </w:p>
+    <w:p>
+      <w:pPr>
+        <w:ind w:firstLine="709"/>
+        <w:jc w:val="both"/>
+      </w:pPr>
+      <w:r>
+        <w:lastRenderedPageBreak/>
+        <w:t>Именованный мьютекс (</w:t>
+      </w:r>
+      <w:r>
+        <w:rPr>
+          <w:i/>
+        </w:rPr>
+        <w:t>new Mutex</w:t>
+      </w:r>
+      <w:r>
+        <w:t>(</w:t>
+      </w:r>
+      <w:r>
+        <w:rPr>
+          <w:i/>
+        </w:rPr>
+        <w:t>false</w:t>
+      </w:r>
+      <w:r>
+        <w:t>, "</w:t>
+      </w:r>
+      <w:r>
+        <w:rPr>
+          <w:i/>
+        </w:rPr>
+        <w:t>Global</w:t>
+      </w:r>
+      <w:r>
+        <w:t>\\</w:t>
+      </w:r>
+      <w:r>
+        <w:rPr>
+          <w:i/>
+        </w:rPr>
+        <w:t>MyAppMutex</w:t>
+      </w:r>
+      <w:r>
+        <w:t>")</w:t>
+      </w:r>
+      <w:r>
+        <w:t>) виден всем процессам операционной системы, поэтому с его помощью можно ограничить запуск приложения одним экземпляром.</w:t>
+      </w:r>
+    </w:p>
+    <w:p>
+      <w:pPr>
+        <w:pStyle w:val="21"/>
+        <w:spacing w:before="360"/>
+        <w:ind w:firstLine="709"/>
+      </w:pPr>
+      <w:bookmarkStart w:id="4" w:name="_Toc242612935"/>
+      <w:r>
+        <w:rPr>
+          <w:rFonts w:ascii="Times New Roman" w:hAnsi="Times New Roman"/>
+        </w:rPr>
+        <w:t>2.3 Подготовка среды</w:t>
+      </w:r>
+      <w:bookmarkEnd w:id="4"/>
+    </w:p>
+    <w:p>
+      <w:pPr>
+        <w:ind w:firstLine="709"/>
+        <w:jc w:val="both"/>
+      </w:pPr>
+      <w:r>
+        <w:t xml:space="preserve">Приложение </w:t>
+      </w:r>
+      <w:r>
+        <w:rPr>
+          <w:i/>
+        </w:rPr>
+        <w:t>Lab5</w:t>
+      </w:r>
+      <w:r>
+        <w:t xml:space="preserve"> создано как консольный проект .</w:t>
+      </w:r>
+      <w:r>
+        <w:rPr>
+          <w:i/>
+        </w:rPr>
+        <w:t>NET</w:t>
+      </w:r>
+      <w:r>
+        <w:t xml:space="preserve"> с целевой платформой </w:t>
+      </w:r>
+      <w:r>
+        <w:rPr>
+          <w:i/>
+        </w:rPr>
+        <w:t>net10.0</w:t>
+      </w:r>
+      <w:r>
+        <w:t xml:space="preserve"> (</w:t>
+      </w:r>
+      <w:r>
+        <w:rPr>
+          <w:i/>
+        </w:rPr>
+        <w:t>SDK</w:t>
+      </w:r>
+      <w:r>
+        <w:t xml:space="preserve"> 10.0.401). Все задания собраны в одном проекте, режим выбирается аргументом командной строки: </w:t>
+      </w:r>
+      <w:r>
+        <w:rPr>
+          <w:i/>
+        </w:rPr>
+        <w:t>pc</w:t>
+      </w:r>
+      <w:r>
+        <w:t xml:space="preserve">, </w:t>
+      </w:r>
+      <w:r>
+        <w:rPr>
+          <w:i/>
+        </w:rPr>
+        <w:t>pc2</w:t>
+      </w:r>
+      <w:r>
+        <w:t xml:space="preserve">, </w:t>
+      </w:r>
+      <w:r>
+        <w:rPr>
+          <w:i/>
+        </w:rPr>
+        <w:t>pc10</w:t>
+      </w:r>
+      <w:r>
+        <w:t xml:space="preserve">, </w:t>
+      </w:r>
+      <w:r>
+        <w:rPr>
+          <w:i/>
+        </w:rPr>
+        <w:t>pc-more</w:t>
+      </w:r>
+      <w:r>
+        <w:t xml:space="preserve">, </w:t>
+      </w:r>
+      <w:r>
+        <w:rPr>
+          <w:i/>
+        </w:rPr>
+        <w:t>pc-items</w:t>
+      </w:r>
+      <w:r>
+        <w:t xml:space="preserve">, </w:t>
+      </w:r>
+      <w:r>
+        <w:rPr>
+          <w:i/>
+        </w:rPr>
+        <w:t>deadlock</w:t>
+      </w:r>
+      <w:r>
+        <w:t xml:space="preserve">, </w:t>
+      </w:r>
+      <w:r>
+        <w:rPr>
+          <w:i/>
+        </w:rPr>
+        <w:t>deadlock-fixed</w:t>
+      </w:r>
+      <w:r>
+        <w:t xml:space="preserve">, </w:t>
+      </w:r>
+      <w:r>
+        <w:rPr>
+          <w:i/>
+        </w:rPr>
+        <w:t>deadlock-timeout</w:t>
+      </w:r>
+      <w:r>
+        <w:t xml:space="preserve">, </w:t>
+      </w:r>
+      <w:r>
+        <w:rPr>
+          <w:i/>
+        </w:rPr>
+        <w:t>mutex</w:t>
+      </w:r>
+      <w:r>
+        <w:t xml:space="preserve">. Компьютер: процессор </w:t>
+      </w:r>
+      <w:r>
+        <w:rPr>
+          <w:i/>
+        </w:rPr>
+        <w:t>Intel Core i5-1035G1</w:t>
+      </w:r>
+      <w:r>
+        <w:t xml:space="preserve"> (4 ядра, 8 логических процессоров).</w:t>
+      </w:r>
+    </w:p>
+    <w:p>
+      <w:pPr>
+        <w:ind w:firstLine="709"/>
+        <w:jc w:val="both"/>
+      </w:pPr>
+      <w:r>
+        <w:t xml:space="preserve">В коде методических указаний есть дефект: после установки флага </w:t>
+      </w:r>
+      <w:r>
+        <w:t>_</w:t>
+      </w:r>
+      <w:r>
+        <w:rPr>
+          <w:i/>
+        </w:rPr>
+        <w:t>isRunning</w:t>
+      </w:r>
+      <w:r>
+        <w:t xml:space="preserve"> = </w:t>
+      </w:r>
+      <w:r>
+        <w:rPr>
+          <w:i/>
+        </w:rPr>
+        <w:t>false</w:t>
+      </w:r>
+      <w:r>
+        <w:t xml:space="preserve"> производители завершаются, а потребители остаются ожидать </w:t>
+      </w:r>
+      <w:r>
+        <w:t>_</w:t>
+      </w:r>
+      <w:r>
+        <w:rPr>
+          <w:i/>
+        </w:rPr>
+        <w:t>filledSlots.WaitAsync</w:t>
+      </w:r>
+      <w:r>
+        <w:t>()</w:t>
+      </w:r>
+      <w:r>
+        <w:t xml:space="preserve"> навсегда, и </w:t>
+      </w:r>
+      <w:r>
+        <w:rPr>
+          <w:i/>
+        </w:rPr>
+        <w:t>Task.WaitAll</w:t>
+      </w:r>
+      <w:r>
+        <w:t xml:space="preserve"> никогда не возвращает управление. Поэтому ожидание семафоров выполняется с тайм-аутом: </w:t>
+      </w:r>
+      <w:r>
+        <w:rPr>
+          <w:i/>
+        </w:rPr>
+        <w:t>await</w:t>
+      </w:r>
+      <w:r>
+        <w:t xml:space="preserve"> _</w:t>
+      </w:r>
+      <w:r>
+        <w:rPr>
+          <w:i/>
+        </w:rPr>
+        <w:t>emptySlots.WaitAsync</w:t>
+      </w:r>
+      <w:r>
+        <w:t>(500)</w:t>
+      </w:r>
+      <w:r>
+        <w:t xml:space="preserve"> и </w:t>
+      </w:r>
+      <w:r>
+        <w:rPr>
+          <w:i/>
+        </w:rPr>
+        <w:t>await</w:t>
+      </w:r>
+      <w:r>
+        <w:t xml:space="preserve"> _</w:t>
+      </w:r>
+      <w:r>
+        <w:rPr>
+          <w:i/>
+        </w:rPr>
+        <w:t>filledSlots.WaitAsync</w:t>
+      </w:r>
+      <w:r>
+        <w:t>(500)</w:t>
+      </w:r>
+      <w:r>
+        <w:t xml:space="preserve">, а при неудаче цикл проверяет флаг заново. Остальной код не изменен. Также размер буфера и число потоков вынесены в параметры метода </w:t>
+      </w:r>
+      <w:r>
+        <w:rPr>
+          <w:i/>
+        </w:rPr>
+        <w:t>Run</w:t>
+      </w:r>
+      <w:r>
+        <w:t>, чтобы выполнить задания 2 и 3 без правки кода.</w:t>
+      </w:r>
+    </w:p>
+    <w:p>
+      <w:pPr>
+        <w:pStyle w:val="21"/>
+        <w:spacing w:before="360"/>
+        <w:ind w:firstLine="709"/>
+      </w:pPr>
+      <w:bookmarkStart w:id="5" w:name="_Toc242612936"/>
+      <w:r>
+        <w:rPr>
+          <w:rFonts w:ascii="Times New Roman" w:hAnsi="Times New Roman"/>
+        </w:rPr>
+        <w:t xml:space="preserve">2.4 Задание 1. Запуск и анализ </w:t>
       </w:r>
       <w:r>
         <w:rPr>
@@ -2439,7 +2223,7 @@
         </w:rPr>
         <w:t>Producer-Consumer</w:t>
       </w:r>
-      <w:bookmarkEnd w:id="4"/>
+      <w:bookmarkEnd w:id="5"/>
     </w:p>
     <w:p>
       <w:pPr>
@@ -2447,465 +2231,16 @@
         <w:jc w:val="both"/>
       </w:pPr>
       <w:r>
-        <w:t>Два производителя и три потребителя работают с общим буфером на 5 элементов в течение 5 секунд. Код производителя и потребителя приведен в листинге.</w:t>
-      </w:r>
-    </w:p>
-    <w:p>
-      <w:pPr>
-        <w:keepNext/>
+        <w:t>Два производителя и три потребителя работают с общим буфером на 5 элементов в течение 5 секунд. Код производителя и потребителя приведен в приложении А.</w:t>
+      </w:r>
+    </w:p>
+    <w:p>
+      <w:pPr>
         <w:ind w:firstLine="709"/>
         <w:jc w:val="both"/>
       </w:pPr>
       <w:r>
-        <w:t>Листинг 3.1 – Производитель и потребитель (задание 1)</w:t>
-      </w:r>
-    </w:p>
-    <w:p>
-      <w:pPr>
-        <w:pStyle w:val="Listing"/>
-      </w:pPr>
-      <w:r>
-        <w:t>// Метод производителя</w:t>
-      </w:r>
-    </w:p>
-    <w:p>
-      <w:pPr>
-        <w:pStyle w:val="Listing"/>
-      </w:pPr>
-      <w:r>
-        <w:t>static async Task Producer(int id)</w:t>
-      </w:r>
-    </w:p>
-    <w:p>
-      <w:pPr>
-        <w:pStyle w:val="Listing"/>
-      </w:pPr>
-      <w:r>
-        <w:t>{</w:t>
-      </w:r>
-    </w:p>
-    <w:p>
-      <w:pPr>
-        <w:pStyle w:val="Listing"/>
-      </w:pPr>
-      <w:r>
-        <w:t xml:space="preserve">    Random rand = new Random(id);</w:t>
-      </w:r>
-    </w:p>
-    <w:p>
-      <w:pPr>
-        <w:pStyle w:val="Listing"/>
-      </w:pPr>
-      <w:r>
-        <w:t xml:space="preserve">    while (_isRunning)</w:t>
-      </w:r>
-    </w:p>
-    <w:p>
-      <w:pPr>
-        <w:pStyle w:val="Listing"/>
-      </w:pPr>
-      <w:r>
-        <w:t xml:space="preserve">    {</w:t>
-      </w:r>
-    </w:p>
-    <w:p>
-      <w:pPr>
-        <w:pStyle w:val="Listing"/>
-      </w:pPr>
-      <w:r>
-        <w:t xml:space="preserve">        // Ждем, пока освободится место в буфере (с тайм-аутом, чтобы после остановки поток мог завершиться)</w:t>
-      </w:r>
-    </w:p>
-    <w:p>
-      <w:pPr>
-        <w:pStyle w:val="Listing"/>
-      </w:pPr>
-      <w:r>
-        <w:t xml:space="preserve">        if (!await _emptySlots.WaitAsync(500)) continue;</w:t>
-      </w:r>
-    </w:p>
-    <w:p>
-      <w:pPr>
-        <w:pStyle w:val="Listing"/>
-      </w:pPr>
-      <w:r>
-        <w:t xml:space="preserve">        // Захватываем мьютекс для безопасной работы с буфером</w:t>
-      </w:r>
-    </w:p>
-    <w:p>
-      <w:pPr>
-        <w:pStyle w:val="Listing"/>
-      </w:pPr>
-      <w:r>
-        <w:t xml:space="preserve">        _mutex.WaitOne();</w:t>
-      </w:r>
-    </w:p>
-    <w:p>
-      <w:pPr>
-        <w:pStyle w:val="Listing"/>
-      </w:pPr>
-      <w:r>
-        <w:t xml:space="preserve">        try</w:t>
-      </w:r>
-    </w:p>
-    <w:p>
-      <w:pPr>
-        <w:pStyle w:val="Listing"/>
-      </w:pPr>
-      <w:r>
-        <w:t xml:space="preserve">        {</w:t>
-      </w:r>
-    </w:p>
-    <w:p>
-      <w:pPr>
-        <w:pStyle w:val="Listing"/>
-      </w:pPr>
-      <w:r>
-        <w:t xml:space="preserve">            int item = rand.Next(1, 100);</w:t>
-      </w:r>
-    </w:p>
-    <w:p>
-      <w:pPr>
-        <w:pStyle w:val="Listing"/>
-      </w:pPr>
-      <w:r>
-        <w:t xml:space="preserve">            _buffer.Enqueue(item);</w:t>
-      </w:r>
-    </w:p>
-    <w:p>
-      <w:pPr>
-        <w:pStyle w:val="Listing"/>
-      </w:pPr>
-      <w:r>
-        <w:t xml:space="preserve">            Console.WriteLine($"[Producer {id}] Добавлен элемент: {item}. В буфере: {_buffer.Count} элементов.");</w:t>
-      </w:r>
-    </w:p>
-    <w:p>
-      <w:pPr>
-        <w:pStyle w:val="Listing"/>
-      </w:pPr>
-      <w:r>
-        <w:t xml:space="preserve">        }</w:t>
-      </w:r>
-    </w:p>
-    <w:p>
-      <w:pPr>
-        <w:pStyle w:val="Listing"/>
-      </w:pPr>
-      <w:r>
-        <w:t xml:space="preserve">        finally</w:t>
-      </w:r>
-    </w:p>
-    <w:p>
-      <w:pPr>
-        <w:pStyle w:val="Listing"/>
-      </w:pPr>
-      <w:r>
-        <w:t xml:space="preserve">        {</w:t>
-      </w:r>
-    </w:p>
-    <w:p>
-      <w:pPr>
-        <w:pStyle w:val="Listing"/>
-      </w:pPr>
-      <w:r>
-        <w:t xml:space="preserve">            _mutex.ReleaseMutex();</w:t>
-      </w:r>
-    </w:p>
-    <w:p>
-      <w:pPr>
-        <w:pStyle w:val="Listing"/>
-      </w:pPr>
-      <w:r>
-        <w:lastRenderedPageBreak/>
-        <w:t xml:space="preserve">        }</w:t>
-      </w:r>
-    </w:p>
-    <w:p>
-      <w:pPr>
-        <w:pStyle w:val="Listing"/>
-      </w:pPr>
-      <w:r>
-        <w:t xml:space="preserve">        // Увеличиваем счетчик занятых мест</w:t>
-      </w:r>
-    </w:p>
-    <w:p>
-      <w:pPr>
-        <w:pStyle w:val="Listing"/>
-      </w:pPr>
-      <w:r>
-        <w:t xml:space="preserve">        _filledSlots.Release();</w:t>
-      </w:r>
-    </w:p>
-    <w:p>
-      <w:pPr>
-        <w:pStyle w:val="Listing"/>
-      </w:pPr>
-      <w:r>
-        <w:t xml:space="preserve">        // Имитация времени на производство</w:t>
-      </w:r>
-    </w:p>
-    <w:p>
-      <w:pPr>
-        <w:pStyle w:val="Listing"/>
-      </w:pPr>
-      <w:r>
-        <w:t xml:space="preserve">        await Task.Delay(rand.Next(200, 600));</w:t>
-      </w:r>
-    </w:p>
-    <w:p>
-      <w:pPr>
-        <w:pStyle w:val="Listing"/>
-      </w:pPr>
-      <w:r>
-        <w:t xml:space="preserve">    }</w:t>
-      </w:r>
-    </w:p>
-    <w:p>
-      <w:pPr>
-        <w:pStyle w:val="Listing"/>
-      </w:pPr>
-      <w:r>
-        <w:t xml:space="preserve">    Console.WriteLine($"[Producer {id}] Завершен.");</w:t>
-      </w:r>
-    </w:p>
-    <w:p>
-      <w:pPr>
-        <w:pStyle w:val="Listing"/>
-      </w:pPr>
-      <w:r>
-        <w:t>}</w:t>
-      </w:r>
-    </w:p>
-    <w:p>
-      <w:pPr>
-        <w:pStyle w:val="Listing"/>
-      </w:pPr>
-    </w:p>
-    <w:p>
-      <w:pPr>
-        <w:pStyle w:val="Listing"/>
-      </w:pPr>
-      <w:r>
-        <w:t>// Метод потребителя</w:t>
-      </w:r>
-    </w:p>
-    <w:p>
-      <w:pPr>
-        <w:pStyle w:val="Listing"/>
-      </w:pPr>
-      <w:r>
-        <w:t>static async Task Consumer(int id)</w:t>
-      </w:r>
-    </w:p>
-    <w:p>
-      <w:pPr>
-        <w:pStyle w:val="Listing"/>
-      </w:pPr>
-      <w:r>
-        <w:t>{</w:t>
-      </w:r>
-    </w:p>
-    <w:p>
-      <w:pPr>
-        <w:pStyle w:val="Listing"/>
-      </w:pPr>
-      <w:r>
-        <w:t xml:space="preserve">    Random rand = new Random(id + 10);</w:t>
-      </w:r>
-    </w:p>
-    <w:p>
-      <w:pPr>
-        <w:pStyle w:val="Listing"/>
-      </w:pPr>
-      <w:r>
-        <w:t xml:space="preserve">    while (_isRunning)</w:t>
-      </w:r>
-    </w:p>
-    <w:p>
-      <w:pPr>
-        <w:pStyle w:val="Listing"/>
-      </w:pPr>
-      <w:r>
-        <w:t xml:space="preserve">    {</w:t>
-      </w:r>
-    </w:p>
-    <w:p>
-      <w:pPr>
-        <w:pStyle w:val="Listing"/>
-      </w:pPr>
-      <w:r>
-        <w:t xml:space="preserve">        // Ждем, пока появится хотя бы один элемент в буфере (с тайм-аутом по той же причине)</w:t>
-      </w:r>
-    </w:p>
-    <w:p>
-      <w:pPr>
-        <w:pStyle w:val="Listing"/>
-      </w:pPr>
-      <w:r>
-        <w:t xml:space="preserve">        if (!await _filledSlots.WaitAsync(500)) continue;</w:t>
-      </w:r>
-    </w:p>
-    <w:p>
-      <w:pPr>
-        <w:pStyle w:val="Listing"/>
-      </w:pPr>
-      <w:r>
-        <w:t xml:space="preserve">        // Захватываем мьютекс</w:t>
-      </w:r>
-    </w:p>
-    <w:p>
-      <w:pPr>
-        <w:pStyle w:val="Listing"/>
-      </w:pPr>
-      <w:r>
-        <w:t xml:space="preserve">        _mutex.WaitOne();</w:t>
-      </w:r>
-    </w:p>
-    <w:p>
-      <w:pPr>
-        <w:pStyle w:val="Listing"/>
-      </w:pPr>
-      <w:r>
-        <w:t xml:space="preserve">        int item;</w:t>
-      </w:r>
-    </w:p>
-    <w:p>
-      <w:pPr>
-        <w:pStyle w:val="Listing"/>
-      </w:pPr>
-      <w:r>
-        <w:t xml:space="preserve">        try</w:t>
-      </w:r>
-    </w:p>
-    <w:p>
-      <w:pPr>
-        <w:pStyle w:val="Listing"/>
-      </w:pPr>
-      <w:r>
-        <w:t xml:space="preserve">        {</w:t>
-      </w:r>
-    </w:p>
-    <w:p>
-      <w:pPr>
-        <w:pStyle w:val="Listing"/>
-      </w:pPr>
-      <w:r>
-        <w:t xml:space="preserve">            item = _buffer.Dequeue();</w:t>
-      </w:r>
-    </w:p>
-    <w:p>
-      <w:pPr>
-        <w:pStyle w:val="Listing"/>
-      </w:pPr>
-      <w:r>
-        <w:t xml:space="preserve">            Console.WriteLine($"[Consumer {id}] Извлечен элемент: {item}. В буфере: {_buffer.Count} элементов.");</w:t>
-      </w:r>
-    </w:p>
-    <w:p>
-      <w:pPr>
-        <w:pStyle w:val="Listing"/>
-      </w:pPr>
-      <w:r>
-        <w:t xml:space="preserve">        }</w:t>
-      </w:r>
-    </w:p>
-    <w:p>
-      <w:pPr>
-        <w:pStyle w:val="Listing"/>
-      </w:pPr>
-      <w:r>
-        <w:t xml:space="preserve">        finally</w:t>
-      </w:r>
-    </w:p>
-    <w:p>
-      <w:pPr>
-        <w:pStyle w:val="Listing"/>
-      </w:pPr>
-      <w:r>
-        <w:t xml:space="preserve">        {</w:t>
-      </w:r>
-    </w:p>
-    <w:p>
-      <w:pPr>
-        <w:pStyle w:val="Listing"/>
-      </w:pPr>
-      <w:r>
-        <w:t xml:space="preserve">            _mutex.ReleaseMutex();</w:t>
-      </w:r>
-    </w:p>
-    <w:p>
-      <w:pPr>
-        <w:pStyle w:val="Listing"/>
-      </w:pPr>
-      <w:r>
-        <w:t xml:space="preserve">        }</w:t>
-      </w:r>
-    </w:p>
-    <w:p>
-      <w:pPr>
-        <w:pStyle w:val="Listing"/>
-      </w:pPr>
-      <w:r>
-        <w:t xml:space="preserve">        // Увеличиваем счетчик свободных мест</w:t>
-      </w:r>
-    </w:p>
-    <w:p>
-      <w:pPr>
-        <w:pStyle w:val="Listing"/>
-      </w:pPr>
-      <w:r>
-        <w:t xml:space="preserve">        _emptySlots.Release();</w:t>
-      </w:r>
-    </w:p>
-    <w:p>
-      <w:pPr>
-        <w:pStyle w:val="Listing"/>
-      </w:pPr>
-      <w:r>
-        <w:t xml:space="preserve">        // Имитация обработки данных</w:t>
-      </w:r>
-    </w:p>
-    <w:p>
-      <w:pPr>
-        <w:pStyle w:val="Listing"/>
-      </w:pPr>
-      <w:r>
-        <w:t xml:space="preserve">        await Task.Delay(rand.Next(300, 800));</w:t>
-      </w:r>
-    </w:p>
-    <w:p>
-      <w:pPr>
-        <w:pStyle w:val="Listing"/>
-      </w:pPr>
-      <w:r>
-        <w:t xml:space="preserve">    }</w:t>
-      </w:r>
-    </w:p>
-    <w:p>
-      <w:pPr>
-        <w:pStyle w:val="Listing"/>
-      </w:pPr>
-      <w:r>
-        <w:t xml:space="preserve">    Console.WriteLine($"[Consumer {id}] Завершен.");</w:t>
-      </w:r>
-    </w:p>
-    <w:p>
-      <w:pPr>
-        <w:pStyle w:val="Listing"/>
-      </w:pPr>
-      <w:r>
-        <w:t>}</w:t>
-      </w:r>
-    </w:p>
-    <w:p/>
-    <w:p>
-      <w:pPr>
-        <w:ind w:firstLine="709"/>
-        <w:jc w:val="both"/>
-      </w:pPr>
-      <w:r>
-        <w:t>Результат запуска показан на рисунках 3.1 и 3.2.</w:t>
+        <w:t>Результат запуска показан на рисунках 2.1 и 2.2.</w:t>
       </w:r>
     </w:p>
     <w:p>
@@ -2920,7 +2255,7 @@
         </w:rPr>
         <w:lastRenderedPageBreak/>
         <w:drawing>
-          <wp:inline distT="0" distB="0" distL="0" distR="0" wp14:anchorId="0FD561F5" wp14:editId="081BAF0D">
+          <wp:inline distT="0" distB="0" distL="0" distR="0" wp14:anchorId="60329C85" wp14:editId="10AB8B16">
             <wp:extent cx="5580000" cy="3499776"/>
             <wp:effectExtent l="0" t="0" r="0" b="0"/>
             <wp:docPr id="1" name="Picture 1"/>
@@ -2962,7 +2297,7 @@
         <w:jc w:val="center"/>
       </w:pPr>
       <w:r>
-        <w:t xml:space="preserve">Рисунок 3.1 – Работа </w:t>
+        <w:t xml:space="preserve">Рисунок 2.1 – Работа </w:t>
       </w:r>
       <w:r>
         <w:rPr>
@@ -2990,7 +2325,7 @@
         <w:jc w:val="both"/>
       </w:pPr>
       <w:r>
-        <w:t>Окончание вывода показано на рисунке 3.2.</w:t>
+        <w:t>Окончание вывода показано на рисунке 2.2.</w:t>
       </w:r>
     </w:p>
     <w:p>
@@ -3004,7 +2339,7 @@
           <w:noProof/>
         </w:rPr>
         <w:drawing>
-          <wp:inline distT="0" distB="0" distL="0" distR="0" wp14:anchorId="29173E4C" wp14:editId="7BBDA267">
+          <wp:inline distT="0" distB="0" distL="0" distR="0" wp14:anchorId="20038CA2" wp14:editId="4336DAD3">
             <wp:extent cx="5580000" cy="3392640"/>
             <wp:effectExtent l="0" t="0" r="0" b="0"/>
             <wp:docPr id="2" name="Picture 2"/>
@@ -3046,7 +2381,7 @@
         <w:jc w:val="center"/>
       </w:pPr>
       <w:r>
-        <w:t xml:space="preserve">Рисунок 3.2 – Работа </w:t>
+        <w:t xml:space="preserve">Рисунок 2.2 – Работа </w:t>
       </w:r>
       <w:r>
         <w:rPr>
@@ -3152,14 +2487,14 @@
         <w:spacing w:before="360"/>
         <w:ind w:firstLine="709"/>
       </w:pPr>
-      <w:bookmarkStart w:id="5" w:name="_Toc242610200"/>
+      <w:bookmarkStart w:id="6" w:name="_Toc242612937"/>
       <w:r>
         <w:rPr>
           <w:rFonts w:ascii="Times New Roman" w:hAnsi="Times New Roman"/>
         </w:rPr>
-        <w:t>3.3 Задание 2. Влияние размера буфера</w:t>
-      </w:r>
-      <w:bookmarkEnd w:id="5"/>
+        <w:t>2.5 Задание 2. Влияние размера буфера</w:t>
+      </w:r>
+      <w:bookmarkEnd w:id="6"/>
     </w:p>
     <w:p>
       <w:pPr>
@@ -3167,7 +2502,7 @@
         <w:jc w:val="both"/>
       </w:pPr>
       <w:r>
-        <w:t>Размер буфера изменен на 2 и на 10. Результаты показаны на рисунках 3.3 и 3.4.</w:t>
+        <w:t>Размер буфера изменен на 2 и на 10. Результаты показаны на рисунках 2.3 и 2.4.</w:t>
       </w:r>
     </w:p>
     <w:p>
@@ -3181,7 +2516,7 @@
           <w:noProof/>
         </w:rPr>
         <w:drawing>
-          <wp:inline distT="0" distB="0" distL="0" distR="0" wp14:anchorId="350C3D7C" wp14:editId="319F7F76">
+          <wp:inline distT="0" distB="0" distL="0" distR="0" wp14:anchorId="2A759E6E" wp14:editId="7D4BAA43">
             <wp:extent cx="5580000" cy="3499776"/>
             <wp:effectExtent l="0" t="0" r="0" b="0"/>
             <wp:docPr id="3" name="Picture 3"/>
@@ -3223,7 +2558,7 @@
         <w:jc w:val="center"/>
       </w:pPr>
       <w:r>
-        <w:t>Рисунок 3.3 – Работа программы при размере буфера 2</w:t>
+        <w:t>Рисунок 2.3 – Работа программы при размере буфера 2</w:t>
       </w:r>
     </w:p>
     <w:p/>
@@ -3244,7 +2579,7 @@
       </w:pPr>
       <w:r>
         <w:lastRenderedPageBreak/>
-        <w:t>Тема «работа программы при размере буфера 10» показана на рисунке 3.4.</w:t>
+        <w:t>Тема «работа программы при размере буфера 10» показана на рисунке 2.4.</w:t>
       </w:r>
     </w:p>
     <w:p>
@@ -3258,7 +2593,7 @@
           <w:noProof/>
         </w:rPr>
         <w:drawing>
-          <wp:inline distT="0" distB="0" distL="0" distR="0" wp14:anchorId="4EE99B4C" wp14:editId="72F78CBF">
+          <wp:inline distT="0" distB="0" distL="0" distR="0" wp14:anchorId="5ACFD768" wp14:editId="72878F6A">
             <wp:extent cx="5580000" cy="3499776"/>
             <wp:effectExtent l="0" t="0" r="0" b="0"/>
             <wp:docPr id="4" name="Picture 4"/>
@@ -3300,7 +2635,7 @@
         <w:jc w:val="center"/>
       </w:pPr>
       <w:r>
-        <w:t>Рисунок 3.4 – Работа программы при размере буфера 10</w:t>
+        <w:t>Рисунок 2.4 – Работа программы при размере буфера 10</w:t>
       </w:r>
     </w:p>
     <w:p/>
@@ -3340,14 +2675,14 @@
         <w:spacing w:before="360"/>
         <w:ind w:firstLine="709"/>
       </w:pPr>
-      <w:bookmarkStart w:id="6" w:name="_Toc242610201"/>
+      <w:bookmarkStart w:id="7" w:name="_Toc242612938"/>
       <w:r>
         <w:rPr>
           <w:rFonts w:ascii="Times New Roman" w:hAnsi="Times New Roman"/>
         </w:rPr>
-        <w:t>3.4 Задание 3. Дополнительные производитель и потребитель</w:t>
-      </w:r>
-      <w:bookmarkEnd w:id="6"/>
+        <w:t>2.6 Задание 3. Дополнительные производитель и потребитель</w:t>
+      </w:r>
+      <w:bookmarkEnd w:id="7"/>
     </w:p>
     <w:p>
       <w:pPr>
@@ -3364,7 +2699,7 @@
         <w:t>pc-more</w:t>
       </w:r>
       <w:r>
-        <w:t>). Результат показан на рисунках 3.5 и 3.6.</w:t>
+        <w:t>). Результат показан на рисунках 2.5 и 2.6.</w:t>
       </w:r>
     </w:p>
     <w:p>
@@ -3379,7 +2714,7 @@
         </w:rPr>
         <w:lastRenderedPageBreak/>
         <w:drawing>
-          <wp:inline distT="0" distB="0" distL="0" distR="0" wp14:anchorId="1DDF68EF" wp14:editId="1EC961E2">
+          <wp:inline distT="0" distB="0" distL="0" distR="0" wp14:anchorId="5595BF28" wp14:editId="6CD33FDD">
             <wp:extent cx="5580000" cy="3285504"/>
             <wp:effectExtent l="0" t="0" r="0" b="0"/>
             <wp:docPr id="5" name="Picture 5"/>
@@ -3421,7 +2756,7 @@
         <w:jc w:val="center"/>
       </w:pPr>
       <w:r>
-        <w:t>Рисунок 3.5 – Три производителя и четыре потребителя (начало)</w:t>
+        <w:t>Рисунок 2.5 – Три производителя и четыре потребителя (начало)</w:t>
       </w:r>
     </w:p>
     <w:p/>
@@ -3464,7 +2799,7 @@
         <w:jc w:val="both"/>
       </w:pPr>
       <w:r>
-        <w:t>Продолжение вывода показано на рисунке 3.6.</w:t>
+        <w:t>Продолжение вывода показано на рисунке 2.6.</w:t>
       </w:r>
     </w:p>
     <w:p>
@@ -3478,7 +2813,7 @@
           <w:noProof/>
         </w:rPr>
         <w:drawing>
-          <wp:inline distT="0" distB="0" distL="0" distR="0" wp14:anchorId="2EBCD266" wp14:editId="1CE06ED8">
+          <wp:inline distT="0" distB="0" distL="0" distR="0" wp14:anchorId="7F45F56C" wp14:editId="39E51F0E">
             <wp:extent cx="5580000" cy="3285504"/>
             <wp:effectExtent l="0" t="0" r="0" b="0"/>
             <wp:docPr id="6" name="Picture 6"/>
@@ -3520,7 +2855,7 @@
         <w:jc w:val="center"/>
       </w:pPr>
       <w:r>
-        <w:t>Рисунок 3.6 – Три производителя и четыре потребителя (продолжение)</w:t>
+        <w:t>Рисунок 2.6 – Три производителя и четыре потребителя (продолжение)</w:t>
       </w:r>
     </w:p>
     <w:p/>
@@ -3540,12 +2875,12 @@
         <w:spacing w:before="360"/>
         <w:ind w:firstLine="709"/>
       </w:pPr>
-      <w:bookmarkStart w:id="7" w:name="_Toc242610202"/>
+      <w:bookmarkStart w:id="8" w:name="_Toc242612939"/>
       <w:r>
         <w:rPr>
           <w:rFonts w:ascii="Times New Roman" w:hAnsi="Times New Roman"/>
         </w:rPr>
-        <w:t xml:space="preserve">3.5 Усложненное задание. Буфер объектов </w:t>
+        <w:t xml:space="preserve">2.7 Усложненное задание. Буфер объектов </w:t>
       </w:r>
       <w:r>
         <w:rPr>
@@ -3554,7 +2889,7 @@
         </w:rPr>
         <w:t>DataItem</w:t>
       </w:r>
-      <w:bookmarkEnd w:id="7"/>
+      <w:bookmarkEnd w:id="8"/>
     </w:p>
     <w:p>
       <w:pPr>
@@ -3598,113 +2933,16 @@
         <w:t>Interlocked.Increment</w:t>
       </w:r>
       <w:r>
-        <w:t>, чтобы два производителя не создали одинаковые номера. Код приведен в листинге.</w:t>
-      </w:r>
-    </w:p>
-    <w:p>
-      <w:pPr>
-        <w:keepNext/>
+        <w:t>, чтобы два производителя не создали одинаковые номера. Код приведен в приложении А.</w:t>
+      </w:r>
+    </w:p>
+    <w:p>
+      <w:pPr>
         <w:ind w:firstLine="709"/>
         <w:jc w:val="both"/>
       </w:pPr>
       <w:r>
-        <w:t xml:space="preserve">Листинг 3.2 – Класс </w:t>
-      </w:r>
-      <w:r>
-        <w:rPr>
-          <w:i/>
-        </w:rPr>
-        <w:t>DataItem</w:t>
-      </w:r>
-      <w:r>
-        <w:t xml:space="preserve"> и производитель объектов</w:t>
-      </w:r>
-    </w:p>
-    <w:p>
-      <w:pPr>
-        <w:pStyle w:val="Listing"/>
-      </w:pPr>
-      <w:r>
-        <w:t>// Усложненное задание: в буфере хранятся объекты с полями</w:t>
-      </w:r>
-    </w:p>
-    <w:p>
-      <w:pPr>
-        <w:pStyle w:val="Listing"/>
-      </w:pPr>
-      <w:r>
-        <w:t>public class DataItem</w:t>
-      </w:r>
-    </w:p>
-    <w:p>
-      <w:pPr>
-        <w:pStyle w:val="Listing"/>
-      </w:pPr>
-      <w:r>
-        <w:t>{</w:t>
-      </w:r>
-    </w:p>
-    <w:p>
-      <w:pPr>
-        <w:pStyle w:val="Listing"/>
-      </w:pPr>
-      <w:r>
-        <w:t xml:space="preserve">    public int Id;</w:t>
-      </w:r>
-    </w:p>
-    <w:p>
-      <w:pPr>
-        <w:pStyle w:val="Listing"/>
-      </w:pPr>
-      <w:r>
-        <w:t xml:space="preserve">    public string Payload = "";</w:t>
-      </w:r>
-    </w:p>
-    <w:p>
-      <w:pPr>
-        <w:pStyle w:val="Listing"/>
-      </w:pPr>
-      <w:r>
-        <w:t>}</w:t>
-      </w:r>
-    </w:p>
-    <w:p>
-      <w:pPr>
-        <w:pStyle w:val="Listing"/>
-      </w:pPr>
-    </w:p>
-    <w:p>
-      <w:pPr>
-        <w:pStyle w:val="Listing"/>
-      </w:pPr>
-      <w:r>
-        <w:t>var item = new DataItem { Id = Interlocked.Increment(ref _nextId), Payload = $"данные от производителя {id}" };</w:t>
-      </w:r>
-    </w:p>
-    <w:p>
-      <w:pPr>
-        <w:pStyle w:val="Listing"/>
-      </w:pPr>
-      <w:r>
-        <w:t>_buffer.Enqueue(item);</w:t>
-      </w:r>
-    </w:p>
-    <w:p>
-      <w:pPr>
-        <w:pStyle w:val="Listing"/>
-      </w:pPr>
-      <w:r>
-        <w:t>Console.WriteLine($"[Producer {id}] Добавлен DataItem {{ Id = {item.Id}, Payload = \"{item.Payload}\" }}. В буфере: {_buffer.Count}.");</w:t>
-      </w:r>
-    </w:p>
-    <w:p/>
-    <w:p>
-      <w:pPr>
-        <w:ind w:firstLine="709"/>
-        <w:jc w:val="both"/>
-      </w:pPr>
-      <w:r>
-        <w:t>Результат показан на рисунках 3.7 и 3.8.</w:t>
+        <w:t>Результат показан на рисунках 2.7 и 2.8.</w:t>
       </w:r>
     </w:p>
     <w:p>
@@ -3718,7 +2956,7 @@
           <w:noProof/>
         </w:rPr>
         <w:drawing>
-          <wp:inline distT="0" distB="0" distL="0" distR="0" wp14:anchorId="69091B80" wp14:editId="1D70DED6">
+          <wp:inline distT="0" distB="0" distL="0" distR="0" wp14:anchorId="25E52871" wp14:editId="634D2E0C">
             <wp:extent cx="5580000" cy="3606912"/>
             <wp:effectExtent l="0" t="0" r="0" b="0"/>
             <wp:docPr id="7" name="Picture 7"/>
@@ -3760,7 +2998,7 @@
         <w:jc w:val="center"/>
       </w:pPr>
       <w:r>
-        <w:t xml:space="preserve">Рисунок 3.7 – Буфер объектов </w:t>
+        <w:t xml:space="preserve">Рисунок 2.7 – Буфер объектов </w:t>
       </w:r>
       <w:r>
         <w:rPr>
@@ -3788,7 +3026,7 @@
         <w:jc w:val="both"/>
       </w:pPr>
       <w:r>
-        <w:t>Окончание вывода показано на рисунке 3.8.</w:t>
+        <w:t>Окончание вывода показано на рисунке 2.8.</w:t>
       </w:r>
     </w:p>
     <w:p>
@@ -3801,8 +3039,9 @@
         <w:rPr>
           <w:noProof/>
         </w:rPr>
+        <w:lastRenderedPageBreak/>
         <w:drawing>
-          <wp:inline distT="0" distB="0" distL="0" distR="0" wp14:anchorId="0E216959" wp14:editId="32D33840">
+          <wp:inline distT="0" distB="0" distL="0" distR="0" wp14:anchorId="22EC68A3" wp14:editId="62770CBB">
             <wp:extent cx="5580000" cy="3606912"/>
             <wp:effectExtent l="0" t="0" r="0" b="0"/>
             <wp:docPr id="8" name="Picture 8"/>
@@ -3844,7 +3083,7 @@
         <w:jc w:val="center"/>
       </w:pPr>
       <w:r>
-        <w:t xml:space="preserve">Рисунок 3.8 – Буфер объектов </w:t>
+        <w:t xml:space="preserve">Рисунок 2.8 – Буфер объектов </w:t>
       </w:r>
       <w:r>
         <w:rPr>
@@ -3872,12 +3111,12 @@
         <w:spacing w:before="360"/>
         <w:ind w:firstLine="709"/>
       </w:pPr>
-      <w:bookmarkStart w:id="8" w:name="_Toc242610203"/>
+      <w:bookmarkStart w:id="9" w:name="_Toc242612940"/>
       <w:r>
         <w:rPr>
           <w:rFonts w:ascii="Times New Roman" w:hAnsi="Times New Roman"/>
         </w:rPr>
-        <w:t xml:space="preserve">3.6 Задание 4. Диагностика </w:t>
+        <w:t xml:space="preserve">2.8 Задание 4. Диагностика </w:t>
       </w:r>
       <w:r>
         <w:rPr>
@@ -3886,7 +3125,7 @@
         </w:rPr>
         <w:t>deadlock</w:t>
       </w:r>
-      <w:bookmarkEnd w:id="8"/>
+      <w:bookmarkEnd w:id="9"/>
     </w:p>
     <w:p>
       <w:pPr>
@@ -3969,225 +3208,16 @@
         <w:t>lockA</w:t>
       </w:r>
       <w:r>
-        <w:t>. Код приведен в листинге.</w:t>
-      </w:r>
-    </w:p>
-    <w:p>
-      <w:pPr>
-        <w:keepNext/>
+        <w:t>. Код приведен в приложении А.</w:t>
+      </w:r>
+    </w:p>
+    <w:p>
+      <w:pPr>
         <w:ind w:firstLine="709"/>
         <w:jc w:val="both"/>
       </w:pPr>
       <w:r>
-        <w:t>Листинг 3.3 – Потоки с разным порядком захвата блокировок</w:t>
-      </w:r>
-    </w:p>
-    <w:p>
-      <w:pPr>
-        <w:pStyle w:val="Listing"/>
-      </w:pPr>
-      <w:r>
-        <w:t>static void Thread1()</w:t>
-      </w:r>
-    </w:p>
-    <w:p>
-      <w:pPr>
-        <w:pStyle w:val="Listing"/>
-      </w:pPr>
-      <w:r>
-        <w:t>{</w:t>
-      </w:r>
-    </w:p>
-    <w:p>
-      <w:pPr>
-        <w:pStyle w:val="Listing"/>
-      </w:pPr>
-      <w:r>
-        <w:t xml:space="preserve">    lock (_lockA)</w:t>
-      </w:r>
-    </w:p>
-    <w:p>
-      <w:pPr>
-        <w:pStyle w:val="Listing"/>
-      </w:pPr>
-      <w:r>
-        <w:t xml:space="preserve">    {</w:t>
-      </w:r>
-    </w:p>
-    <w:p>
-      <w:pPr>
-        <w:pStyle w:val="Listing"/>
-      </w:pPr>
-      <w:r>
-        <w:t xml:space="preserve">        Console.WriteLine("Thread1: захватил lockA");</w:t>
-      </w:r>
-    </w:p>
-    <w:p>
-      <w:pPr>
-        <w:pStyle w:val="Listing"/>
-      </w:pPr>
-      <w:r>
-        <w:t xml:space="preserve">        Thread.Sleep(1000); // Имитация работы</w:t>
-      </w:r>
-    </w:p>
-    <w:p>
-      <w:pPr>
-        <w:pStyle w:val="Listing"/>
-      </w:pPr>
-      <w:r>
-        <w:t xml:space="preserve">        lock (_lockB)</w:t>
-      </w:r>
-    </w:p>
-    <w:p>
-      <w:pPr>
-        <w:pStyle w:val="Listing"/>
-      </w:pPr>
-      <w:r>
-        <w:t xml:space="preserve">        {</w:t>
-      </w:r>
-    </w:p>
-    <w:p>
-      <w:pPr>
-        <w:pStyle w:val="Listing"/>
-      </w:pPr>
-      <w:r>
-        <w:lastRenderedPageBreak/>
-        <w:t xml:space="preserve">            Console.WriteLine("Thread1: захватил lockB");</w:t>
-      </w:r>
-    </w:p>
-    <w:p>
-      <w:pPr>
-        <w:pStyle w:val="Listing"/>
-      </w:pPr>
-      <w:r>
-        <w:t xml:space="preserve">        }</w:t>
-      </w:r>
-    </w:p>
-    <w:p>
-      <w:pPr>
-        <w:pStyle w:val="Listing"/>
-      </w:pPr>
-      <w:r>
-        <w:t xml:space="preserve">    }</w:t>
-      </w:r>
-    </w:p>
-    <w:p>
-      <w:pPr>
-        <w:pStyle w:val="Listing"/>
-      </w:pPr>
-      <w:r>
-        <w:t>}</w:t>
-      </w:r>
-    </w:p>
-    <w:p>
-      <w:pPr>
-        <w:pStyle w:val="Listing"/>
-      </w:pPr>
-    </w:p>
-    <w:p>
-      <w:pPr>
-        <w:pStyle w:val="Listing"/>
-      </w:pPr>
-      <w:r>
-        <w:t>static void Thread2()</w:t>
-      </w:r>
-    </w:p>
-    <w:p>
-      <w:pPr>
-        <w:pStyle w:val="Listing"/>
-      </w:pPr>
-      <w:r>
-        <w:t>{</w:t>
-      </w:r>
-    </w:p>
-    <w:p>
-      <w:pPr>
-        <w:pStyle w:val="Listing"/>
-      </w:pPr>
-      <w:r>
-        <w:t xml:space="preserve">    lock (_lockB)</w:t>
-      </w:r>
-    </w:p>
-    <w:p>
-      <w:pPr>
-        <w:pStyle w:val="Listing"/>
-      </w:pPr>
-      <w:r>
-        <w:t xml:space="preserve">    {</w:t>
-      </w:r>
-    </w:p>
-    <w:p>
-      <w:pPr>
-        <w:pStyle w:val="Listing"/>
-      </w:pPr>
-      <w:r>
-        <w:t xml:space="preserve">        Console.WriteLine("Thread2: захватил lockB");</w:t>
-      </w:r>
-    </w:p>
-    <w:p>
-      <w:pPr>
-        <w:pStyle w:val="Listing"/>
-      </w:pPr>
-      <w:r>
-        <w:t xml:space="preserve">        Thread.Sleep(1000); // Имитация работы</w:t>
-      </w:r>
-    </w:p>
-    <w:p>
-      <w:pPr>
-        <w:pStyle w:val="Listing"/>
-      </w:pPr>
-      <w:r>
-        <w:t xml:space="preserve">        lock (_lockA)</w:t>
-      </w:r>
-    </w:p>
-    <w:p>
-      <w:pPr>
-        <w:pStyle w:val="Listing"/>
-      </w:pPr>
-      <w:r>
-        <w:t xml:space="preserve">        {</w:t>
-      </w:r>
-    </w:p>
-    <w:p>
-      <w:pPr>
-        <w:pStyle w:val="Listing"/>
-      </w:pPr>
-      <w:r>
-        <w:t xml:space="preserve">            Console.WriteLine("Thread2: захватил lockA");</w:t>
-      </w:r>
-    </w:p>
-    <w:p>
-      <w:pPr>
-        <w:pStyle w:val="Listing"/>
-      </w:pPr>
-      <w:r>
-        <w:t xml:space="preserve">        }</w:t>
-      </w:r>
-    </w:p>
-    <w:p>
-      <w:pPr>
-        <w:pStyle w:val="Listing"/>
-      </w:pPr>
-      <w:r>
-        <w:t xml:space="preserve">    }</w:t>
-      </w:r>
-    </w:p>
-    <w:p>
-      <w:pPr>
-        <w:pStyle w:val="Listing"/>
-      </w:pPr>
-      <w:r>
-        <w:t>}</w:t>
-      </w:r>
-    </w:p>
-    <w:p/>
-    <w:p>
-      <w:pPr>
-        <w:ind w:firstLine="709"/>
-        <w:jc w:val="both"/>
-      </w:pPr>
-      <w:r>
-        <w:t>Результат запуска показан на рисунке 3.9.</w:t>
+        <w:t>Результат запуска показан на рисунке 2.9.</w:t>
       </w:r>
     </w:p>
     <w:p>
@@ -4201,7 +3231,7 @@
           <w:noProof/>
         </w:rPr>
         <w:drawing>
-          <wp:inline distT="0" distB="0" distL="0" distR="0" wp14:anchorId="6C21BC93" wp14:editId="654C3E9F">
+          <wp:inline distT="0" distB="0" distL="0" distR="0" wp14:anchorId="0C3041C5" wp14:editId="3257E242">
             <wp:extent cx="5580000" cy="1253053"/>
             <wp:effectExtent l="0" t="0" r="0" b="0"/>
             <wp:docPr id="9" name="Picture 9"/>
@@ -4243,7 +3273,7 @@
         <w:jc w:val="center"/>
       </w:pPr>
       <w:r>
-        <w:t xml:space="preserve">Рисунок 3.9 – Зависание программы с </w:t>
+        <w:t xml:space="preserve">Рисунок 2.9 – Зависание программы с </w:t>
       </w:r>
       <w:r>
         <w:rPr>
@@ -4268,6 +3298,7 @@
         <w:jc w:val="both"/>
       </w:pPr>
       <w:r>
+        <w:lastRenderedPageBreak/>
         <w:t xml:space="preserve">Диагностика выполнена по остановленному процессу. Окна </w:t>
       </w:r>
       <w:r>
@@ -4304,7 +3335,7 @@
         <w:t>dotnet-stack</w:t>
       </w:r>
       <w:r>
-        <w:t>, которая выводит стеки всех потоков запущенного процесса. Результат показан на рисунке 3.10.</w:t>
+        <w:t>, которая выводит стеки всех потоков запущенного процесса. Результат показан на рисунке 2.10.</w:t>
       </w:r>
     </w:p>
     <w:p>
@@ -4317,9 +3348,8 @@
         <w:rPr>
           <w:noProof/>
         </w:rPr>
-        <w:lastRenderedPageBreak/>
         <w:drawing>
-          <wp:inline distT="0" distB="0" distL="0" distR="0" wp14:anchorId="390B5744" wp14:editId="031FAF10">
+          <wp:inline distT="0" distB="0" distL="0" distR="0" wp14:anchorId="708FC096" wp14:editId="55DC26B0">
             <wp:extent cx="5580000" cy="2662737"/>
             <wp:effectExtent l="0" t="0" r="0" b="0"/>
             <wp:docPr id="10" name="Picture 10"/>
@@ -4361,7 +3391,7 @@
         <w:jc w:val="center"/>
       </w:pPr>
       <w:r>
-        <w:t>Рисунок 3.10 – Стеки потоков зависшей программы</w:t>
+        <w:t>Рисунок 2.10 – Стеки потоков зависшей программы</w:t>
       </w:r>
     </w:p>
     <w:p/>
@@ -4425,12 +3455,12 @@
         <w:spacing w:before="360"/>
         <w:ind w:firstLine="709"/>
       </w:pPr>
-      <w:bookmarkStart w:id="9" w:name="_Toc242610204"/>
+      <w:bookmarkStart w:id="10" w:name="_Toc242612941"/>
       <w:r>
         <w:rPr>
           <w:rFonts w:ascii="Times New Roman" w:hAnsi="Times New Roman"/>
         </w:rPr>
-        <w:t xml:space="preserve">3.7 Задание 5. Исправление </w:t>
+        <w:t xml:space="preserve">2.9 Задание 5. Исправление </w:t>
       </w:r>
       <w:r>
         <w:rPr>
@@ -4439,7 +3469,7 @@
         </w:rPr>
         <w:t>deadlock</w:t>
       </w:r>
-      <w:bookmarkEnd w:id="9"/>
+      <w:bookmarkEnd w:id="10"/>
     </w:p>
     <w:p>
       <w:pPr>
@@ -4489,123 +3519,16 @@
         <w:t>lockB</w:t>
       </w:r>
       <w:r>
-        <w:t>. Код приведен в листинге.</w:t>
-      </w:r>
-    </w:p>
-    <w:p>
-      <w:pPr>
-        <w:keepNext/>
+        <w:t>. Код приведен в приложении А.</w:t>
+      </w:r>
+    </w:p>
+    <w:p>
+      <w:pPr>
         <w:ind w:firstLine="709"/>
         <w:jc w:val="both"/>
       </w:pPr>
       <w:r>
-        <w:t>Листинг 3.4 – Одинаковый порядок захвата блокировок</w:t>
-      </w:r>
-    </w:p>
-    <w:p>
-      <w:pPr>
-        <w:pStyle w:val="Listing"/>
-      </w:pPr>
-      <w:r>
-        <w:t>static void Thread2Fixed()</w:t>
-      </w:r>
-    </w:p>
-    <w:p>
-      <w:pPr>
-        <w:pStyle w:val="Listing"/>
-      </w:pPr>
-      <w:r>
-        <w:t>{</w:t>
-      </w:r>
-    </w:p>
-    <w:p>
-      <w:pPr>
-        <w:pStyle w:val="Listing"/>
-      </w:pPr>
-      <w:r>
-        <w:t xml:space="preserve">    lock (_lockA)</w:t>
-      </w:r>
-    </w:p>
-    <w:p>
-      <w:pPr>
-        <w:pStyle w:val="Listing"/>
-      </w:pPr>
-      <w:r>
-        <w:t xml:space="preserve">    {</w:t>
-      </w:r>
-    </w:p>
-    <w:p>
-      <w:pPr>
-        <w:pStyle w:val="Listing"/>
-      </w:pPr>
-      <w:r>
-        <w:t xml:space="preserve">        Console.WriteLine("Thread2: захватил lockA");</w:t>
-      </w:r>
-    </w:p>
-    <w:p>
-      <w:pPr>
-        <w:pStyle w:val="Listing"/>
-      </w:pPr>
-      <w:r>
-        <w:t xml:space="preserve">        Thread.Sleep(1000); // Имитация работы</w:t>
-      </w:r>
-    </w:p>
-    <w:p>
-      <w:pPr>
-        <w:pStyle w:val="Listing"/>
-      </w:pPr>
-      <w:r>
-        <w:t xml:space="preserve">        lock (_lockB)</w:t>
-      </w:r>
-    </w:p>
-    <w:p>
-      <w:pPr>
-        <w:pStyle w:val="Listing"/>
-      </w:pPr>
-      <w:r>
-        <w:t xml:space="preserve">        {</w:t>
-      </w:r>
-    </w:p>
-    <w:p>
-      <w:pPr>
-        <w:pStyle w:val="Listing"/>
-      </w:pPr>
-      <w:r>
-        <w:t xml:space="preserve">            Console.WriteLine("Thread2: захватил lockB");</w:t>
-      </w:r>
-    </w:p>
-    <w:p>
-      <w:pPr>
-        <w:pStyle w:val="Listing"/>
-      </w:pPr>
-      <w:r>
-        <w:t xml:space="preserve">        }</w:t>
-      </w:r>
-    </w:p>
-    <w:p>
-      <w:pPr>
-        <w:pStyle w:val="Listing"/>
-      </w:pPr>
-      <w:r>
-        <w:t xml:space="preserve">    }</w:t>
-      </w:r>
-    </w:p>
-    <w:p>
-      <w:pPr>
-        <w:pStyle w:val="Listing"/>
-      </w:pPr>
-      <w:r>
-        <w:t>}</w:t>
-      </w:r>
-    </w:p>
-    <w:p/>
-    <w:p>
-      <w:pPr>
-        <w:ind w:firstLine="709"/>
-        <w:jc w:val="both"/>
-      </w:pPr>
-      <w:r>
-        <w:t>Результат показан на рисунке 3.11.</w:t>
+        <w:t>Результат показан на рисунке 2.11.</w:t>
       </w:r>
     </w:p>
     <w:p>
@@ -4618,9 +3541,8 @@
         <w:rPr>
           <w:noProof/>
         </w:rPr>
-        <w:lastRenderedPageBreak/>
         <w:drawing>
-          <wp:inline distT="0" distB="0" distL="0" distR="0" wp14:anchorId="718BA6BE" wp14:editId="1588AE21">
+          <wp:inline distT="0" distB="0" distL="0" distR="0" wp14:anchorId="79C512DD" wp14:editId="18719BD4">
             <wp:extent cx="5580000" cy="1135579"/>
             <wp:effectExtent l="0" t="0" r="0" b="0"/>
             <wp:docPr id="11" name="Picture 11"/>
@@ -4662,7 +3584,7 @@
         <w:jc w:val="center"/>
       </w:pPr>
       <w:r>
-        <w:t>Рисунок 3.11 – Исправленная программа</w:t>
+        <w:t>Рисунок 2.11 – Исправленная программа</w:t>
       </w:r>
     </w:p>
     <w:p/>
@@ -4681,12 +3603,12 @@
         <w:spacing w:before="360"/>
         <w:ind w:firstLine="709"/>
       </w:pPr>
-      <w:bookmarkStart w:id="10" w:name="_Toc242610205"/>
+      <w:bookmarkStart w:id="11" w:name="_Toc242612942"/>
       <w:r>
         <w:rPr>
           <w:rFonts w:ascii="Times New Roman" w:hAnsi="Times New Roman"/>
         </w:rPr>
-        <w:t xml:space="preserve">3.8 Задание 6. Обнаружение </w:t>
+        <w:t xml:space="preserve">2.10 Задание 6. Обнаружение </w:t>
       </w:r>
       <w:r>
         <w:rPr>
@@ -4701,7 +3623,7 @@
         </w:rPr>
         <w:t xml:space="preserve"> по тайм-ауту</w:t>
       </w:r>
-      <w:bookmarkEnd w:id="10"/>
+      <w:bookmarkEnd w:id="11"/>
     </w:p>
     <w:p>
       <w:pPr>
@@ -4745,235 +3667,16 @@
         <w:t>deadlock</w:t>
       </w:r>
       <w:r>
-        <w:t xml:space="preserve"> возник. Код приведен в листинге.</w:t>
-      </w:r>
-    </w:p>
-    <w:p>
-      <w:pPr>
-        <w:keepNext/>
+        <w:t xml:space="preserve"> возник. Код приведен в приложении А.</w:t>
+      </w:r>
+    </w:p>
+    <w:p>
+      <w:pPr>
         <w:ind w:firstLine="709"/>
         <w:jc w:val="both"/>
       </w:pPr>
       <w:r>
-        <w:t>Листинг 3.5 – Захват блокировок с тайм-аутом</w:t>
-      </w:r>
-    </w:p>
-    <w:p>
-      <w:pPr>
-        <w:pStyle w:val="Listing"/>
-      </w:pPr>
-      <w:r>
-        <w:t>static void TakeBoth(string name, object first, string firstName, object second, string secondName)</w:t>
-      </w:r>
-    </w:p>
-    <w:p>
-      <w:pPr>
-        <w:pStyle w:val="Listing"/>
-      </w:pPr>
-      <w:r>
-        <w:t>{</w:t>
-      </w:r>
-    </w:p>
-    <w:p>
-      <w:pPr>
-        <w:pStyle w:val="Listing"/>
-      </w:pPr>
-      <w:r>
-        <w:t xml:space="preserve">    if (!Monitor.TryEnter(first, TimeSpan.FromSeconds(3)))</w:t>
-      </w:r>
-    </w:p>
-    <w:p>
-      <w:pPr>
-        <w:pStyle w:val="Listing"/>
-      </w:pPr>
-      <w:r>
-        <w:t xml:space="preserve">    {</w:t>
-      </w:r>
-    </w:p>
-    <w:p>
-      <w:pPr>
-        <w:pStyle w:val="Listing"/>
-      </w:pPr>
-      <w:r>
-        <w:t xml:space="preserve">        Console.WriteLine($"{name}: не удалось захватить {firstName} за 3 секунды");</w:t>
-      </w:r>
-    </w:p>
-    <w:p>
-      <w:pPr>
-        <w:pStyle w:val="Listing"/>
-      </w:pPr>
-      <w:r>
-        <w:t xml:space="preserve">        return;</w:t>
-      </w:r>
-    </w:p>
-    <w:p>
-      <w:pPr>
-        <w:pStyle w:val="Listing"/>
-      </w:pPr>
-      <w:r>
-        <w:t xml:space="preserve">    }</w:t>
-      </w:r>
-    </w:p>
-    <w:p>
-      <w:pPr>
-        <w:pStyle w:val="Listing"/>
-      </w:pPr>
-      <w:r>
-        <w:t xml:space="preserve">    try</w:t>
-      </w:r>
-    </w:p>
-    <w:p>
-      <w:pPr>
-        <w:pStyle w:val="Listing"/>
-      </w:pPr>
-      <w:r>
-        <w:t xml:space="preserve">    {</w:t>
-      </w:r>
-    </w:p>
-    <w:p>
-      <w:pPr>
-        <w:pStyle w:val="Listing"/>
-      </w:pPr>
-      <w:r>
-        <w:t xml:space="preserve">        Console.WriteLine($"{name}: захватил {firstName}");</w:t>
-      </w:r>
-    </w:p>
-    <w:p>
-      <w:pPr>
-        <w:pStyle w:val="Listing"/>
-      </w:pPr>
-      <w:r>
-        <w:t xml:space="preserve">        Thread.Sleep(1000); // Имитация работы</w:t>
-      </w:r>
-    </w:p>
-    <w:p>
-      <w:pPr>
-        <w:pStyle w:val="Listing"/>
-      </w:pPr>
-      <w:r>
-        <w:t xml:space="preserve">        if (Monitor.TryEnter(second, TimeSpan.FromSeconds(3)))</w:t>
-      </w:r>
-    </w:p>
-    <w:p>
-      <w:pPr>
-        <w:pStyle w:val="Listing"/>
-      </w:pPr>
-      <w:r>
-        <w:t xml:space="preserve">        {</w:t>
-      </w:r>
-    </w:p>
-    <w:p>
-      <w:pPr>
-        <w:pStyle w:val="Listing"/>
-      </w:pPr>
-      <w:r>
-        <w:t xml:space="preserve">            try { Console.WriteLine($"{name}: захватил {secondName}"); }</w:t>
-      </w:r>
-    </w:p>
-    <w:p>
-      <w:pPr>
-        <w:pStyle w:val="Listing"/>
-      </w:pPr>
-      <w:r>
-        <w:t xml:space="preserve">            finally { Monitor.Exit(second); }</w:t>
-      </w:r>
-    </w:p>
-    <w:p>
-      <w:pPr>
-        <w:pStyle w:val="Listing"/>
-      </w:pPr>
-      <w:r>
-        <w:t xml:space="preserve">        }</w:t>
-      </w:r>
-    </w:p>
-    <w:p>
-      <w:pPr>
-        <w:pStyle w:val="Listing"/>
-      </w:pPr>
-      <w:r>
-        <w:t xml:space="preserve">        else</w:t>
-      </w:r>
-    </w:p>
-    <w:p>
-      <w:pPr>
-        <w:pStyle w:val="Listing"/>
-      </w:pPr>
-      <w:r>
-        <w:t xml:space="preserve">        {</w:t>
-      </w:r>
-    </w:p>
-    <w:p>
-      <w:pPr>
-        <w:pStyle w:val="Listing"/>
-      </w:pPr>
-      <w:r>
-        <w:t xml:space="preserve">            Console.WriteLine($"{name}: не удалось захватить {secondName} за 3 секунды – возможен deadlock");</w:t>
-      </w:r>
-    </w:p>
-    <w:p>
-      <w:pPr>
-        <w:pStyle w:val="Listing"/>
-      </w:pPr>
-      <w:r>
-        <w:t xml:space="preserve">        }</w:t>
-      </w:r>
-    </w:p>
-    <w:p>
-      <w:pPr>
-        <w:pStyle w:val="Listing"/>
-      </w:pPr>
-      <w:r>
-        <w:t xml:space="preserve">    }</w:t>
-      </w:r>
-    </w:p>
-    <w:p>
-      <w:pPr>
-        <w:pStyle w:val="Listing"/>
-      </w:pPr>
-      <w:r>
-        <w:t xml:space="preserve">    finally</w:t>
-      </w:r>
-    </w:p>
-    <w:p>
-      <w:pPr>
-        <w:pStyle w:val="Listing"/>
-      </w:pPr>
-      <w:r>
-        <w:t xml:space="preserve">    {</w:t>
-      </w:r>
-    </w:p>
-    <w:p>
-      <w:pPr>
-        <w:pStyle w:val="Listing"/>
-      </w:pPr>
-      <w:r>
-        <w:t xml:space="preserve">        Monitor.Exit(first);</w:t>
-      </w:r>
-    </w:p>
-    <w:p>
-      <w:pPr>
-        <w:pStyle w:val="Listing"/>
-      </w:pPr>
-      <w:r>
-        <w:t xml:space="preserve">    }</w:t>
-      </w:r>
-    </w:p>
-    <w:p>
-      <w:pPr>
-        <w:pStyle w:val="Listing"/>
-      </w:pPr>
-      <w:r>
-        <w:t>}</w:t>
-      </w:r>
-    </w:p>
-    <w:p/>
-    <w:p>
-      <w:pPr>
-        <w:ind w:firstLine="709"/>
-        <w:jc w:val="both"/>
-      </w:pPr>
-      <w:r>
-        <w:t>Результат показан на рисунке 3.12.</w:t>
+        <w:t>Результат показан на рисунке 2.12.</w:t>
       </w:r>
     </w:p>
     <w:p>
@@ -4987,7 +3690,7 @@
           <w:noProof/>
         </w:rPr>
         <w:drawing>
-          <wp:inline distT="0" distB="0" distL="0" distR="0" wp14:anchorId="378CF025" wp14:editId="34E59236">
+          <wp:inline distT="0" distB="0" distL="0" distR="0" wp14:anchorId="5973CB16" wp14:editId="4A42F83D">
             <wp:extent cx="5580000" cy="1135579"/>
             <wp:effectExtent l="0" t="0" r="0" b="0"/>
             <wp:docPr id="12" name="Picture 12"/>
@@ -5029,7 +3732,7 @@
         <w:jc w:val="center"/>
       </w:pPr>
       <w:r>
-        <w:t xml:space="preserve">Рисунок 3.12 – Обнаружение </w:t>
+        <w:t xml:space="preserve">Рисунок 2.12 – Обнаружение </w:t>
       </w:r>
       <w:r>
         <w:rPr>
@@ -5066,12 +3769,12 @@
         <w:spacing w:before="360"/>
         <w:ind w:firstLine="709"/>
       </w:pPr>
-      <w:bookmarkStart w:id="11" w:name="_Toc242610206"/>
+      <w:bookmarkStart w:id="12" w:name="_Toc242612943"/>
       <w:r>
         <w:rPr>
           <w:rFonts w:ascii="Times New Roman" w:hAnsi="Times New Roman"/>
         </w:rPr>
-        <w:t xml:space="preserve">3.9 Задание 7. Именованный </w:t>
+        <w:t xml:space="preserve">2.11 Задание 7. Именованный </w:t>
       </w:r>
       <w:r>
         <w:rPr>
@@ -5086,7 +3789,7 @@
         </w:rPr>
         <w:t xml:space="preserve"> между процессами</w:t>
       </w:r>
-      <w:bookmarkEnd w:id="11"/>
+      <w:bookmarkEnd w:id="12"/>
     </w:p>
     <w:p>
       <w:pPr>
@@ -5112,242 +3815,16 @@
         <w:t>MyAppMutex</w:t>
       </w:r>
       <w:r>
-        <w:t xml:space="preserve"> и пытается захватить его в течение 3 секунд. Код приведен в листинге.</w:t>
-      </w:r>
-    </w:p>
-    <w:p>
-      <w:pPr>
-        <w:keepNext/>
+        <w:t xml:space="preserve"> и пытается захватить его в течение 3 секунд. Код приведен в приложении А.</w:t>
+      </w:r>
+    </w:p>
+    <w:p>
+      <w:pPr>
         <w:ind w:firstLine="709"/>
         <w:jc w:val="both"/>
       </w:pPr>
       <w:r>
-        <w:t xml:space="preserve">Листинг 3.6 – Именованный </w:t>
-      </w:r>
-      <w:r>
-        <w:rPr>
-          <w:i/>
-        </w:rPr>
-        <w:t>Mutex</w:t>
-      </w:r>
-    </w:p>
-    <w:p>
-      <w:pPr>
-        <w:pStyle w:val="Listing"/>
-      </w:pPr>
-      <w:r>
-        <w:t xml:space="preserve">    public static void Run()</w:t>
-      </w:r>
-    </w:p>
-    <w:p>
-      <w:pPr>
-        <w:pStyle w:val="Listing"/>
-      </w:pPr>
-      <w:r>
-        <w:t xml:space="preserve">    {</w:t>
-      </w:r>
-    </w:p>
-    <w:p>
-      <w:pPr>
-        <w:pStyle w:val="Listing"/>
-      </w:pPr>
-      <w:r>
-        <w:t xml:space="preserve">        using (Mutex mutex = new Mutex(false, "Global\\MyAppMutex"))</w:t>
-      </w:r>
-    </w:p>
-    <w:p>
-      <w:pPr>
-        <w:pStyle w:val="Listing"/>
-      </w:pPr>
-      <w:r>
-        <w:t xml:space="preserve">        {</w:t>
-      </w:r>
-    </w:p>
-    <w:p>
-      <w:pPr>
-        <w:pStyle w:val="Listing"/>
-      </w:pPr>
-      <w:r>
-        <w:t xml:space="preserve">            Console.WriteLine("Попытка захвата глобального мьютекса...");</w:t>
-      </w:r>
-    </w:p>
-    <w:p>
-      <w:pPr>
-        <w:pStyle w:val="Listing"/>
-      </w:pPr>
-      <w:r>
-        <w:t xml:space="preserve">            if (mutex.WaitOne(TimeSpan.FromSeconds(3)))</w:t>
-      </w:r>
-    </w:p>
-    <w:p>
-      <w:pPr>
-        <w:pStyle w:val="Listing"/>
-      </w:pPr>
-      <w:r>
-        <w:t xml:space="preserve">            {</w:t>
-      </w:r>
-    </w:p>
-    <w:p>
-      <w:pPr>
-        <w:pStyle w:val="Listing"/>
-      </w:pPr>
-      <w:r>
-        <w:t xml:space="preserve">                try</w:t>
-      </w:r>
-    </w:p>
-    <w:p>
-      <w:pPr>
-        <w:pStyle w:val="Listing"/>
-      </w:pPr>
-      <w:r>
-        <w:t xml:space="preserve">                {</w:t>
-      </w:r>
-    </w:p>
-    <w:p>
-      <w:pPr>
-        <w:pStyle w:val="Listing"/>
-      </w:pPr>
-      <w:r>
-        <w:t xml:space="preserve">                    Console.WriteLine("Мьютекс захвачен. Программа выполняется.");</w:t>
-      </w:r>
-    </w:p>
-    <w:p>
-      <w:pPr>
-        <w:pStyle w:val="Listing"/>
-      </w:pPr>
-      <w:r>
-        <w:t xml:space="preserve">                    Console.WriteLine("Нажмите Enter для освобождения мьютекса...");</w:t>
-      </w:r>
-    </w:p>
-    <w:p>
-      <w:pPr>
-        <w:pStyle w:val="Listing"/>
-      </w:pPr>
-      <w:r>
-        <w:t xml:space="preserve">                    Console.ReadLine();</w:t>
-      </w:r>
-    </w:p>
-    <w:p>
-      <w:pPr>
-        <w:pStyle w:val="Listing"/>
-      </w:pPr>
-      <w:r>
-        <w:t xml:space="preserve">                }</w:t>
-      </w:r>
-    </w:p>
-    <w:p>
-      <w:pPr>
-        <w:pStyle w:val="Listing"/>
-      </w:pPr>
-      <w:r>
-        <w:t xml:space="preserve">                finally</w:t>
-      </w:r>
-    </w:p>
-    <w:p>
-      <w:pPr>
-        <w:pStyle w:val="Listing"/>
-      </w:pPr>
-      <w:r>
-        <w:t xml:space="preserve">                {</w:t>
-      </w:r>
-    </w:p>
-    <w:p>
-      <w:pPr>
-        <w:pStyle w:val="Listing"/>
-      </w:pPr>
-      <w:r>
-        <w:t xml:space="preserve">                    mutex.ReleaseMutex();</w:t>
-      </w:r>
-    </w:p>
-    <w:p>
-      <w:pPr>
-        <w:pStyle w:val="Listing"/>
-      </w:pPr>
-      <w:r>
-        <w:t xml:space="preserve">                    Console.WriteLine("Мьютекс освобожден.");</w:t>
-      </w:r>
-    </w:p>
-    <w:p>
-      <w:pPr>
-        <w:pStyle w:val="Listing"/>
-      </w:pPr>
-      <w:r>
-        <w:t xml:space="preserve">                }</w:t>
-      </w:r>
-    </w:p>
-    <w:p>
-      <w:pPr>
-        <w:pStyle w:val="Listing"/>
-      </w:pPr>
-      <w:r>
-        <w:t xml:space="preserve">            }</w:t>
-      </w:r>
-    </w:p>
-    <w:p>
-      <w:pPr>
-        <w:pStyle w:val="Listing"/>
-      </w:pPr>
-      <w:r>
-        <w:t xml:space="preserve">            else</w:t>
-      </w:r>
-    </w:p>
-    <w:p>
-      <w:pPr>
-        <w:pStyle w:val="Listing"/>
-      </w:pPr>
-      <w:r>
-        <w:t xml:space="preserve">            {</w:t>
-      </w:r>
-    </w:p>
-    <w:p>
-      <w:pPr>
-        <w:pStyle w:val="Listing"/>
-      </w:pPr>
-      <w:r>
-        <w:t xml:space="preserve">                Console.WriteLine("Не удалось захватить мьютекс (возможно, уже запущен другой экземпляр).");</w:t>
-      </w:r>
-    </w:p>
-    <w:p>
-      <w:pPr>
-        <w:pStyle w:val="Listing"/>
-      </w:pPr>
-      <w:r>
-        <w:t xml:space="preserve">            }</w:t>
-      </w:r>
-    </w:p>
-    <w:p>
-      <w:pPr>
-        <w:pStyle w:val="Listing"/>
-      </w:pPr>
-      <w:r>
-        <w:t xml:space="preserve">        }</w:t>
-      </w:r>
-    </w:p>
-    <w:p>
-      <w:pPr>
-        <w:pStyle w:val="Listing"/>
-      </w:pPr>
-      <w:r>
-        <w:t xml:space="preserve">    }</w:t>
-      </w:r>
-    </w:p>
-    <w:p>
-      <w:pPr>
-        <w:pStyle w:val="Listing"/>
-      </w:pPr>
-      <w:r>
-        <w:lastRenderedPageBreak/>
-        <w:t>}</w:t>
-      </w:r>
-    </w:p>
-    <w:p/>
-    <w:p>
-      <w:pPr>
-        <w:ind w:firstLine="709"/>
-        <w:jc w:val="both"/>
-      </w:pPr>
-      <w:r>
-        <w:t>Запущены два экземпляра программы. Первый экземпляр показан на рисунке 3.13.</w:t>
+        <w:t>Запущены два экземпляра программы. Первый экземпляр показан на рисунке 2.13.</w:t>
       </w:r>
     </w:p>
     <w:p>
@@ -5361,7 +3838,7 @@
           <w:noProof/>
         </w:rPr>
         <w:drawing>
-          <wp:inline distT="0" distB="0" distL="0" distR="0" wp14:anchorId="6626E221" wp14:editId="7CBDF4E2">
+          <wp:inline distT="0" distB="0" distL="0" distR="0" wp14:anchorId="063A0F8F" wp14:editId="7C739ACA">
             <wp:extent cx="5580000" cy="783158"/>
             <wp:effectExtent l="0" t="0" r="0" b="0"/>
             <wp:docPr id="13" name="Picture 13"/>
@@ -5403,7 +3880,7 @@
         <w:jc w:val="center"/>
       </w:pPr>
       <w:r>
-        <w:t>Рисунок 3.13 – Первый экземпляр программы</w:t>
+        <w:t>Рисунок 2.13 – Первый экземпляр программы</w:t>
       </w:r>
     </w:p>
     <w:p/>
@@ -5431,7 +3908,8 @@
         <w:jc w:val="both"/>
       </w:pPr>
       <w:r>
-        <w:t>Второй экземпляр, запущенный в это время, показан на рисунке 3.14.</w:t>
+        <w:lastRenderedPageBreak/>
+        <w:t>Второй экземпляр, запущенный в это время, показан на рисунке 2.14.</w:t>
       </w:r>
     </w:p>
     <w:p>
@@ -5445,7 +3923,7 @@
           <w:noProof/>
         </w:rPr>
         <w:drawing>
-          <wp:inline distT="0" distB="0" distL="0" distR="0" wp14:anchorId="1E688DB2" wp14:editId="2C10A86D">
+          <wp:inline distT="0" distB="0" distL="0" distR="0" wp14:anchorId="7A064046" wp14:editId="5CDCB83C">
             <wp:extent cx="5580000" cy="548211"/>
             <wp:effectExtent l="0" t="0" r="0" b="0"/>
             <wp:docPr id="14" name="Picture 14"/>
@@ -5487,7 +3965,7 @@
         <w:jc w:val="center"/>
       </w:pPr>
       <w:r>
-        <w:t>Рисунок 3.14 – Второй экземпляр программы</w:t>
+        <w:t>Рисунок 2.14 – Второй экземпляр программы</w:t>
       </w:r>
     </w:p>
     <w:p/>
@@ -5510,48 +3988,13 @@
         <w:pStyle w:val="1"/>
         <w:ind w:firstLine="709"/>
       </w:pPr>
-      <w:bookmarkStart w:id="12" w:name="_Toc242610207"/>
+      <w:bookmarkStart w:id="13" w:name="_Toc242612944"/>
       <w:r>
         <w:rPr>
           <w:rFonts w:ascii="Times New Roman" w:hAnsi="Times New Roman"/>
         </w:rPr>
         <w:lastRenderedPageBreak/>
-        <w:t>4 КОНТРОЛЬНЫЕ ВОПРОСЫ</w:t>
-      </w:r>
-      <w:bookmarkEnd w:id="12"/>
-    </w:p>
-    <w:p>
-      <w:pPr>
-        <w:pStyle w:val="21"/>
-        <w:spacing w:before="360"/>
-        <w:ind w:firstLine="709"/>
-      </w:pPr>
-      <w:bookmarkStart w:id="13" w:name="_Toc242610208"/>
-      <w:r>
-        <w:rPr>
-          <w:rFonts w:ascii="Times New Roman" w:hAnsi="Times New Roman"/>
-        </w:rPr>
-        <w:t xml:space="preserve">4.1 В чем разница между </w:t>
-      </w:r>
-      <w:r>
-        <w:rPr>
-          <w:rFonts w:ascii="Times New Roman" w:hAnsi="Times New Roman"/>
-          <w:i/>
-        </w:rPr>
-        <w:t>Mutex</w:t>
-      </w:r>
-      <w:r>
-        <w:rPr>
-          <w:rFonts w:ascii="Times New Roman" w:hAnsi="Times New Roman"/>
-        </w:rPr>
-        <w:t xml:space="preserve"> и </w:t>
-      </w:r>
-      <w:r>
-        <w:rPr>
-          <w:rFonts w:ascii="Times New Roman" w:hAnsi="Times New Roman"/>
-          <w:i/>
-        </w:rPr>
-        <w:t>Semaphore</w:t>
+        <w:t>3 Ответы на контрольные вопросы</w:t>
       </w:r>
       <w:bookmarkEnd w:id="13"/>
     </w:p>
@@ -5561,13 +4004,16 @@
         <w:jc w:val="both"/>
       </w:pPr>
       <w:r>
+        <w:t xml:space="preserve">1. В чем разница между </w:t>
+      </w:r>
+      <w:r>
         <w:rPr>
           <w:i/>
         </w:rPr>
         <w:t>Mutex</w:t>
       </w:r>
       <w:r>
-        <w:t xml:space="preserve"> пропускает в защищенную область ровно один поток и знает своего владельца: освободить мьютекс может только тот поток, который его захватил. </w:t>
+        <w:t xml:space="preserve"> и </w:t>
       </w:r>
       <w:r>
         <w:rPr>
@@ -5576,30 +4022,8 @@
         <w:t>Semaphore</w:t>
       </w:r>
       <w:r>
-        <w:t xml:space="preserve"> хранит счетчик и пропускает до заданного числа потоков одновременно, владельца у него нет, освободить его может любой поток. Мьютекс может быть именованным и работать между процессами.</w:t>
-      </w:r>
-    </w:p>
-    <w:p>
-      <w:pPr>
-        <w:pStyle w:val="21"/>
-        <w:spacing w:before="360"/>
-        <w:ind w:firstLine="709"/>
-      </w:pPr>
-      <w:bookmarkStart w:id="14" w:name="_Toc242610209"/>
-      <w:r>
-        <w:rPr>
-          <w:rFonts w:ascii="Times New Roman" w:hAnsi="Times New Roman"/>
-        </w:rPr>
-        <w:t xml:space="preserve">4.2 Что такое семафор со счетчиком и для чего он используется в </w:t>
-      </w:r>
-      <w:r>
-        <w:rPr>
-          <w:rFonts w:ascii="Times New Roman" w:hAnsi="Times New Roman"/>
-          <w:i/>
-        </w:rPr>
-        <w:t>Producer-Consumer</w:t>
-      </w:r>
-      <w:bookmarkEnd w:id="14"/>
+        <w:t>?</w:t>
+      </w:r>
     </w:p>
     <w:p>
       <w:pPr>
@@ -5607,61 +4031,23 @@
         <w:jc w:val="both"/>
       </w:pPr>
       <w:r>
-        <w:t xml:space="preserve">Семафор со счетчиком содержит число доступных «разрешений». Операция ожидания уменьшает счетчик, а если он равен нулю – блокирует поток. Операция </w:t>
-      </w:r>
-      <w:r>
         <w:rPr>
           <w:i/>
         </w:rPr>
-        <w:t>Release</w:t>
-      </w:r>
-      <w:r>
-        <w:t xml:space="preserve"> увеличивает счетчик и пробуждает ожидающего. В </w:t>
+        <w:t>Mutex</w:t>
+      </w:r>
+      <w:r>
+        <w:t xml:space="preserve"> пропускает в защищенную область ровно один поток и знает своего владельца: освободить мьютекс может только тот поток, который его захватил. </w:t>
       </w:r>
       <w:r>
         <w:rPr>
           <w:i/>
         </w:rPr>
-        <w:t>Producer-Consumer</w:t>
-      </w:r>
-      <w:r>
-        <w:t xml:space="preserve"> один семафор считает свободные места (производитель ждет, когда буфер заполнен), другой – занятые места (потребитель ждет, когда буфер пуст).</w:t>
-      </w:r>
-    </w:p>
-    <w:p>
-      <w:pPr>
-        <w:pStyle w:val="21"/>
-        <w:spacing w:before="360"/>
-        <w:ind w:firstLine="709"/>
-      </w:pPr>
-      <w:bookmarkStart w:id="15" w:name="_Toc242610210"/>
-      <w:r>
-        <w:rPr>
-          <w:rFonts w:ascii="Times New Roman" w:hAnsi="Times New Roman"/>
-        </w:rPr>
-        <w:t xml:space="preserve">4.3 Какие способы диагностики </w:t>
-      </w:r>
-      <w:r>
-        <w:rPr>
-          <w:rFonts w:ascii="Times New Roman" w:hAnsi="Times New Roman"/>
-          <w:i/>
-        </w:rPr>
-        <w:t>deadlock</w:t>
-      </w:r>
-      <w:r>
-        <w:rPr>
-          <w:rFonts w:ascii="Times New Roman" w:hAnsi="Times New Roman"/>
-        </w:rPr>
-        <w:t xml:space="preserve"> существуют в </w:t>
-      </w:r>
-      <w:r>
-        <w:rPr>
-          <w:rFonts w:ascii="Times New Roman" w:hAnsi="Times New Roman"/>
-          <w:i/>
-        </w:rPr>
-        <w:t>Visual Studio</w:t>
-      </w:r>
-      <w:bookmarkEnd w:id="15"/>
+        <w:t>Semaphore</w:t>
+      </w:r>
+      <w:r>
+        <w:t xml:space="preserve"> хранит счетчик и пропускает до заданного числа потоков одновременно, владельца у него нет, освободить его может любой поток. Мьютекс может быть именованным и работать между процессами.</w:t>
+      </w:r>
     </w:p>
     <w:p>
       <w:pPr>
@@ -5669,97 +4055,17 @@
         <w:jc w:val="both"/>
       </w:pPr>
       <w:r>
-        <w:t xml:space="preserve">После остановки зависшей программы командой </w:t>
+        <w:t xml:space="preserve">2. Что такое семафор со счетчиком и для чего он используется в </w:t>
       </w:r>
       <w:r>
         <w:rPr>
           <w:i/>
         </w:rPr>
-        <w:t>Break All</w:t>
-      </w:r>
-      <w:r>
-        <w:t xml:space="preserve"> используют окна </w:t>
-      </w:r>
-      <w:r>
-        <w:rPr>
-          <w:i/>
-        </w:rPr>
-        <w:t>Parallel Stacks</w:t>
-      </w:r>
-      <w:r>
-        <w:t xml:space="preserve"> (граф стеков всех потоков и цикл ожидания), </w:t>
-      </w:r>
-      <w:r>
-        <w:rPr>
-          <w:i/>
-        </w:rPr>
-        <w:t>Threads</w:t>
-      </w:r>
-      <w:r>
-        <w:t xml:space="preserve"> (состояние каждого потока, зависшие потоки в состоянии ожидания), </w:t>
-      </w:r>
-      <w:r>
-        <w:rPr>
-          <w:i/>
-        </w:rPr>
-        <w:t>Call Stack</w:t>
-      </w:r>
-      <w:r>
-        <w:t xml:space="preserve"> (место, где поток остановился) и </w:t>
-      </w:r>
-      <w:r>
-        <w:rPr>
-          <w:i/>
-        </w:rPr>
-        <w:t>Parallel Watch</w:t>
-      </w:r>
-      <w:r>
-        <w:t xml:space="preserve">. Дополнительно </w:t>
-      </w:r>
-      <w:r>
-        <w:rPr>
-          <w:i/>
-        </w:rPr>
-        <w:t>deadlock</w:t>
-      </w:r>
-      <w:r>
-        <w:t xml:space="preserve"> обнаруживают по тайм-аутам блокировок и по дампам процесса.</w:t>
-      </w:r>
-    </w:p>
-    <w:p>
-      <w:pPr>
-        <w:pStyle w:val="21"/>
-        <w:spacing w:before="360"/>
-        <w:ind w:firstLine="709"/>
-      </w:pPr>
-      <w:bookmarkStart w:id="16" w:name="_Toc242610211"/>
-      <w:r>
-        <w:rPr>
-          <w:rFonts w:ascii="Times New Roman" w:hAnsi="Times New Roman"/>
-        </w:rPr>
-        <w:t xml:space="preserve">4.4 Чем отличается </w:t>
-      </w:r>
-      <w:r>
-        <w:rPr>
-          <w:rFonts w:ascii="Times New Roman" w:hAnsi="Times New Roman"/>
-          <w:i/>
-        </w:rPr>
-        <w:t>lock</w:t>
-      </w:r>
-      <w:r>
-        <w:rPr>
-          <w:rFonts w:ascii="Times New Roman" w:hAnsi="Times New Roman"/>
-        </w:rPr>
-        <w:t xml:space="preserve"> от </w:t>
-      </w:r>
-      <w:r>
-        <w:rPr>
-          <w:rFonts w:ascii="Times New Roman" w:hAnsi="Times New Roman"/>
-          <w:i/>
-        </w:rPr>
-        <w:t>Mutex</w:t>
-      </w:r>
-      <w:bookmarkEnd w:id="16"/>
+        <w:t>Producer-Consumer</w:t>
+      </w:r>
+      <w:r>
+        <w:t>?</w:t>
+      </w:r>
     </w:p>
     <w:p>
       <w:pPr>
@@ -5767,79 +4073,26 @@
         <w:jc w:val="both"/>
       </w:pPr>
       <w:r>
+        <w:t xml:space="preserve">Семафор со счетчиком содержит число доступных «разрешений». Операция ожидания уменьшает счетчик, а если он равен нулю – блокирует поток. Операция </w:t>
+      </w:r>
+      <w:r>
         <w:rPr>
           <w:i/>
         </w:rPr>
-        <w:t>lock</w:t>
-      </w:r>
-      <w:r>
-        <w:t xml:space="preserve"> – конструкция языка </w:t>
+        <w:t>Release</w:t>
+      </w:r>
+      <w:r>
+        <w:t xml:space="preserve"> увеличивает счетчик и пробуждает ожидающего. В </w:t>
       </w:r>
       <w:r>
         <w:rPr>
           <w:i/>
         </w:rPr>
-        <w:t>C</w:t>
-      </w:r>
-      <w:r>
-        <w:t xml:space="preserve">#, использующая </w:t>
-      </w:r>
-      <w:r>
-        <w:rPr>
-          <w:i/>
-        </w:rPr>
-        <w:t>Monitor</w:t>
-      </w:r>
-      <w:r>
-        <w:t xml:space="preserve"> на объекте. Она быстрее, работает только внутри одного процесса и автоматически освобождает блокировку при выходе из блока. </w:t>
-      </w:r>
-      <w:r>
-        <w:rPr>
-          <w:i/>
-        </w:rPr>
-        <w:t>Mutex</w:t>
-      </w:r>
-      <w:r>
-        <w:t xml:space="preserve"> – объект операционной системы, работает медленнее, может быть именованным и синхронизировать разные процессы, но требует явного вызова </w:t>
-      </w:r>
-      <w:r>
-        <w:rPr>
-          <w:i/>
-        </w:rPr>
-        <w:t>ReleaseMutex</w:t>
-      </w:r>
-      <w:r>
-        <w:t>.</w:t>
-      </w:r>
-    </w:p>
-    <w:p>
-      <w:pPr>
-        <w:pStyle w:val="21"/>
-        <w:spacing w:before="360"/>
-        <w:ind w:firstLine="709"/>
-      </w:pPr>
-      <w:bookmarkStart w:id="17" w:name="_Toc242610212"/>
-      <w:r>
-        <w:rPr>
-          <w:rFonts w:ascii="Times New Roman" w:hAnsi="Times New Roman"/>
-        </w:rPr>
-        <w:lastRenderedPageBreak/>
-        <w:t xml:space="preserve">4.5 Как избежать </w:t>
-      </w:r>
-      <w:r>
-        <w:rPr>
-          <w:rFonts w:ascii="Times New Roman" w:hAnsi="Times New Roman"/>
-          <w:i/>
-        </w:rPr>
-        <w:t>deadlock</w:t>
-      </w:r>
-      <w:r>
-        <w:rPr>
-          <w:rFonts w:ascii="Times New Roman" w:hAnsi="Times New Roman"/>
-        </w:rPr>
-        <w:t>'ов при проектировании многопоточных приложений</w:t>
-      </w:r>
-      <w:bookmarkEnd w:id="17"/>
+        <w:t>Producer-Consumer</w:t>
+      </w:r>
+      <w:r>
+        <w:t xml:space="preserve"> один семафор считает свободные места (производитель ждет, когда буфер заполнен), другой – занятые места (потребитель ждет, когда буфер пуст).</w:t>
+      </w:r>
     </w:p>
     <w:p>
       <w:pPr>
@@ -5847,52 +4100,26 @@
         <w:jc w:val="both"/>
       </w:pPr>
       <w:r>
-        <w:t>Захватывать блокировки всегда в одном и том же порядке, удерживать их как можно меньше и как можно короче, не вызывать чужой код под блокировкой, использовать захват с тайм-аутом (</w:t>
+        <w:t xml:space="preserve">3. Какие способы диагностики </w:t>
       </w:r>
       <w:r>
         <w:rPr>
           <w:i/>
         </w:rPr>
-        <w:t>Monitor.TryEnter</w:t>
-      </w:r>
-      <w:r>
-        <w:t>) и потокобезопасные коллекции вместо ручных блокировок.</w:t>
-      </w:r>
-    </w:p>
-    <w:p>
-      <w:pPr>
-        <w:pStyle w:val="21"/>
-        <w:spacing w:before="360"/>
-        <w:ind w:firstLine="709"/>
-      </w:pPr>
-      <w:bookmarkStart w:id="18" w:name="_Toc242610213"/>
-      <w:r>
-        <w:rPr>
-          <w:rFonts w:ascii="Times New Roman" w:hAnsi="Times New Roman"/>
-        </w:rPr>
-        <w:t>4.6 Что такое "голодание" (</w:t>
-      </w:r>
-      <w:r>
-        <w:rPr>
-          <w:rFonts w:ascii="Times New Roman" w:hAnsi="Times New Roman"/>
+        <w:t>deadlock</w:t>
+      </w:r>
+      <w:r>
+        <w:t xml:space="preserve"> существуют в </w:t>
+      </w:r>
+      <w:r>
+        <w:rPr>
           <w:i/>
         </w:rPr>
-        <w:t>starvation</w:t>
-      </w:r>
-      <w:r>
-        <w:rPr>
-          <w:rFonts w:ascii="Times New Roman" w:hAnsi="Times New Roman"/>
-        </w:rPr>
-        <w:t xml:space="preserve">) потоков и как оно отличается от </w:t>
-      </w:r>
-      <w:r>
-        <w:rPr>
-          <w:rFonts w:ascii="Times New Roman" w:hAnsi="Times New Roman"/>
-          <w:i/>
-        </w:rPr>
-        <w:t>deadlock</w:t>
-      </w:r>
-      <w:bookmarkEnd w:id="18"/>
+        <w:t>Visual Studio</w:t>
+      </w:r>
+      <w:r>
+        <w:t>?</w:t>
+      </w:r>
     </w:p>
     <w:p>
       <w:pPr>
@@ -5900,6 +4127,210 @@
         <w:jc w:val="both"/>
       </w:pPr>
       <w:r>
+        <w:t xml:space="preserve">После остановки зависшей программы командой </w:t>
+      </w:r>
+      <w:r>
+        <w:rPr>
+          <w:i/>
+        </w:rPr>
+        <w:t>Break All</w:t>
+      </w:r>
+      <w:r>
+        <w:t xml:space="preserve"> используют окна </w:t>
+      </w:r>
+      <w:r>
+        <w:rPr>
+          <w:i/>
+        </w:rPr>
+        <w:t>Parallel Stacks</w:t>
+      </w:r>
+      <w:r>
+        <w:t xml:space="preserve"> (граф стеков всех потоков и цикл ожидания), </w:t>
+      </w:r>
+      <w:r>
+        <w:rPr>
+          <w:i/>
+        </w:rPr>
+        <w:t>Threads</w:t>
+      </w:r>
+      <w:r>
+        <w:t xml:space="preserve"> (состояние каждого потока, зависшие потоки в состоянии ожидания), </w:t>
+      </w:r>
+      <w:r>
+        <w:rPr>
+          <w:i/>
+        </w:rPr>
+        <w:t>Call Stack</w:t>
+      </w:r>
+      <w:r>
+        <w:t xml:space="preserve"> (место, где поток остановился) и </w:t>
+      </w:r>
+      <w:r>
+        <w:rPr>
+          <w:i/>
+        </w:rPr>
+        <w:t>Parallel Watch</w:t>
+      </w:r>
+      <w:r>
+        <w:t xml:space="preserve">. Дополнительно </w:t>
+      </w:r>
+      <w:r>
+        <w:rPr>
+          <w:i/>
+        </w:rPr>
+        <w:t>deadlock</w:t>
+      </w:r>
+      <w:r>
+        <w:t xml:space="preserve"> обнаруживают по тайм-аутам блокировок и по дампам процесса.</w:t>
+      </w:r>
+    </w:p>
+    <w:p>
+      <w:pPr>
+        <w:ind w:firstLine="709"/>
+        <w:jc w:val="both"/>
+      </w:pPr>
+      <w:r>
+        <w:t xml:space="preserve">4. Чем отличается </w:t>
+      </w:r>
+      <w:r>
+        <w:rPr>
+          <w:i/>
+        </w:rPr>
+        <w:t>lock</w:t>
+      </w:r>
+      <w:r>
+        <w:t xml:space="preserve"> от </w:t>
+      </w:r>
+      <w:r>
+        <w:rPr>
+          <w:i/>
+        </w:rPr>
+        <w:t>Mutex</w:t>
+      </w:r>
+      <w:r>
+        <w:t>?</w:t>
+      </w:r>
+    </w:p>
+    <w:p>
+      <w:pPr>
+        <w:ind w:firstLine="709"/>
+        <w:jc w:val="both"/>
+      </w:pPr>
+      <w:r>
+        <w:rPr>
+          <w:i/>
+        </w:rPr>
+        <w:t>lock</w:t>
+      </w:r>
+      <w:r>
+        <w:t xml:space="preserve"> – конструкция языка </w:t>
+      </w:r>
+      <w:r>
+        <w:rPr>
+          <w:i/>
+        </w:rPr>
+        <w:t>C</w:t>
+      </w:r>
+      <w:r>
+        <w:t xml:space="preserve">#, использующая </w:t>
+      </w:r>
+      <w:r>
+        <w:rPr>
+          <w:i/>
+        </w:rPr>
+        <w:t>Monitor</w:t>
+      </w:r>
+      <w:r>
+        <w:t xml:space="preserve"> на объекте. Она быстрее, работает только внутри одного процесса и автоматически освобождает блокировку при выходе из блока. </w:t>
+      </w:r>
+      <w:r>
+        <w:rPr>
+          <w:i/>
+        </w:rPr>
+        <w:t>Mutex</w:t>
+      </w:r>
+      <w:r>
+        <w:t xml:space="preserve"> – объект операционной системы, работает медленнее, может быть именованным и синхронизировать разные процессы, но требует явного вызова </w:t>
+      </w:r>
+      <w:r>
+        <w:rPr>
+          <w:i/>
+        </w:rPr>
+        <w:t>ReleaseMutex</w:t>
+      </w:r>
+      <w:r>
+        <w:t>.</w:t>
+      </w:r>
+    </w:p>
+    <w:p>
+      <w:pPr>
+        <w:ind w:firstLine="709"/>
+        <w:jc w:val="both"/>
+      </w:pPr>
+      <w:r>
+        <w:t xml:space="preserve">5. Как избежать </w:t>
+      </w:r>
+      <w:r>
+        <w:rPr>
+          <w:i/>
+        </w:rPr>
+        <w:t>deadlock</w:t>
+      </w:r>
+      <w:r>
+        <w:t>'ов при проектировании многопоточных приложений?</w:t>
+      </w:r>
+    </w:p>
+    <w:p>
+      <w:pPr>
+        <w:ind w:firstLine="709"/>
+        <w:jc w:val="both"/>
+      </w:pPr>
+      <w:r>
+        <w:t>Захватывать блокировки всегда в одном и том же порядке, удерживать их как можно меньше и как можно короче, не вызывать чужой код под блокировкой, использовать захват с тайм-аутом (</w:t>
+      </w:r>
+      <w:r>
+        <w:rPr>
+          <w:i/>
+        </w:rPr>
+        <w:t>Monitor.TryEnter</w:t>
+      </w:r>
+      <w:r>
+        <w:t>) и потокобезопасные коллекции вместо ручных блокировок.</w:t>
+      </w:r>
+    </w:p>
+    <w:p>
+      <w:pPr>
+        <w:ind w:firstLine="709"/>
+        <w:jc w:val="both"/>
+      </w:pPr>
+      <w:r>
+        <w:t>6. Что такое "голодание" (</w:t>
+      </w:r>
+      <w:r>
+        <w:rPr>
+          <w:i/>
+        </w:rPr>
+        <w:t>starvation</w:t>
+      </w:r>
+      <w:r>
+        <w:t xml:space="preserve">) потоков и как оно отличается от </w:t>
+      </w:r>
+      <w:r>
+        <w:rPr>
+          <w:i/>
+        </w:rPr>
+        <w:t>deadlock</w:t>
+      </w:r>
+      <w:r>
+        <w:t>?</w:t>
+      </w:r>
+    </w:p>
+    <w:p>
+      <w:pPr>
+        <w:ind w:firstLine="709"/>
+        <w:jc w:val="both"/>
+      </w:pPr>
+      <w:r>
         <w:t xml:space="preserve">Голодание – ситуация, в которой поток долго или бесконечно не получает ресурс или процессорное время, потому что его постоянно опережают другие потоки (например, с более высоким приоритетом). При этом система в целом продолжает работать. При </w:t>
       </w:r>
       <w:r>
@@ -5909,7 +4340,11 @@
         <w:t>deadlock</w:t>
       </w:r>
       <w:r>
-        <w:t xml:space="preserve"> потоки блокируют друг друга и не могут продолжить вообще, пока ситуация не будет разрешена извне.</w:t>
+        <w:t xml:space="preserve"> потоки блокируют </w:t>
+      </w:r>
+      <w:r>
+        <w:lastRenderedPageBreak/>
+        <w:t>друг друга и не могут продолжить вообще, пока ситуация не будет разрешена извне.</w:t>
       </w:r>
     </w:p>
     <w:p>
@@ -5922,15 +4357,15 @@
         <w:pStyle w:val="1"/>
         <w:jc w:val="center"/>
       </w:pPr>
-      <w:bookmarkStart w:id="19" w:name="_Toc242610214"/>
+      <w:bookmarkStart w:id="14" w:name="_Toc242612945"/>
       <w:r>
         <w:rPr>
           <w:rFonts w:ascii="Times New Roman" w:hAnsi="Times New Roman"/>
         </w:rPr>
         <w:lastRenderedPageBreak/>
-        <w:t>ЗАКЛЮЧЕНИЕ</w:t>
-      </w:r>
-      <w:bookmarkEnd w:id="19"/>
+        <w:t>Выводы</w:t>
+      </w:r>
+      <w:bookmarkEnd w:id="14"/>
     </w:p>
     <w:p>
       <w:pPr>
@@ -5983,9 +4418,1349 @@
         <w:t>Mutex</w:t>
       </w:r>
       <w:r>
-        <w:t xml:space="preserve"> второй экземпляр программы не смог запуститься одновременно с первым. Цель работы достигнута.</w:t>
-      </w:r>
-    </w:p>
+        <w:t xml:space="preserve"> второй экземпляр программы не смог запуститься одновременно с первым. Поставленная цель достигнута.</w:t>
+      </w:r>
+    </w:p>
+    <w:p>
+      <w:r>
+        <w:br w:type="page"/>
+      </w:r>
+    </w:p>
+    <w:p>
+      <w:pPr>
+        <w:pStyle w:val="1"/>
+        <w:jc w:val="center"/>
+      </w:pPr>
+      <w:bookmarkStart w:id="15" w:name="_Toc242612946"/>
+      <w:r>
+        <w:lastRenderedPageBreak/>
+        <w:t>Приложение А</w:t>
+      </w:r>
+      <w:r>
+        <w:br/>
+      </w:r>
+      <w:r>
+        <w:rPr>
+          <w:caps w:val="0"/>
+        </w:rPr>
+        <w:t>(обязательное)</w:t>
+      </w:r>
+      <w:r>
+        <w:rPr>
+          <w:caps w:val="0"/>
+        </w:rPr>
+        <w:br/>
+        <w:t>Листинги программного кода</w:t>
+      </w:r>
+      <w:bookmarkEnd w:id="15"/>
+    </w:p>
+    <w:p>
+      <w:pPr>
+        <w:keepNext/>
+        <w:ind w:firstLine="709"/>
+        <w:jc w:val="both"/>
+      </w:pPr>
+      <w:r>
+        <w:t>Листинг А.1 – Производитель и потребитель (задание 1)</w:t>
+      </w:r>
+    </w:p>
+    <w:p>
+      <w:pPr>
+        <w:pStyle w:val="Listing"/>
+      </w:pPr>
+      <w:r>
+        <w:t>// Метод производителя</w:t>
+      </w:r>
+    </w:p>
+    <w:p>
+      <w:pPr>
+        <w:pStyle w:val="Listing"/>
+      </w:pPr>
+      <w:r>
+        <w:t>static async Task Producer(int id)</w:t>
+      </w:r>
+    </w:p>
+    <w:p>
+      <w:pPr>
+        <w:pStyle w:val="Listing"/>
+      </w:pPr>
+      <w:r>
+        <w:t>{</w:t>
+      </w:r>
+    </w:p>
+    <w:p>
+      <w:pPr>
+        <w:pStyle w:val="Listing"/>
+      </w:pPr>
+      <w:r>
+        <w:t xml:space="preserve">    Random rand = new Random(id);</w:t>
+      </w:r>
+    </w:p>
+    <w:p>
+      <w:pPr>
+        <w:pStyle w:val="Listing"/>
+      </w:pPr>
+      <w:r>
+        <w:t xml:space="preserve">    while (_isRunning)</w:t>
+      </w:r>
+    </w:p>
+    <w:p>
+      <w:pPr>
+        <w:pStyle w:val="Listing"/>
+      </w:pPr>
+      <w:r>
+        <w:t xml:space="preserve">    {</w:t>
+      </w:r>
+    </w:p>
+    <w:p>
+      <w:pPr>
+        <w:pStyle w:val="Listing"/>
+      </w:pPr>
+      <w:r>
+        <w:t xml:space="preserve">        // Ждем, пока освободится место в буфере (с тайм-аутом, чтобы после остановки поток мог завершиться)</w:t>
+      </w:r>
+    </w:p>
+    <w:p>
+      <w:pPr>
+        <w:pStyle w:val="Listing"/>
+      </w:pPr>
+      <w:r>
+        <w:t xml:space="preserve">        if (!await _emptySlots.WaitAsync(500)) continue;</w:t>
+      </w:r>
+    </w:p>
+    <w:p>
+      <w:pPr>
+        <w:pStyle w:val="Listing"/>
+      </w:pPr>
+      <w:r>
+        <w:t xml:space="preserve">        // Захватываем мьютекс для безопасной работы с буфером</w:t>
+      </w:r>
+    </w:p>
+    <w:p>
+      <w:pPr>
+        <w:pStyle w:val="Listing"/>
+      </w:pPr>
+      <w:r>
+        <w:t xml:space="preserve">        _mutex.WaitOne();</w:t>
+      </w:r>
+    </w:p>
+    <w:p>
+      <w:pPr>
+        <w:pStyle w:val="Listing"/>
+      </w:pPr>
+      <w:r>
+        <w:t xml:space="preserve">        try</w:t>
+      </w:r>
+    </w:p>
+    <w:p>
+      <w:pPr>
+        <w:pStyle w:val="Listing"/>
+      </w:pPr>
+      <w:r>
+        <w:t xml:space="preserve">        {</w:t>
+      </w:r>
+    </w:p>
+    <w:p>
+      <w:pPr>
+        <w:pStyle w:val="Listing"/>
+      </w:pPr>
+      <w:r>
+        <w:t xml:space="preserve">            int item = rand.Next(1, 100);</w:t>
+      </w:r>
+    </w:p>
+    <w:p>
+      <w:pPr>
+        <w:pStyle w:val="Listing"/>
+      </w:pPr>
+      <w:r>
+        <w:t xml:space="preserve">            _buffer.Enqueue(item);</w:t>
+      </w:r>
+    </w:p>
+    <w:p>
+      <w:pPr>
+        <w:pStyle w:val="Listing"/>
+      </w:pPr>
+      <w:r>
+        <w:t xml:space="preserve">            Console.WriteLine($"[Producer {id}] Добавлен элемент: {item}. В буфере: {_buffer.Count} элементов.");</w:t>
+      </w:r>
+    </w:p>
+    <w:p>
+      <w:pPr>
+        <w:pStyle w:val="Listing"/>
+      </w:pPr>
+      <w:r>
+        <w:t xml:space="preserve">        }</w:t>
+      </w:r>
+    </w:p>
+    <w:p>
+      <w:pPr>
+        <w:pStyle w:val="Listing"/>
+      </w:pPr>
+      <w:r>
+        <w:t xml:space="preserve">        finally</w:t>
+      </w:r>
+    </w:p>
+    <w:p>
+      <w:pPr>
+        <w:pStyle w:val="Listing"/>
+      </w:pPr>
+      <w:r>
+        <w:t xml:space="preserve">        {</w:t>
+      </w:r>
+    </w:p>
+    <w:p>
+      <w:pPr>
+        <w:pStyle w:val="Listing"/>
+      </w:pPr>
+      <w:r>
+        <w:t xml:space="preserve">            _mutex.ReleaseMutex();</w:t>
+      </w:r>
+    </w:p>
+    <w:p>
+      <w:pPr>
+        <w:pStyle w:val="Listing"/>
+      </w:pPr>
+      <w:r>
+        <w:t xml:space="preserve">        }</w:t>
+      </w:r>
+    </w:p>
+    <w:p>
+      <w:pPr>
+        <w:pStyle w:val="Listing"/>
+      </w:pPr>
+      <w:r>
+        <w:t xml:space="preserve">        // Увеличиваем счетчик занятых мест</w:t>
+      </w:r>
+    </w:p>
+    <w:p>
+      <w:pPr>
+        <w:pStyle w:val="Listing"/>
+      </w:pPr>
+      <w:r>
+        <w:t xml:space="preserve">        _filledSlots.Release();</w:t>
+      </w:r>
+    </w:p>
+    <w:p>
+      <w:pPr>
+        <w:pStyle w:val="Listing"/>
+      </w:pPr>
+      <w:r>
+        <w:t xml:space="preserve">        // Имитация времени на производство</w:t>
+      </w:r>
+    </w:p>
+    <w:p>
+      <w:pPr>
+        <w:pStyle w:val="Listing"/>
+      </w:pPr>
+      <w:r>
+        <w:t xml:space="preserve">        await Task.Delay(rand.Next(200, 600));</w:t>
+      </w:r>
+    </w:p>
+    <w:p>
+      <w:pPr>
+        <w:pStyle w:val="Listing"/>
+      </w:pPr>
+      <w:r>
+        <w:t xml:space="preserve">    }</w:t>
+      </w:r>
+    </w:p>
+    <w:p>
+      <w:pPr>
+        <w:pStyle w:val="Listing"/>
+      </w:pPr>
+      <w:r>
+        <w:t xml:space="preserve">    Console.WriteLine($"[Producer {id}] Завершен.");</w:t>
+      </w:r>
+    </w:p>
+    <w:p>
+      <w:pPr>
+        <w:pStyle w:val="Listing"/>
+      </w:pPr>
+      <w:r>
+        <w:t>}</w:t>
+      </w:r>
+    </w:p>
+    <w:p>
+      <w:pPr>
+        <w:pStyle w:val="Listing"/>
+      </w:pPr>
+    </w:p>
+    <w:p>
+      <w:pPr>
+        <w:pStyle w:val="Listing"/>
+      </w:pPr>
+      <w:r>
+        <w:t>// Метод потребителя</w:t>
+      </w:r>
+    </w:p>
+    <w:p>
+      <w:pPr>
+        <w:pStyle w:val="Listing"/>
+      </w:pPr>
+      <w:r>
+        <w:t>static async Task Consumer(int id)</w:t>
+      </w:r>
+    </w:p>
+    <w:p>
+      <w:pPr>
+        <w:pStyle w:val="Listing"/>
+      </w:pPr>
+      <w:r>
+        <w:t>{</w:t>
+      </w:r>
+    </w:p>
+    <w:p>
+      <w:pPr>
+        <w:pStyle w:val="Listing"/>
+      </w:pPr>
+      <w:r>
+        <w:t xml:space="preserve">    Random rand = new Random(id + 10);</w:t>
+      </w:r>
+    </w:p>
+    <w:p>
+      <w:pPr>
+        <w:pStyle w:val="Listing"/>
+      </w:pPr>
+      <w:r>
+        <w:t xml:space="preserve">    while (_isRunning)</w:t>
+      </w:r>
+    </w:p>
+    <w:p>
+      <w:pPr>
+        <w:pStyle w:val="Listing"/>
+      </w:pPr>
+      <w:r>
+        <w:t xml:space="preserve">    {</w:t>
+      </w:r>
+    </w:p>
+    <w:p>
+      <w:pPr>
+        <w:pStyle w:val="Listing"/>
+      </w:pPr>
+      <w:r>
+        <w:t xml:space="preserve">        // Ждем, пока появится хотя бы один элемент в буфере (с тайм-аутом по той же причине)</w:t>
+      </w:r>
+    </w:p>
+    <w:p>
+      <w:pPr>
+        <w:pStyle w:val="Listing"/>
+      </w:pPr>
+      <w:r>
+        <w:t xml:space="preserve">        if (!await _filledSlots.WaitAsync(500)) continue;</w:t>
+      </w:r>
+    </w:p>
+    <w:p>
+      <w:pPr>
+        <w:pStyle w:val="Listing"/>
+      </w:pPr>
+      <w:r>
+        <w:t xml:space="preserve">        // Захватываем мьютекс</w:t>
+      </w:r>
+    </w:p>
+    <w:p>
+      <w:pPr>
+        <w:pStyle w:val="Listing"/>
+      </w:pPr>
+      <w:r>
+        <w:t xml:space="preserve">        _mutex.WaitOne();</w:t>
+      </w:r>
+    </w:p>
+    <w:p>
+      <w:pPr>
+        <w:pStyle w:val="Listing"/>
+      </w:pPr>
+      <w:r>
+        <w:t xml:space="preserve">        int item;</w:t>
+      </w:r>
+    </w:p>
+    <w:p>
+      <w:pPr>
+        <w:pStyle w:val="Listing"/>
+      </w:pPr>
+      <w:r>
+        <w:t xml:space="preserve">        try</w:t>
+      </w:r>
+    </w:p>
+    <w:p>
+      <w:pPr>
+        <w:pStyle w:val="Listing"/>
+      </w:pPr>
+      <w:r>
+        <w:t xml:space="preserve">        {</w:t>
+      </w:r>
+    </w:p>
+    <w:p>
+      <w:pPr>
+        <w:pStyle w:val="Listing"/>
+      </w:pPr>
+      <w:r>
+        <w:t xml:space="preserve">            item = _buffer.Dequeue();</w:t>
+      </w:r>
+    </w:p>
+    <w:p>
+      <w:pPr>
+        <w:pStyle w:val="Listing"/>
+      </w:pPr>
+      <w:r>
+        <w:lastRenderedPageBreak/>
+        <w:t xml:space="preserve">            Console.WriteLine($"[Consumer {id}] Извлечен элемент: {item}. В буфере: {_buffer.Count} элементов.");</w:t>
+      </w:r>
+    </w:p>
+    <w:p>
+      <w:pPr>
+        <w:pStyle w:val="Listing"/>
+      </w:pPr>
+      <w:r>
+        <w:t xml:space="preserve">        }</w:t>
+      </w:r>
+    </w:p>
+    <w:p>
+      <w:pPr>
+        <w:pStyle w:val="Listing"/>
+      </w:pPr>
+      <w:r>
+        <w:t xml:space="preserve">        finally</w:t>
+      </w:r>
+    </w:p>
+    <w:p>
+      <w:pPr>
+        <w:pStyle w:val="Listing"/>
+      </w:pPr>
+      <w:r>
+        <w:t xml:space="preserve">        {</w:t>
+      </w:r>
+    </w:p>
+    <w:p>
+      <w:pPr>
+        <w:pStyle w:val="Listing"/>
+      </w:pPr>
+      <w:r>
+        <w:t xml:space="preserve">            _mutex.ReleaseMutex();</w:t>
+      </w:r>
+    </w:p>
+    <w:p>
+      <w:pPr>
+        <w:pStyle w:val="Listing"/>
+      </w:pPr>
+      <w:r>
+        <w:t xml:space="preserve">        }</w:t>
+      </w:r>
+    </w:p>
+    <w:p>
+      <w:pPr>
+        <w:pStyle w:val="Listing"/>
+      </w:pPr>
+      <w:r>
+        <w:t xml:space="preserve">        // Увеличиваем счетчик свободных мест</w:t>
+      </w:r>
+    </w:p>
+    <w:p>
+      <w:pPr>
+        <w:pStyle w:val="Listing"/>
+      </w:pPr>
+      <w:r>
+        <w:t xml:space="preserve">        _emptySlots.Release();</w:t>
+      </w:r>
+    </w:p>
+    <w:p>
+      <w:pPr>
+        <w:pStyle w:val="Listing"/>
+      </w:pPr>
+      <w:r>
+        <w:t xml:space="preserve">        // Имитация обработки данных</w:t>
+      </w:r>
+    </w:p>
+    <w:p>
+      <w:pPr>
+        <w:pStyle w:val="Listing"/>
+      </w:pPr>
+      <w:r>
+        <w:t xml:space="preserve">        await Task.Delay(rand.Next(300, 800));</w:t>
+      </w:r>
+    </w:p>
+    <w:p>
+      <w:pPr>
+        <w:pStyle w:val="Listing"/>
+      </w:pPr>
+      <w:r>
+        <w:t xml:space="preserve">    }</w:t>
+      </w:r>
+    </w:p>
+    <w:p>
+      <w:pPr>
+        <w:pStyle w:val="Listing"/>
+      </w:pPr>
+      <w:r>
+        <w:t xml:space="preserve">    Console.WriteLine($"[Consumer {id}] Завершен.");</w:t>
+      </w:r>
+    </w:p>
+    <w:p>
+      <w:pPr>
+        <w:pStyle w:val="Listing"/>
+      </w:pPr>
+      <w:r>
+        <w:t>}</w:t>
+      </w:r>
+    </w:p>
+    <w:p/>
+    <w:p>
+      <w:pPr>
+        <w:keepNext/>
+        <w:ind w:firstLine="709"/>
+        <w:jc w:val="both"/>
+      </w:pPr>
+      <w:r>
+        <w:t xml:space="preserve">Листинг А.2 – Класс </w:t>
+      </w:r>
+      <w:r>
+        <w:rPr>
+          <w:i/>
+        </w:rPr>
+        <w:t>DataItem</w:t>
+      </w:r>
+      <w:r>
+        <w:t xml:space="preserve"> и производитель объектов</w:t>
+      </w:r>
+    </w:p>
+    <w:p>
+      <w:pPr>
+        <w:pStyle w:val="Listing"/>
+      </w:pPr>
+      <w:r>
+        <w:t>// Усложненное задание: в буфере хранятся объекты с полями</w:t>
+      </w:r>
+    </w:p>
+    <w:p>
+      <w:pPr>
+        <w:pStyle w:val="Listing"/>
+      </w:pPr>
+      <w:r>
+        <w:t>public class DataItem</w:t>
+      </w:r>
+    </w:p>
+    <w:p>
+      <w:pPr>
+        <w:pStyle w:val="Listing"/>
+      </w:pPr>
+      <w:r>
+        <w:t>{</w:t>
+      </w:r>
+    </w:p>
+    <w:p>
+      <w:pPr>
+        <w:pStyle w:val="Listing"/>
+      </w:pPr>
+      <w:r>
+        <w:t xml:space="preserve">    public int Id;</w:t>
+      </w:r>
+    </w:p>
+    <w:p>
+      <w:pPr>
+        <w:pStyle w:val="Listing"/>
+      </w:pPr>
+      <w:r>
+        <w:t xml:space="preserve">    public string Payload = "";</w:t>
+      </w:r>
+    </w:p>
+    <w:p>
+      <w:pPr>
+        <w:pStyle w:val="Listing"/>
+      </w:pPr>
+      <w:r>
+        <w:t>}</w:t>
+      </w:r>
+    </w:p>
+    <w:p>
+      <w:pPr>
+        <w:pStyle w:val="Listing"/>
+      </w:pPr>
+    </w:p>
+    <w:p>
+      <w:pPr>
+        <w:pStyle w:val="Listing"/>
+      </w:pPr>
+      <w:r>
+        <w:t>var item = new DataItem { Id = Interlocked.Increment(ref _nextId), Payload = $"данные от производителя {id}" };</w:t>
+      </w:r>
+    </w:p>
+    <w:p>
+      <w:pPr>
+        <w:pStyle w:val="Listing"/>
+      </w:pPr>
+      <w:r>
+        <w:t>_buffer.Enqueue(item);</w:t>
+      </w:r>
+    </w:p>
+    <w:p>
+      <w:pPr>
+        <w:pStyle w:val="Listing"/>
+      </w:pPr>
+      <w:r>
+        <w:t>Console.WriteLine($"[Producer {id}] Добавлен DataItem {{ Id = {item.Id}, Payload = \"{item.Payload}\" }}. В буфере: {_buffer.Count}.");</w:t>
+      </w:r>
+    </w:p>
+    <w:p/>
+    <w:p>
+      <w:pPr>
+        <w:keepNext/>
+        <w:ind w:firstLine="709"/>
+        <w:jc w:val="both"/>
+      </w:pPr>
+      <w:r>
+        <w:t>Листинг А.3 – Потоки с разным порядком захвата блокировок</w:t>
+      </w:r>
+    </w:p>
+    <w:p>
+      <w:pPr>
+        <w:pStyle w:val="Listing"/>
+      </w:pPr>
+      <w:r>
+        <w:t>static void Thread1()</w:t>
+      </w:r>
+    </w:p>
+    <w:p>
+      <w:pPr>
+        <w:pStyle w:val="Listing"/>
+      </w:pPr>
+      <w:r>
+        <w:t>{</w:t>
+      </w:r>
+    </w:p>
+    <w:p>
+      <w:pPr>
+        <w:pStyle w:val="Listing"/>
+      </w:pPr>
+      <w:r>
+        <w:t xml:space="preserve">    lock (_lockA)</w:t>
+      </w:r>
+    </w:p>
+    <w:p>
+      <w:pPr>
+        <w:pStyle w:val="Listing"/>
+      </w:pPr>
+      <w:r>
+        <w:t xml:space="preserve">    {</w:t>
+      </w:r>
+    </w:p>
+    <w:p>
+      <w:pPr>
+        <w:pStyle w:val="Listing"/>
+      </w:pPr>
+      <w:r>
+        <w:t xml:space="preserve">        Console.WriteLine("Thread1: захватил lockA");</w:t>
+      </w:r>
+    </w:p>
+    <w:p>
+      <w:pPr>
+        <w:pStyle w:val="Listing"/>
+      </w:pPr>
+      <w:r>
+        <w:t xml:space="preserve">        Thread.Sleep(1000); // Имитация работы</w:t>
+      </w:r>
+    </w:p>
+    <w:p>
+      <w:pPr>
+        <w:pStyle w:val="Listing"/>
+      </w:pPr>
+      <w:r>
+        <w:t xml:space="preserve">        lock (_lockB)</w:t>
+      </w:r>
+    </w:p>
+    <w:p>
+      <w:pPr>
+        <w:pStyle w:val="Listing"/>
+      </w:pPr>
+      <w:r>
+        <w:t xml:space="preserve">        {</w:t>
+      </w:r>
+    </w:p>
+    <w:p>
+      <w:pPr>
+        <w:pStyle w:val="Listing"/>
+      </w:pPr>
+      <w:r>
+        <w:t xml:space="preserve">            Console.WriteLine("Thread1: захватил lockB");</w:t>
+      </w:r>
+    </w:p>
+    <w:p>
+      <w:pPr>
+        <w:pStyle w:val="Listing"/>
+      </w:pPr>
+      <w:r>
+        <w:t xml:space="preserve">        }</w:t>
+      </w:r>
+    </w:p>
+    <w:p>
+      <w:pPr>
+        <w:pStyle w:val="Listing"/>
+      </w:pPr>
+      <w:r>
+        <w:t xml:space="preserve">    }</w:t>
+      </w:r>
+    </w:p>
+    <w:p>
+      <w:pPr>
+        <w:pStyle w:val="Listing"/>
+      </w:pPr>
+      <w:r>
+        <w:t>}</w:t>
+      </w:r>
+    </w:p>
+    <w:p>
+      <w:pPr>
+        <w:pStyle w:val="Listing"/>
+      </w:pPr>
+    </w:p>
+    <w:p>
+      <w:pPr>
+        <w:pStyle w:val="Listing"/>
+      </w:pPr>
+      <w:r>
+        <w:t>static void Thread2()</w:t>
+      </w:r>
+    </w:p>
+    <w:p>
+      <w:pPr>
+        <w:pStyle w:val="Listing"/>
+      </w:pPr>
+      <w:r>
+        <w:t>{</w:t>
+      </w:r>
+    </w:p>
+    <w:p>
+      <w:pPr>
+        <w:pStyle w:val="Listing"/>
+      </w:pPr>
+      <w:r>
+        <w:t xml:space="preserve">    lock (_lockB)</w:t>
+      </w:r>
+    </w:p>
+    <w:p>
+      <w:pPr>
+        <w:pStyle w:val="Listing"/>
+      </w:pPr>
+      <w:r>
+        <w:t xml:space="preserve">    {</w:t>
+      </w:r>
+    </w:p>
+    <w:p>
+      <w:pPr>
+        <w:pStyle w:val="Listing"/>
+      </w:pPr>
+      <w:r>
+        <w:t xml:space="preserve">        Console.WriteLine("Thread2: захватил lockB");</w:t>
+      </w:r>
+    </w:p>
+    <w:p>
+      <w:pPr>
+        <w:pStyle w:val="Listing"/>
+      </w:pPr>
+      <w:r>
+        <w:t xml:space="preserve">        Thread.Sleep(1000); // Имитация работы</w:t>
+      </w:r>
+    </w:p>
+    <w:p>
+      <w:pPr>
+        <w:pStyle w:val="Listing"/>
+      </w:pPr>
+      <w:r>
+        <w:t xml:space="preserve">        lock (_lockA)</w:t>
+      </w:r>
+    </w:p>
+    <w:p>
+      <w:pPr>
+        <w:pStyle w:val="Listing"/>
+      </w:pPr>
+      <w:r>
+        <w:t xml:space="preserve">        {</w:t>
+      </w:r>
+    </w:p>
+    <w:p>
+      <w:pPr>
+        <w:pStyle w:val="Listing"/>
+      </w:pPr>
+      <w:r>
+        <w:lastRenderedPageBreak/>
+        <w:t xml:space="preserve">            Console.WriteLine("Thread2: захватил lockA");</w:t>
+      </w:r>
+    </w:p>
+    <w:p>
+      <w:pPr>
+        <w:pStyle w:val="Listing"/>
+      </w:pPr>
+      <w:r>
+        <w:t xml:space="preserve">        }</w:t>
+      </w:r>
+    </w:p>
+    <w:p>
+      <w:pPr>
+        <w:pStyle w:val="Listing"/>
+      </w:pPr>
+      <w:r>
+        <w:t xml:space="preserve">    }</w:t>
+      </w:r>
+    </w:p>
+    <w:p>
+      <w:pPr>
+        <w:pStyle w:val="Listing"/>
+      </w:pPr>
+      <w:r>
+        <w:t>}</w:t>
+      </w:r>
+    </w:p>
+    <w:p/>
+    <w:p>
+      <w:pPr>
+        <w:keepNext/>
+        <w:ind w:firstLine="709"/>
+        <w:jc w:val="both"/>
+      </w:pPr>
+      <w:r>
+        <w:t>Листинг А.4 – Одинаковый порядок захвата блокировок</w:t>
+      </w:r>
+    </w:p>
+    <w:p>
+      <w:pPr>
+        <w:pStyle w:val="Listing"/>
+      </w:pPr>
+      <w:r>
+        <w:t>static void Thread2Fixed()</w:t>
+      </w:r>
+    </w:p>
+    <w:p>
+      <w:pPr>
+        <w:pStyle w:val="Listing"/>
+      </w:pPr>
+      <w:r>
+        <w:t>{</w:t>
+      </w:r>
+    </w:p>
+    <w:p>
+      <w:pPr>
+        <w:pStyle w:val="Listing"/>
+      </w:pPr>
+      <w:r>
+        <w:t xml:space="preserve">    lock (_lockA)</w:t>
+      </w:r>
+    </w:p>
+    <w:p>
+      <w:pPr>
+        <w:pStyle w:val="Listing"/>
+      </w:pPr>
+      <w:r>
+        <w:t xml:space="preserve">    {</w:t>
+      </w:r>
+    </w:p>
+    <w:p>
+      <w:pPr>
+        <w:pStyle w:val="Listing"/>
+      </w:pPr>
+      <w:r>
+        <w:t xml:space="preserve">        Console.WriteLine("Thread2: захватил lockA");</w:t>
+      </w:r>
+    </w:p>
+    <w:p>
+      <w:pPr>
+        <w:pStyle w:val="Listing"/>
+      </w:pPr>
+      <w:r>
+        <w:t xml:space="preserve">        Thread.Sleep(1000); // Имитация работы</w:t>
+      </w:r>
+    </w:p>
+    <w:p>
+      <w:pPr>
+        <w:pStyle w:val="Listing"/>
+      </w:pPr>
+      <w:r>
+        <w:t xml:space="preserve">        lock (_lockB)</w:t>
+      </w:r>
+    </w:p>
+    <w:p>
+      <w:pPr>
+        <w:pStyle w:val="Listing"/>
+      </w:pPr>
+      <w:r>
+        <w:t xml:space="preserve">        {</w:t>
+      </w:r>
+    </w:p>
+    <w:p>
+      <w:pPr>
+        <w:pStyle w:val="Listing"/>
+      </w:pPr>
+      <w:r>
+        <w:t xml:space="preserve">            Console.WriteLine("Thread2: захватил lockB");</w:t>
+      </w:r>
+    </w:p>
+    <w:p>
+      <w:pPr>
+        <w:pStyle w:val="Listing"/>
+      </w:pPr>
+      <w:r>
+        <w:t xml:space="preserve">        }</w:t>
+      </w:r>
+    </w:p>
+    <w:p>
+      <w:pPr>
+        <w:pStyle w:val="Listing"/>
+      </w:pPr>
+      <w:r>
+        <w:t xml:space="preserve">    }</w:t>
+      </w:r>
+    </w:p>
+    <w:p>
+      <w:pPr>
+        <w:pStyle w:val="Listing"/>
+      </w:pPr>
+      <w:r>
+        <w:t>}</w:t>
+      </w:r>
+    </w:p>
+    <w:p/>
+    <w:p>
+      <w:pPr>
+        <w:keepNext/>
+        <w:ind w:firstLine="709"/>
+        <w:jc w:val="both"/>
+      </w:pPr>
+      <w:r>
+        <w:t>Листинг А.5 – Захват блокировок с тайм-аутом</w:t>
+      </w:r>
+    </w:p>
+    <w:p>
+      <w:pPr>
+        <w:pStyle w:val="Listing"/>
+      </w:pPr>
+      <w:r>
+        <w:t>static void TakeBoth(string name, object first, string firstName, object second, string secondName)</w:t>
+      </w:r>
+    </w:p>
+    <w:p>
+      <w:pPr>
+        <w:pStyle w:val="Listing"/>
+      </w:pPr>
+      <w:r>
+        <w:t>{</w:t>
+      </w:r>
+    </w:p>
+    <w:p>
+      <w:pPr>
+        <w:pStyle w:val="Listing"/>
+      </w:pPr>
+      <w:r>
+        <w:t xml:space="preserve">    if (!Monitor.TryEnter(first, TimeSpan.FromSeconds(3)))</w:t>
+      </w:r>
+    </w:p>
+    <w:p>
+      <w:pPr>
+        <w:pStyle w:val="Listing"/>
+      </w:pPr>
+      <w:r>
+        <w:t xml:space="preserve">    {</w:t>
+      </w:r>
+    </w:p>
+    <w:p>
+      <w:pPr>
+        <w:pStyle w:val="Listing"/>
+      </w:pPr>
+      <w:r>
+        <w:t xml:space="preserve">        Console.WriteLine($"{name}: не удалось захватить {firstName} за 3 секунды");</w:t>
+      </w:r>
+    </w:p>
+    <w:p>
+      <w:pPr>
+        <w:pStyle w:val="Listing"/>
+      </w:pPr>
+      <w:r>
+        <w:t xml:space="preserve">        return;</w:t>
+      </w:r>
+    </w:p>
+    <w:p>
+      <w:pPr>
+        <w:pStyle w:val="Listing"/>
+      </w:pPr>
+      <w:r>
+        <w:t xml:space="preserve">    }</w:t>
+      </w:r>
+    </w:p>
+    <w:p>
+      <w:pPr>
+        <w:pStyle w:val="Listing"/>
+      </w:pPr>
+      <w:r>
+        <w:t xml:space="preserve">    try</w:t>
+      </w:r>
+    </w:p>
+    <w:p>
+      <w:pPr>
+        <w:pStyle w:val="Listing"/>
+      </w:pPr>
+      <w:r>
+        <w:t xml:space="preserve">    {</w:t>
+      </w:r>
+    </w:p>
+    <w:p>
+      <w:pPr>
+        <w:pStyle w:val="Listing"/>
+      </w:pPr>
+      <w:r>
+        <w:t xml:space="preserve">        Console.WriteLine($"{name}: захватил {firstName}");</w:t>
+      </w:r>
+    </w:p>
+    <w:p>
+      <w:pPr>
+        <w:pStyle w:val="Listing"/>
+      </w:pPr>
+      <w:r>
+        <w:t xml:space="preserve">        Thread.Sleep(1000); // Имитация работы</w:t>
+      </w:r>
+    </w:p>
+    <w:p>
+      <w:pPr>
+        <w:pStyle w:val="Listing"/>
+      </w:pPr>
+      <w:r>
+        <w:t xml:space="preserve">        if (Monitor.TryEnter(second, TimeSpan.FromSeconds(3)))</w:t>
+      </w:r>
+    </w:p>
+    <w:p>
+      <w:pPr>
+        <w:pStyle w:val="Listing"/>
+      </w:pPr>
+      <w:r>
+        <w:t xml:space="preserve">        {</w:t>
+      </w:r>
+    </w:p>
+    <w:p>
+      <w:pPr>
+        <w:pStyle w:val="Listing"/>
+      </w:pPr>
+      <w:r>
+        <w:t xml:space="preserve">            try { Console.WriteLine($"{name}: захватил {secondName}"); }</w:t>
+      </w:r>
+    </w:p>
+    <w:p>
+      <w:pPr>
+        <w:pStyle w:val="Listing"/>
+      </w:pPr>
+      <w:r>
+        <w:t xml:space="preserve">            finally { Monitor.Exit(second); }</w:t>
+      </w:r>
+    </w:p>
+    <w:p>
+      <w:pPr>
+        <w:pStyle w:val="Listing"/>
+      </w:pPr>
+      <w:r>
+        <w:t xml:space="preserve">        }</w:t>
+      </w:r>
+    </w:p>
+    <w:p>
+      <w:pPr>
+        <w:pStyle w:val="Listing"/>
+      </w:pPr>
+      <w:r>
+        <w:t xml:space="preserve">        else</w:t>
+      </w:r>
+    </w:p>
+    <w:p>
+      <w:pPr>
+        <w:pStyle w:val="Listing"/>
+      </w:pPr>
+      <w:r>
+        <w:t xml:space="preserve">        {</w:t>
+      </w:r>
+    </w:p>
+    <w:p>
+      <w:pPr>
+        <w:pStyle w:val="Listing"/>
+      </w:pPr>
+      <w:r>
+        <w:t xml:space="preserve">            Console.WriteLine($"{name}: не удалось захватить {secondName} за 3 секунды – возможен deadlock");</w:t>
+      </w:r>
+    </w:p>
+    <w:p>
+      <w:pPr>
+        <w:pStyle w:val="Listing"/>
+      </w:pPr>
+      <w:r>
+        <w:t xml:space="preserve">        }</w:t>
+      </w:r>
+    </w:p>
+    <w:p>
+      <w:pPr>
+        <w:pStyle w:val="Listing"/>
+      </w:pPr>
+      <w:r>
+        <w:t xml:space="preserve">    }</w:t>
+      </w:r>
+    </w:p>
+    <w:p>
+      <w:pPr>
+        <w:pStyle w:val="Listing"/>
+      </w:pPr>
+      <w:r>
+        <w:t xml:space="preserve">    finally</w:t>
+      </w:r>
+    </w:p>
+    <w:p>
+      <w:pPr>
+        <w:pStyle w:val="Listing"/>
+      </w:pPr>
+      <w:r>
+        <w:t xml:space="preserve">    {</w:t>
+      </w:r>
+    </w:p>
+    <w:p>
+      <w:pPr>
+        <w:pStyle w:val="Listing"/>
+      </w:pPr>
+      <w:r>
+        <w:t xml:space="preserve">        Monitor.Exit(first);</w:t>
+      </w:r>
+    </w:p>
+    <w:p>
+      <w:pPr>
+        <w:pStyle w:val="Listing"/>
+      </w:pPr>
+      <w:r>
+        <w:t xml:space="preserve">    }</w:t>
+      </w:r>
+    </w:p>
+    <w:p>
+      <w:pPr>
+        <w:pStyle w:val="Listing"/>
+      </w:pPr>
+      <w:r>
+        <w:t>}</w:t>
+      </w:r>
+    </w:p>
+    <w:p/>
+    <w:p>
+      <w:pPr>
+        <w:keepNext/>
+        <w:ind w:firstLine="709"/>
+        <w:jc w:val="both"/>
+      </w:pPr>
+      <w:r>
+        <w:lastRenderedPageBreak/>
+        <w:t xml:space="preserve">Листинг А.6 – Именованный </w:t>
+      </w:r>
+      <w:r>
+        <w:rPr>
+          <w:i/>
+        </w:rPr>
+        <w:t>Mutex</w:t>
+      </w:r>
+    </w:p>
+    <w:p>
+      <w:pPr>
+        <w:pStyle w:val="Listing"/>
+      </w:pPr>
+      <w:r>
+        <w:t xml:space="preserve">    public static void Run()</w:t>
+      </w:r>
+    </w:p>
+    <w:p>
+      <w:pPr>
+        <w:pStyle w:val="Listing"/>
+      </w:pPr>
+      <w:r>
+        <w:t xml:space="preserve">    {</w:t>
+      </w:r>
+    </w:p>
+    <w:p>
+      <w:pPr>
+        <w:pStyle w:val="Listing"/>
+      </w:pPr>
+      <w:r>
+        <w:t xml:space="preserve">        using (Mutex mutex = new Mutex(false, "Global\\MyAppMutex"))</w:t>
+      </w:r>
+    </w:p>
+    <w:p>
+      <w:pPr>
+        <w:pStyle w:val="Listing"/>
+      </w:pPr>
+      <w:r>
+        <w:t xml:space="preserve">        {</w:t>
+      </w:r>
+    </w:p>
+    <w:p>
+      <w:pPr>
+        <w:pStyle w:val="Listing"/>
+      </w:pPr>
+      <w:r>
+        <w:t xml:space="preserve">            Console.WriteLine("Попытка захвата глобального мьютекса...");</w:t>
+      </w:r>
+    </w:p>
+    <w:p>
+      <w:pPr>
+        <w:pStyle w:val="Listing"/>
+      </w:pPr>
+      <w:r>
+        <w:t xml:space="preserve">            if (mutex.WaitOne(TimeSpan.FromSeconds(3)))</w:t>
+      </w:r>
+    </w:p>
+    <w:p>
+      <w:pPr>
+        <w:pStyle w:val="Listing"/>
+      </w:pPr>
+      <w:r>
+        <w:t xml:space="preserve">            {</w:t>
+      </w:r>
+    </w:p>
+    <w:p>
+      <w:pPr>
+        <w:pStyle w:val="Listing"/>
+      </w:pPr>
+      <w:r>
+        <w:t xml:space="preserve">                try</w:t>
+      </w:r>
+    </w:p>
+    <w:p>
+      <w:pPr>
+        <w:pStyle w:val="Listing"/>
+      </w:pPr>
+      <w:r>
+        <w:t xml:space="preserve">                {</w:t>
+      </w:r>
+    </w:p>
+    <w:p>
+      <w:pPr>
+        <w:pStyle w:val="Listing"/>
+      </w:pPr>
+      <w:r>
+        <w:t xml:space="preserve">                    Console.WriteLine("Мьютекс захвачен. Программа выполняется.");</w:t>
+      </w:r>
+    </w:p>
+    <w:p>
+      <w:pPr>
+        <w:pStyle w:val="Listing"/>
+      </w:pPr>
+      <w:r>
+        <w:t xml:space="preserve">                    Console.WriteLine("Нажмите Enter для освобождения мьютекса...");</w:t>
+      </w:r>
+    </w:p>
+    <w:p>
+      <w:pPr>
+        <w:pStyle w:val="Listing"/>
+      </w:pPr>
+      <w:r>
+        <w:t xml:space="preserve">                    Console.ReadLine();</w:t>
+      </w:r>
+    </w:p>
+    <w:p>
+      <w:pPr>
+        <w:pStyle w:val="Listing"/>
+      </w:pPr>
+      <w:r>
+        <w:t xml:space="preserve">                }</w:t>
+      </w:r>
+    </w:p>
+    <w:p>
+      <w:pPr>
+        <w:pStyle w:val="Listing"/>
+      </w:pPr>
+      <w:r>
+        <w:t xml:space="preserve">                finally</w:t>
+      </w:r>
+    </w:p>
+    <w:p>
+      <w:pPr>
+        <w:pStyle w:val="Listing"/>
+      </w:pPr>
+      <w:r>
+        <w:t xml:space="preserve">                {</w:t>
+      </w:r>
+    </w:p>
+    <w:p>
+      <w:pPr>
+        <w:pStyle w:val="Listing"/>
+      </w:pPr>
+      <w:r>
+        <w:t xml:space="preserve">                    mutex.ReleaseMutex();</w:t>
+      </w:r>
+    </w:p>
+    <w:p>
+      <w:pPr>
+        <w:pStyle w:val="Listing"/>
+      </w:pPr>
+      <w:r>
+        <w:t xml:space="preserve">                    Console.WriteLine("Мьютекс освобожден.");</w:t>
+      </w:r>
+    </w:p>
+    <w:p>
+      <w:pPr>
+        <w:pStyle w:val="Listing"/>
+      </w:pPr>
+      <w:r>
+        <w:t xml:space="preserve">                }</w:t>
+      </w:r>
+    </w:p>
+    <w:p>
+      <w:pPr>
+        <w:pStyle w:val="Listing"/>
+      </w:pPr>
+      <w:r>
+        <w:t xml:space="preserve">            }</w:t>
+      </w:r>
+    </w:p>
+    <w:p>
+      <w:pPr>
+        <w:pStyle w:val="Listing"/>
+      </w:pPr>
+      <w:r>
+        <w:t xml:space="preserve">            else</w:t>
+      </w:r>
+    </w:p>
+    <w:p>
+      <w:pPr>
+        <w:pStyle w:val="Listing"/>
+      </w:pPr>
+      <w:r>
+        <w:t xml:space="preserve">            {</w:t>
+      </w:r>
+    </w:p>
+    <w:p>
+      <w:pPr>
+        <w:pStyle w:val="Listing"/>
+      </w:pPr>
+      <w:r>
+        <w:t xml:space="preserve">                Console.WriteLine("Не удалось захватить мьютекс (возможно, уже запущен другой экземпляр).");</w:t>
+      </w:r>
+    </w:p>
+    <w:p>
+      <w:pPr>
+        <w:pStyle w:val="Listing"/>
+      </w:pPr>
+      <w:r>
+        <w:t xml:space="preserve">            }</w:t>
+      </w:r>
+    </w:p>
+    <w:p>
+      <w:pPr>
+        <w:pStyle w:val="Listing"/>
+      </w:pPr>
+      <w:r>
+        <w:t xml:space="preserve">        }</w:t>
+      </w:r>
+    </w:p>
+    <w:p>
+      <w:pPr>
+        <w:pStyle w:val="Listing"/>
+      </w:pPr>
+      <w:r>
+        <w:t xml:space="preserve">    }</w:t>
+      </w:r>
+    </w:p>
+    <w:p>
+      <w:pPr>
+        <w:pStyle w:val="Listing"/>
+      </w:pPr>
+      <w:r>
+        <w:t>}</w:t>
+      </w:r>
+    </w:p>
+    <w:p/>
     <w:sectPr>
       <w:headerReference w:type="default" r:id="rId22"/>
       <w:footerReference w:type="default" r:id="rId23"/>
@@ -6257,31 +6032,31 @@
       </w:rPr>
     </w:lvl>
   </w:abstractNum>
-  <w:num w:numId="1" w16cid:durableId="754589994">
+  <w:num w:numId="1" w16cid:durableId="1775830340">
     <w:abstractNumId w:val="8"/>
   </w:num>
-  <w:num w:numId="2" w16cid:durableId="2087915606">
+  <w:num w:numId="2" w16cid:durableId="821698297">
     <w:abstractNumId w:val="6"/>
   </w:num>
-  <w:num w:numId="3" w16cid:durableId="531499387">
+  <w:num w:numId="3" w16cid:durableId="668143885">
     <w:abstractNumId w:val="5"/>
   </w:num>
-  <w:num w:numId="4" w16cid:durableId="1685014704">
+  <w:num w:numId="4" w16cid:durableId="610476504">
     <w:abstractNumId w:val="4"/>
   </w:num>
-  <w:num w:numId="5" w16cid:durableId="746270130">
+  <w:num w:numId="5" w16cid:durableId="1142818140">
     <w:abstractNumId w:val="7"/>
   </w:num>
-  <w:num w:numId="6" w16cid:durableId="1444298756">
+  <w:num w:numId="6" w16cid:durableId="321273542">
     <w:abstractNumId w:val="3"/>
   </w:num>
-  <w:num w:numId="7" w16cid:durableId="1981298162">
+  <w:num w:numId="7" w16cid:durableId="674847997">
     <w:abstractNumId w:val="2"/>
   </w:num>
-  <w:num w:numId="8" w16cid:durableId="664099">
+  <w:num w:numId="8" w16cid:durableId="827399532">
     <w:abstractNumId w:val="1"/>
   </w:num>
-  <w:num w:numId="9" w16cid:durableId="1619531553">
+  <w:num w:numId="9" w16cid:durableId="984315667">
     <w:abstractNumId w:val="0"/>
   </w:num>
 </w:numbering>
@@ -6703,6 +6478,7 @@
       <w:rFonts w:asciiTheme="majorHAnsi" w:eastAsiaTheme="majorEastAsia" w:hAnsiTheme="majorHAnsi" w:cstheme="majorBidi"/>
       <w:b/>
       <w:bCs/>
+      <w:caps/>
       <w:szCs w:val="28"/>
     </w:rPr>
   </w:style>
@@ -17687,7 +17463,7 @@
     <w:autoRedefine/>
     <w:uiPriority w:val="39"/>
     <w:unhideWhenUsed/>
-    <w:rsid w:val="00EA2C9A"/>
+    <w:rsid w:val="0004526A"/>
     <w:pPr>
       <w:spacing w:after="100"/>
     </w:pPr>
@@ -17699,7 +17475,7 @@
     <w:autoRedefine/>
     <w:uiPriority w:val="39"/>
     <w:unhideWhenUsed/>
-    <w:rsid w:val="00EA2C9A"/>
+    <w:rsid w:val="0004526A"/>
     <w:pPr>
       <w:spacing w:after="100"/>
       <w:ind w:left="280"/>
@@ -17710,7 +17486,7 @@
     <w:basedOn w:val="a2"/>
     <w:uiPriority w:val="99"/>
     <w:unhideWhenUsed/>
-    <w:rsid w:val="00EA2C9A"/>
+    <w:rsid w:val="0004526A"/>
     <w:rPr>
       <w:color w:val="0000FF" w:themeColor="hyperlink"/>
       <w:u w:val="single"/>

--- a/report/Отчет_ЛР5_1.docx
+++ b/report/Отчет_ЛР5_1.docx
@@ -297,13 +297,13 @@
       <w:r>
         <w:fldChar w:fldCharType="separate"/>
       </w:r>
-      <w:hyperlink w:anchor="_Toc242612931" w:history="1">
+      <w:hyperlink w:anchor="_Toc242647386" w:history="1">
         <w:r>
           <w:rPr>
             <w:rStyle w:val="aff8"/>
             <w:noProof/>
           </w:rPr>
-          <w:t>1 Цель работы</w:t>
+          <w:t>1 ЦЕЛЬ РАБОТЫ</w:t>
         </w:r>
         <w:r>
           <w:rPr>
@@ -324,7 +324,7 @@
             <w:noProof/>
             <w:webHidden/>
           </w:rPr>
-          <w:instrText xml:space="preserve"> PAGEREF _Toc242612931 \h </w:instrText>
+          <w:instrText xml:space="preserve"> PAGEREF _Toc242647386 \h </w:instrText>
         </w:r>
         <w:r>
           <w:rPr>
@@ -370,13 +370,13 @@
           <w14:ligatures w14:val="standardContextual"/>
         </w:rPr>
       </w:pPr>
-      <w:hyperlink w:anchor="_Toc242612932" w:history="1">
+      <w:hyperlink w:anchor="_Toc242647387" w:history="1">
         <w:r>
           <w:rPr>
             <w:rStyle w:val="aff8"/>
             <w:noProof/>
           </w:rPr>
-          <w:t>2 Ход работы</w:t>
+          <w:t>2 ХОД РАБОТЫ</w:t>
         </w:r>
         <w:r>
           <w:rPr>
@@ -397,7 +397,7 @@
             <w:noProof/>
             <w:webHidden/>
           </w:rPr>
-          <w:instrText xml:space="preserve"> PAGEREF _Toc242612932 \h </w:instrText>
+          <w:instrText xml:space="preserve"> PAGEREF _Toc242647387 \h </w:instrText>
         </w:r>
         <w:r>
           <w:rPr>
@@ -443,7 +443,7 @@
           <w14:ligatures w14:val="standardContextual"/>
         </w:rPr>
       </w:pPr>
-      <w:hyperlink w:anchor="_Toc242612933" w:history="1">
+      <w:hyperlink w:anchor="_Toc242647388" w:history="1">
         <w:r>
           <w:rPr>
             <w:rStyle w:val="aff8"/>
@@ -470,7 +470,7 @@
             <w:noProof/>
             <w:webHidden/>
           </w:rPr>
-          <w:instrText xml:space="preserve"> PAGEREF _Toc242612933 \h </w:instrText>
+          <w:instrText xml:space="preserve"> PAGEREF _Toc242647388 \h </w:instrText>
         </w:r>
         <w:r>
           <w:rPr>
@@ -516,7 +516,7 @@
           <w14:ligatures w14:val="standardContextual"/>
         </w:rPr>
       </w:pPr>
-      <w:hyperlink w:anchor="_Toc242612934" w:history="1">
+      <w:hyperlink w:anchor="_Toc242647389" w:history="1">
         <w:r>
           <w:rPr>
             <w:rStyle w:val="aff8"/>
@@ -543,7 +543,7 @@
             <w:noProof/>
             <w:webHidden/>
           </w:rPr>
-          <w:instrText xml:space="preserve"> PAGEREF _Toc242612934 \h </w:instrText>
+          <w:instrText xml:space="preserve"> PAGEREF _Toc242647389 \h </w:instrText>
         </w:r>
         <w:r>
           <w:rPr>
@@ -589,7 +589,7 @@
           <w14:ligatures w14:val="standardContextual"/>
         </w:rPr>
       </w:pPr>
-      <w:hyperlink w:anchor="_Toc242612935" w:history="1">
+      <w:hyperlink w:anchor="_Toc242647390" w:history="1">
         <w:r>
           <w:rPr>
             <w:rStyle w:val="aff8"/>
@@ -616,7 +616,7 @@
             <w:noProof/>
             <w:webHidden/>
           </w:rPr>
-          <w:instrText xml:space="preserve"> PAGEREF _Toc242612935 \h </w:instrText>
+          <w:instrText xml:space="preserve"> PAGEREF _Toc242647390 \h </w:instrText>
         </w:r>
         <w:r>
           <w:rPr>
@@ -662,7 +662,7 @@
           <w14:ligatures w14:val="standardContextual"/>
         </w:rPr>
       </w:pPr>
-      <w:hyperlink w:anchor="_Toc242612936" w:history="1">
+      <w:hyperlink w:anchor="_Toc242647391" w:history="1">
         <w:r>
           <w:rPr>
             <w:rStyle w:val="aff8"/>
@@ -697,7 +697,7 @@
             <w:noProof/>
             <w:webHidden/>
           </w:rPr>
-          <w:instrText xml:space="preserve"> PAGEREF _Toc242612936 \h </w:instrText>
+          <w:instrText xml:space="preserve"> PAGEREF _Toc242647391 \h </w:instrText>
         </w:r>
         <w:r>
           <w:rPr>
@@ -743,7 +743,7 @@
           <w14:ligatures w14:val="standardContextual"/>
         </w:rPr>
       </w:pPr>
-      <w:hyperlink w:anchor="_Toc242612937" w:history="1">
+      <w:hyperlink w:anchor="_Toc242647392" w:history="1">
         <w:r>
           <w:rPr>
             <w:rStyle w:val="aff8"/>
@@ -770,7 +770,7 @@
             <w:noProof/>
             <w:webHidden/>
           </w:rPr>
-          <w:instrText xml:space="preserve"> PAGEREF _Toc242612937 \h </w:instrText>
+          <w:instrText xml:space="preserve"> PAGEREF _Toc242647392 \h </w:instrText>
         </w:r>
         <w:r>
           <w:rPr>
@@ -816,7 +816,7 @@
           <w14:ligatures w14:val="standardContextual"/>
         </w:rPr>
       </w:pPr>
-      <w:hyperlink w:anchor="_Toc242612938" w:history="1">
+      <w:hyperlink w:anchor="_Toc242647393" w:history="1">
         <w:r>
           <w:rPr>
             <w:rStyle w:val="aff8"/>
@@ -843,7 +843,7 @@
             <w:noProof/>
             <w:webHidden/>
           </w:rPr>
-          <w:instrText xml:space="preserve"> PAGEREF _Toc242612938 \h </w:instrText>
+          <w:instrText xml:space="preserve"> PAGEREF _Toc242647393 \h </w:instrText>
         </w:r>
         <w:r>
           <w:rPr>
@@ -889,7 +889,7 @@
           <w14:ligatures w14:val="standardContextual"/>
         </w:rPr>
       </w:pPr>
-      <w:hyperlink w:anchor="_Toc242612939" w:history="1">
+      <w:hyperlink w:anchor="_Toc242647394" w:history="1">
         <w:r>
           <w:rPr>
             <w:rStyle w:val="aff8"/>
@@ -924,7 +924,7 @@
             <w:noProof/>
             <w:webHidden/>
           </w:rPr>
-          <w:instrText xml:space="preserve"> PAGEREF _Toc242612939 \h </w:instrText>
+          <w:instrText xml:space="preserve"> PAGEREF _Toc242647394 \h </w:instrText>
         </w:r>
         <w:r>
           <w:rPr>
@@ -970,7 +970,7 @@
           <w14:ligatures w14:val="standardContextual"/>
         </w:rPr>
       </w:pPr>
-      <w:hyperlink w:anchor="_Toc242612940" w:history="1">
+      <w:hyperlink w:anchor="_Toc242647395" w:history="1">
         <w:r>
           <w:rPr>
             <w:rStyle w:val="aff8"/>
@@ -1005,7 +1005,7 @@
             <w:noProof/>
             <w:webHidden/>
           </w:rPr>
-          <w:instrText xml:space="preserve"> PAGEREF _Toc242612940 \h </w:instrText>
+          <w:instrText xml:space="preserve"> PAGEREF _Toc242647395 \h </w:instrText>
         </w:r>
         <w:r>
           <w:rPr>
@@ -1051,7 +1051,7 @@
           <w14:ligatures w14:val="standardContextual"/>
         </w:rPr>
       </w:pPr>
-      <w:hyperlink w:anchor="_Toc242612941" w:history="1">
+      <w:hyperlink w:anchor="_Toc242647396" w:history="1">
         <w:r>
           <w:rPr>
             <w:rStyle w:val="aff8"/>
@@ -1086,7 +1086,7 @@
             <w:noProof/>
             <w:webHidden/>
           </w:rPr>
-          <w:instrText xml:space="preserve"> PAGEREF _Toc242612941 \h </w:instrText>
+          <w:instrText xml:space="preserve"> PAGEREF _Toc242647396 \h </w:instrText>
         </w:r>
         <w:r>
           <w:rPr>
@@ -1132,7 +1132,7 @@
           <w14:ligatures w14:val="standardContextual"/>
         </w:rPr>
       </w:pPr>
-      <w:hyperlink w:anchor="_Toc242612942" w:history="1">
+      <w:hyperlink w:anchor="_Toc242647397" w:history="1">
         <w:r>
           <w:rPr>
             <w:rStyle w:val="aff8"/>
@@ -1174,7 +1174,7 @@
             <w:noProof/>
             <w:webHidden/>
           </w:rPr>
-          <w:instrText xml:space="preserve"> PAGEREF _Toc242612942 \h </w:instrText>
+          <w:instrText xml:space="preserve"> PAGEREF _Toc242647397 \h </w:instrText>
         </w:r>
         <w:r>
           <w:rPr>
@@ -1220,7 +1220,7 @@
           <w14:ligatures w14:val="standardContextual"/>
         </w:rPr>
       </w:pPr>
-      <w:hyperlink w:anchor="_Toc242612943" w:history="1">
+      <w:hyperlink w:anchor="_Toc242647398" w:history="1">
         <w:r>
           <w:rPr>
             <w:rStyle w:val="aff8"/>
@@ -1262,7 +1262,7 @@
             <w:noProof/>
             <w:webHidden/>
           </w:rPr>
-          <w:instrText xml:space="preserve"> PAGEREF _Toc242612943 \h </w:instrText>
+          <w:instrText xml:space="preserve"> PAGEREF _Toc242647398 \h </w:instrText>
         </w:r>
         <w:r>
           <w:rPr>
@@ -1308,13 +1308,13 @@
           <w14:ligatures w14:val="standardContextual"/>
         </w:rPr>
       </w:pPr>
-      <w:hyperlink w:anchor="_Toc242612944" w:history="1">
+      <w:hyperlink w:anchor="_Toc242647399" w:history="1">
         <w:r>
           <w:rPr>
             <w:rStyle w:val="aff8"/>
             <w:noProof/>
           </w:rPr>
-          <w:t>3 Ответы на контрольные вопросы</w:t>
+          <w:t>3 ОТВЕТЫ НА КОНТРОЛЬНЫЕ ВОПРОСЫ</w:t>
         </w:r>
         <w:r>
           <w:rPr>
@@ -1335,7 +1335,7 @@
             <w:noProof/>
             <w:webHidden/>
           </w:rPr>
-          <w:instrText xml:space="preserve"> PAGEREF _Toc242612944 \h </w:instrText>
+          <w:instrText xml:space="preserve"> PAGEREF _Toc242647399 \h </w:instrText>
         </w:r>
         <w:r>
           <w:rPr>
@@ -1381,13 +1381,13 @@
           <w14:ligatures w14:val="standardContextual"/>
         </w:rPr>
       </w:pPr>
-      <w:hyperlink w:anchor="_Toc242612945" w:history="1">
+      <w:hyperlink w:anchor="_Toc242647400" w:history="1">
         <w:r>
           <w:rPr>
             <w:rStyle w:val="aff8"/>
             <w:noProof/>
           </w:rPr>
-          <w:t>Выводы</w:t>
+          <w:t>ВЫВОДЫ</w:t>
         </w:r>
         <w:r>
           <w:rPr>
@@ -1408,7 +1408,7 @@
             <w:noProof/>
             <w:webHidden/>
           </w:rPr>
-          <w:instrText xml:space="preserve"> PAGEREF _Toc242612945 \h </w:instrText>
+          <w:instrText xml:space="preserve"> PAGEREF _Toc242647400 \h </w:instrText>
         </w:r>
         <w:r>
           <w:rPr>
@@ -1454,13 +1454,13 @@
           <w14:ligatures w14:val="standardContextual"/>
         </w:rPr>
       </w:pPr>
-      <w:hyperlink w:anchor="_Toc242612946" w:history="1">
+      <w:hyperlink w:anchor="_Toc242647401" w:history="1">
         <w:r>
           <w:rPr>
             <w:rStyle w:val="aff8"/>
             <w:noProof/>
           </w:rPr>
-          <w:t>Приложение А (обязательное) Листинги программного кода</w:t>
+          <w:t>ПРИЛОЖЕНИЕ А (ОБЯЗАТЕЛЬНОЕ) ЛИСТИНГИ ПРОГРАММНОГО КОДА</w:t>
         </w:r>
         <w:r>
           <w:rPr>
@@ -1481,7 +1481,7 @@
             <w:noProof/>
             <w:webHidden/>
           </w:rPr>
-          <w:instrText xml:space="preserve"> PAGEREF _Toc242612946 \h </w:instrText>
+          <w:instrText xml:space="preserve"> PAGEREF _Toc242647401 \h </w:instrText>
         </w:r>
         <w:r>
           <w:rPr>
@@ -1527,13 +1527,13 @@
         <w:pStyle w:val="1"/>
         <w:ind w:firstLine="709"/>
       </w:pPr>
-      <w:bookmarkStart w:id="0" w:name="_Toc242612931"/>
+      <w:bookmarkStart w:id="0" w:name="_Toc242647386"/>
       <w:r>
         <w:rPr>
           <w:rFonts w:ascii="Times New Roman" w:hAnsi="Times New Roman"/>
         </w:rPr>
         <w:lastRenderedPageBreak/>
-        <w:t>1 Цель работы</w:t>
+        <w:t>1 ЦЕЛЬ РАБОТЫ</w:t>
       </w:r>
       <w:bookmarkEnd w:id="0"/>
     </w:p>
@@ -1601,13 +1601,13 @@
         <w:pStyle w:val="1"/>
         <w:ind w:firstLine="709"/>
       </w:pPr>
-      <w:bookmarkStart w:id="1" w:name="_Toc242612932"/>
+      <w:bookmarkStart w:id="1" w:name="_Toc242647387"/>
       <w:r>
         <w:rPr>
           <w:rFonts w:ascii="Times New Roman" w:hAnsi="Times New Roman"/>
         </w:rPr>
         <w:lastRenderedPageBreak/>
-        <w:t>2 Ход работы</w:t>
+        <w:t>2 ХОД РАБОТЫ</w:t>
       </w:r>
       <w:bookmarkEnd w:id="1"/>
     </w:p>
@@ -1653,7 +1653,7 @@
         <w:spacing w:before="360"/>
         <w:ind w:firstLine="709"/>
       </w:pPr>
-      <w:bookmarkStart w:id="2" w:name="_Toc242612933"/>
+      <w:bookmarkStart w:id="2" w:name="_Toc242647388"/>
       <w:r>
         <w:rPr>
           <w:rFonts w:ascii="Times New Roman" w:hAnsi="Times New Roman"/>
@@ -1803,7 +1803,7 @@
         <w:spacing w:before="360"/>
         <w:ind w:firstLine="709"/>
       </w:pPr>
-      <w:bookmarkStart w:id="3" w:name="_Toc242612934"/>
+      <w:bookmarkStart w:id="3" w:name="_Toc242647389"/>
       <w:r>
         <w:rPr>
           <w:rFonts w:ascii="Times New Roman" w:hAnsi="Times New Roman"/>
@@ -1942,10 +1942,7 @@
         <w:t>MyAppMutex</w:t>
       </w:r>
       <w:r>
-        <w:t>")</w:t>
-      </w:r>
-      <w:r>
-        <w:t>) виден всем процессам операционной системы, поэтому с его помощью можно ограничить запуск приложения одним экземпляром.</w:t>
+        <w:t>")) виден всем процессам операционной системы, поэтому с его помощью можно ограничить запуск приложения одним экземпляром.</w:t>
       </w:r>
     </w:p>
     <w:p>
@@ -1954,7 +1951,7 @@
         <w:spacing w:before="360"/>
         <w:ind w:firstLine="709"/>
       </w:pPr>
-      <w:bookmarkStart w:id="4" w:name="_Toc242612935"/>
+      <w:bookmarkStart w:id="4" w:name="_Toc242647390"/>
       <w:r>
         <w:rPr>
           <w:rFonts w:ascii="Times New Roman" w:hAnsi="Times New Roman"/>
@@ -2104,10 +2101,7 @@
         <w:jc w:val="both"/>
       </w:pPr>
       <w:r>
-        <w:t xml:space="preserve">В коде методических указаний есть дефект: после установки флага </w:t>
-      </w:r>
-      <w:r>
-        <w:t>_</w:t>
+        <w:t>В коде методических указаний есть дефект: после установки флага _</w:t>
       </w:r>
       <w:r>
         <w:rPr>
@@ -2125,10 +2119,7 @@
         <w:t>false</w:t>
       </w:r>
       <w:r>
-        <w:t xml:space="preserve"> производители завершаются, а потребители остаются ожидать </w:t>
-      </w:r>
-      <w:r>
-        <w:t>_</w:t>
+        <w:t xml:space="preserve"> производители завершаются, а потребители остаются ожидать _</w:t>
       </w:r>
       <w:r>
         <w:rPr>
@@ -2137,10 +2128,7 @@
         <w:t>filledSlots.WaitAsync</w:t>
       </w:r>
       <w:r>
-        <w:t>()</w:t>
-      </w:r>
-      <w:r>
-        <w:t xml:space="preserve"> навсегда, и </w:t>
+        <w:t xml:space="preserve">() навсегда, и </w:t>
       </w:r>
       <w:r>
         <w:rPr>
@@ -2167,10 +2155,7 @@
         <w:t>emptySlots.WaitAsync</w:t>
       </w:r>
       <w:r>
-        <w:t>(500)</w:t>
-      </w:r>
-      <w:r>
-        <w:t xml:space="preserve"> и </w:t>
+        <w:t xml:space="preserve">(500) и </w:t>
       </w:r>
       <w:r>
         <w:rPr>
@@ -2188,10 +2173,7 @@
         <w:t>filledSlots.WaitAsync</w:t>
       </w:r>
       <w:r>
-        <w:t>(500)</w:t>
-      </w:r>
-      <w:r>
-        <w:t xml:space="preserve">, а при неудаче цикл проверяет флаг заново. Остальной код не изменен. Также размер буфера и число потоков вынесены в параметры метода </w:t>
+        <w:t xml:space="preserve">(500), а при неудаче цикл проверяет флаг заново. Остальной код не изменен. Также размер буфера и число потоков вынесены в параметры метода </w:t>
       </w:r>
       <w:r>
         <w:rPr>
@@ -2209,7 +2191,7 @@
         <w:spacing w:before="360"/>
         <w:ind w:firstLine="709"/>
       </w:pPr>
-      <w:bookmarkStart w:id="5" w:name="_Toc242612936"/>
+      <w:bookmarkStart w:id="5" w:name="_Toc242647391"/>
       <w:r>
         <w:rPr>
           <w:rFonts w:ascii="Times New Roman" w:hAnsi="Times New Roman"/>
@@ -2240,7 +2222,7 @@
         <w:jc w:val="both"/>
       </w:pPr>
       <w:r>
-        <w:t>Результат запуска показан на рисунках 2.1 и 2.2.</w:t>
+        <w:t>Результат запуска показан на рисунках 2.1 и 2.2.</w:t>
       </w:r>
     </w:p>
     <w:p>
@@ -2297,7 +2279,7 @@
         <w:jc w:val="center"/>
       </w:pPr>
       <w:r>
-        <w:t xml:space="preserve">Рисунок 2.1 – Работа </w:t>
+        <w:t xml:space="preserve">Рисунок 2.1 – Работа </w:t>
       </w:r>
       <w:r>
         <w:rPr>
@@ -2325,7 +2307,7 @@
         <w:jc w:val="both"/>
       </w:pPr>
       <w:r>
-        <w:t>Окончание вывода показано на рисунке 2.2.</w:t>
+        <w:t>Окончание вывода показано на рисунке 2.2.</w:t>
       </w:r>
     </w:p>
     <w:p>
@@ -2381,7 +2363,7 @@
         <w:jc w:val="center"/>
       </w:pPr>
       <w:r>
-        <w:t xml:space="preserve">Рисунок 2.2 – Работа </w:t>
+        <w:t xml:space="preserve">Рисунок 2.2 – Работа </w:t>
       </w:r>
       <w:r>
         <w:rPr>
@@ -2409,10 +2391,7 @@
         <w:jc w:val="both"/>
       </w:pPr>
       <w:r>
-        <w:t xml:space="preserve">Синхронизация потоков устроена так. Производитель сначала занимает место через </w:t>
-      </w:r>
-      <w:r>
-        <w:t>_</w:t>
+        <w:t>Синхронизация потоков устроена так. Производитель сначала занимает место через _</w:t>
       </w:r>
       <w:r>
         <w:rPr>
@@ -2421,13 +2400,7 @@
         <w:t>emptySlots.WaitAsync</w:t>
       </w:r>
       <w:r>
-        <w:t>()</w:t>
-      </w:r>
-      <w:r>
-        <w:t xml:space="preserve">, затем на время записи в очередь захватывает </w:t>
-      </w:r>
-      <w:r>
-        <w:t>_</w:t>
+        <w:t>(), затем на время записи в очередь захватывает _</w:t>
       </w:r>
       <w:r>
         <w:rPr>
@@ -2436,10 +2409,7 @@
         <w:t>mutex</w:t>
       </w:r>
       <w:r>
-        <w:t xml:space="preserve">, после записи освобождает мьютекс и увеличивает счетчик занятых мест </w:t>
-      </w:r>
-      <w:r>
-        <w:t>_</w:t>
+        <w:t>, после записи освобождает мьютекс и увеличивает счетчик занятых мест _</w:t>
       </w:r>
       <w:r>
         <w:rPr>
@@ -2448,13 +2418,7 @@
         <w:t>filledSlots.Release</w:t>
       </w:r>
       <w:r>
-        <w:t>()</w:t>
-      </w:r>
-      <w:r>
-        <w:t xml:space="preserve">. Потребитель действует симметрично: ждет </w:t>
-      </w:r>
-      <w:r>
-        <w:t>_</w:t>
+        <w:t>(). Потребитель действует симметрично: ждет _</w:t>
       </w:r>
       <w:r>
         <w:rPr>
@@ -2463,10 +2427,7 @@
         <w:t>filledSlots</w:t>
       </w:r>
       <w:r>
-        <w:t xml:space="preserve">, извлекает элемент под мьютексом и освобождает место </w:t>
-      </w:r>
-      <w:r>
-        <w:t>_</w:t>
+        <w:t>, извлекает элемент под мьютексом и освобождает место _</w:t>
       </w:r>
       <w:r>
         <w:rPr>
@@ -2475,10 +2436,7 @@
         <w:t>emptySlots.Release</w:t>
       </w:r>
       <w:r>
-        <w:t>()</w:t>
-      </w:r>
-      <w:r>
-        <w:t>. Благодаря этому записи не пропадают и порядок «элемент сначала добавлен, потом извлечен» не нарушается.</w:t>
+        <w:t>(). Благодаря этому записи не пропадают и порядок «элемент сначала добавлен, потом извлечен» не нарушается.</w:t>
       </w:r>
     </w:p>
     <w:p>
@@ -2487,7 +2445,7 @@
         <w:spacing w:before="360"/>
         <w:ind w:firstLine="709"/>
       </w:pPr>
-      <w:bookmarkStart w:id="6" w:name="_Toc242612937"/>
+      <w:bookmarkStart w:id="6" w:name="_Toc242647392"/>
       <w:r>
         <w:rPr>
           <w:rFonts w:ascii="Times New Roman" w:hAnsi="Times New Roman"/>
@@ -2502,7 +2460,7 @@
         <w:jc w:val="both"/>
       </w:pPr>
       <w:r>
-        <w:t>Размер буфера изменен на 2 и на 10. Результаты показаны на рисунках 2.3 и 2.4.</w:t>
+        <w:t>Размер буфера изменен на 2 и на 10. Результаты показаны на рисунках 2.3 и 2.4.</w:t>
       </w:r>
     </w:p>
     <w:p>
@@ -2558,7 +2516,7 @@
         <w:jc w:val="center"/>
       </w:pPr>
       <w:r>
-        <w:t>Рисунок 2.3 – Работа программы при размере буфера 2</w:t>
+        <w:t>Рисунок 2.3 – Работа программы при размере буфера 2</w:t>
       </w:r>
     </w:p>
     <w:p/>
@@ -2579,7 +2537,7 @@
       </w:pPr>
       <w:r>
         <w:lastRenderedPageBreak/>
-        <w:t>Тема «работа программы при размере буфера 10» показана на рисунке 2.4.</w:t>
+        <w:t>Тема «работа программы при размере буфера 10» показана на рисунке 2.4.</w:t>
       </w:r>
     </w:p>
     <w:p>
@@ -2635,7 +2593,7 @@
         <w:jc w:val="center"/>
       </w:pPr>
       <w:r>
-        <w:t>Рисунок 2.4 – Работа программы при размере буфера 10</w:t>
+        <w:t>Рисунок 2.4 – Работа программы при размере буфера 10</w:t>
       </w:r>
     </w:p>
     <w:p/>
@@ -2654,10 +2612,7 @@
         <w:jc w:val="both"/>
       </w:pPr>
       <w:r>
-        <w:t xml:space="preserve">Поведение программы не изменилось, потому что буфер ни разу не заполнился. Два производителя создают элемент раз в 200–600 мс, а три потребителя обрабатывают элемент за 300–800 мс, то есть суммарно забирают данные быстрее, чем производители их создают, и очередь почти всегда пуста. Размер буфера влияет на работу только тогда, когда производители быстрее потребителей: при малом буфере производитель блокируется на </w:t>
-      </w:r>
-      <w:r>
-        <w:t>_</w:t>
+        <w:t>Поведение программы не изменилось, потому что буфер ни разу не заполнился. Два производителя создают элемент раз в 200–600 мс, а три потребителя обрабатывают элемент за 300–800 мс, то есть суммарно забирают данные быстрее, чем производители их создают, и очередь почти всегда пуста. Размер буфера влияет на работу только тогда, когда производители быстрее потребителей: при малом буфере производитель блокируется на _</w:t>
       </w:r>
       <w:r>
         <w:rPr>
@@ -2675,7 +2630,7 @@
         <w:spacing w:before="360"/>
         <w:ind w:firstLine="709"/>
       </w:pPr>
-      <w:bookmarkStart w:id="7" w:name="_Toc242612938"/>
+      <w:bookmarkStart w:id="7" w:name="_Toc242647393"/>
       <w:r>
         <w:rPr>
           <w:rFonts w:ascii="Times New Roman" w:hAnsi="Times New Roman"/>
@@ -2699,7 +2654,7 @@
         <w:t>pc-more</w:t>
       </w:r>
       <w:r>
-        <w:t>). Результат показан на рисунках 2.5 и 2.6.</w:t>
+        <w:t>). Результат показан на рисунках 2.5 и 2.6.</w:t>
       </w:r>
     </w:p>
     <w:p>
@@ -2756,7 +2711,7 @@
         <w:jc w:val="center"/>
       </w:pPr>
       <w:r>
-        <w:t>Рисунок 2.5 – Три производителя и четыре потребителя (начало)</w:t>
+        <w:t>Рисунок 2.5 – Три производителя и четыре потребителя (начало)</w:t>
       </w:r>
     </w:p>
     <w:p/>
@@ -2775,10 +2730,7 @@
         <w:t>Producer</w:t>
       </w:r>
       <w:r>
-        <w:t xml:space="preserve"> 3</w:t>
-      </w:r>
-      <w:r>
-        <w:t xml:space="preserve"> и </w:t>
+        <w:t xml:space="preserve"> 3 и </w:t>
       </w:r>
       <w:r>
         <w:rPr>
@@ -2787,10 +2739,7 @@
         <w:t>Consumer</w:t>
       </w:r>
       <w:r>
-        <w:t xml:space="preserve"> 4</w:t>
-      </w:r>
-      <w:r>
-        <w:t>.</w:t>
+        <w:t xml:space="preserve"> 4.</w:t>
       </w:r>
     </w:p>
     <w:p>
@@ -2799,7 +2748,7 @@
         <w:jc w:val="both"/>
       </w:pPr>
       <w:r>
-        <w:t>Продолжение вывода показано на рисунке 2.6.</w:t>
+        <w:t>Продолжение вывода показано на рисунке 2.6.</w:t>
       </w:r>
     </w:p>
     <w:p>
@@ -2855,7 +2804,7 @@
         <w:jc w:val="center"/>
       </w:pPr>
       <w:r>
-        <w:t>Рисунок 2.6 – Три производителя и четыре потребителя (продолжение)</w:t>
+        <w:t>Рисунок 2.6 – Три производителя и четыре потребителя (продолжение)</w:t>
       </w:r>
     </w:p>
     <w:p/>
@@ -2875,7 +2824,7 @@
         <w:spacing w:before="360"/>
         <w:ind w:firstLine="709"/>
       </w:pPr>
-      <w:bookmarkStart w:id="8" w:name="_Toc242612939"/>
+      <w:bookmarkStart w:id="8" w:name="_Toc242647394"/>
       <w:r>
         <w:rPr>
           <w:rFonts w:ascii="Times New Roman" w:hAnsi="Times New Roman"/>
@@ -2942,7 +2891,7 @@
         <w:jc w:val="both"/>
       </w:pPr>
       <w:r>
-        <w:t>Результат показан на рисунках 2.7 и 2.8.</w:t>
+        <w:t>Результат показан на рисунках 2.7 и 2.8.</w:t>
       </w:r>
     </w:p>
     <w:p>
@@ -2998,7 +2947,7 @@
         <w:jc w:val="center"/>
       </w:pPr>
       <w:r>
-        <w:t xml:space="preserve">Рисунок 2.7 – Буфер объектов </w:t>
+        <w:t xml:space="preserve">Рисунок 2.7 – Буфер объектов </w:t>
       </w:r>
       <w:r>
         <w:rPr>
@@ -3026,7 +2975,7 @@
         <w:jc w:val="both"/>
       </w:pPr>
       <w:r>
-        <w:t>Окончание вывода показано на рисунке 2.8.</w:t>
+        <w:t>Окончание вывода показано на рисунке 2.8.</w:t>
       </w:r>
     </w:p>
     <w:p>
@@ -3083,7 +3032,7 @@
         <w:jc w:val="center"/>
       </w:pPr>
       <w:r>
-        <w:t xml:space="preserve">Рисунок 2.8 – Буфер объектов </w:t>
+        <w:t xml:space="preserve">Рисунок 2.8 – Буфер объектов </w:t>
       </w:r>
       <w:r>
         <w:rPr>
@@ -3111,7 +3060,7 @@
         <w:spacing w:before="360"/>
         <w:ind w:firstLine="709"/>
       </w:pPr>
-      <w:bookmarkStart w:id="9" w:name="_Toc242612940"/>
+      <w:bookmarkStart w:id="9" w:name="_Toc242647395"/>
       <w:r>
         <w:rPr>
           <w:rFonts w:ascii="Times New Roman" w:hAnsi="Times New Roman"/>
@@ -3151,10 +3100,7 @@
         <w:t>Thread1</w:t>
       </w:r>
       <w:r>
-        <w:t xml:space="preserve"> захватывает </w:t>
-      </w:r>
-      <w:r>
-        <w:t>_</w:t>
+        <w:t xml:space="preserve"> захватывает _</w:t>
       </w:r>
       <w:r>
         <w:rPr>
@@ -3163,10 +3109,7 @@
         <w:t>lockA</w:t>
       </w:r>
       <w:r>
-        <w:t xml:space="preserve">, затем после паузы </w:t>
-      </w:r>
-      <w:r>
-        <w:t>_</w:t>
+        <w:t>, затем после паузы _</w:t>
       </w:r>
       <w:r>
         <w:rPr>
@@ -3184,10 +3127,7 @@
         <w:t>Thread2</w:t>
       </w:r>
       <w:r>
-        <w:t xml:space="preserve"> – сначала </w:t>
-      </w:r>
-      <w:r>
-        <w:t>_</w:t>
+        <w:t xml:space="preserve"> – сначала _</w:t>
       </w:r>
       <w:r>
         <w:rPr>
@@ -3196,10 +3136,7 @@
         <w:t>lockB</w:t>
       </w:r>
       <w:r>
-        <w:t xml:space="preserve">, затем </w:t>
-      </w:r>
-      <w:r>
-        <w:t>_</w:t>
+        <w:t>, затем _</w:t>
       </w:r>
       <w:r>
         <w:rPr>
@@ -3217,7 +3154,7 @@
         <w:jc w:val="both"/>
       </w:pPr>
       <w:r>
-        <w:t>Результат запуска показан на рисунке 2.9.</w:t>
+        <w:t>Результат запуска показан на рисунке 2.9.</w:t>
       </w:r>
     </w:p>
     <w:p>
@@ -3273,7 +3210,7 @@
         <w:jc w:val="center"/>
       </w:pPr>
       <w:r>
-        <w:t xml:space="preserve">Рисунок 2.9 – Зависание программы с </w:t>
+        <w:t xml:space="preserve">Рисунок 2.9 – Зависание программы с </w:t>
       </w:r>
       <w:r>
         <w:rPr>
@@ -3335,7 +3272,7 @@
         <w:t>dotnet-stack</w:t>
       </w:r>
       <w:r>
-        <w:t>, которая выводит стеки всех потоков запущенного процесса. Результат показан на рисунке 2.10.</w:t>
+        <w:t>, которая выводит стеки всех потоков запущенного процесса. Результат показан на рисунке 2.10.</w:t>
       </w:r>
     </w:p>
     <w:p>
@@ -3391,7 +3328,7 @@
         <w:jc w:val="center"/>
       </w:pPr>
       <w:r>
-        <w:t>Рисунок 2.10 – Стеки потоков зависшей программы</w:t>
+        <w:t>Рисунок 2.10 – Стеки потоков зависшей программы</w:t>
       </w:r>
     </w:p>
     <w:p/>
@@ -3455,7 +3392,7 @@
         <w:spacing w:before="360"/>
         <w:ind w:firstLine="709"/>
       </w:pPr>
-      <w:bookmarkStart w:id="10" w:name="_Toc242612941"/>
+      <w:bookmarkStart w:id="10" w:name="_Toc242647396"/>
       <w:r>
         <w:rPr>
           <w:rFonts w:ascii="Times New Roman" w:hAnsi="Times New Roman"/>
@@ -3495,10 +3432,7 @@
         <w:t>Thread1</w:t>
       </w:r>
       <w:r>
-        <w:t xml:space="preserve">: сначала </w:t>
-      </w:r>
-      <w:r>
-        <w:t>_</w:t>
+        <w:t>: сначала _</w:t>
       </w:r>
       <w:r>
         <w:rPr>
@@ -3507,10 +3441,7 @@
         <w:t>lockA</w:t>
       </w:r>
       <w:r>
-        <w:t xml:space="preserve">, потом </w:t>
-      </w:r>
-      <w:r>
-        <w:t>_</w:t>
+        <w:t>, потом _</w:t>
       </w:r>
       <w:r>
         <w:rPr>
@@ -3528,7 +3459,7 @@
         <w:jc w:val="both"/>
       </w:pPr>
       <w:r>
-        <w:t>Результат показан на рисунке 2.11.</w:t>
+        <w:t>Результат показан на рисунке 2.11.</w:t>
       </w:r>
     </w:p>
     <w:p>
@@ -3584,7 +3515,7 @@
         <w:jc w:val="center"/>
       </w:pPr>
       <w:r>
-        <w:t>Рисунок 2.11 – Исправленная программа</w:t>
+        <w:t>Рисунок 2.11 – Исправленная программа</w:t>
       </w:r>
     </w:p>
     <w:p/>
@@ -3603,7 +3534,7 @@
         <w:spacing w:before="360"/>
         <w:ind w:firstLine="709"/>
       </w:pPr>
-      <w:bookmarkStart w:id="11" w:name="_Toc242612942"/>
+      <w:bookmarkStart w:id="11" w:name="_Toc242647397"/>
       <w:r>
         <w:rPr>
           <w:rFonts w:ascii="Times New Roman" w:hAnsi="Times New Roman"/>
@@ -3676,7 +3607,7 @@
         <w:jc w:val="both"/>
       </w:pPr>
       <w:r>
-        <w:t>Результат показан на рисунке 2.12.</w:t>
+        <w:t>Результат показан на рисунке 2.12.</w:t>
       </w:r>
     </w:p>
     <w:p>
@@ -3732,7 +3663,7 @@
         <w:jc w:val="center"/>
       </w:pPr>
       <w:r>
-        <w:t xml:space="preserve">Рисунок 2.12 – Обнаружение </w:t>
+        <w:t xml:space="preserve">Рисунок 2.12 – Обнаружение </w:t>
       </w:r>
       <w:r>
         <w:rPr>
@@ -3769,7 +3700,7 @@
         <w:spacing w:before="360"/>
         <w:ind w:firstLine="709"/>
       </w:pPr>
-      <w:bookmarkStart w:id="12" w:name="_Toc242612943"/>
+      <w:bookmarkStart w:id="12" w:name="_Toc242647398"/>
       <w:r>
         <w:rPr>
           <w:rFonts w:ascii="Times New Roman" w:hAnsi="Times New Roman"/>
@@ -3824,7 +3755,7 @@
         <w:jc w:val="both"/>
       </w:pPr>
       <w:r>
-        <w:t>Запущены два экземпляра программы. Первый экземпляр показан на рисунке 2.13.</w:t>
+        <w:t>Запущены два экземпляра программы. Первый экземпляр показан на рисунке 2.13.</w:t>
       </w:r>
     </w:p>
     <w:p>
@@ -3880,7 +3811,7 @@
         <w:jc w:val="center"/>
       </w:pPr>
       <w:r>
-        <w:t>Рисунок 2.13 – Первый экземпляр программы</w:t>
+        <w:t>Рисунок 2.13 – Первый экземпляр программы</w:t>
       </w:r>
     </w:p>
     <w:p/>
@@ -3909,7 +3840,7 @@
       </w:pPr>
       <w:r>
         <w:lastRenderedPageBreak/>
-        <w:t>Второй экземпляр, запущенный в это время, показан на рисунке 2.14.</w:t>
+        <w:t>Второй экземпляр, запущенный в это время, показан на рисунке 2.14.</w:t>
       </w:r>
     </w:p>
     <w:p>
@@ -3965,7 +3896,7 @@
         <w:jc w:val="center"/>
       </w:pPr>
       <w:r>
-        <w:t>Рисунок 2.14 – Второй экземпляр программы</w:t>
+        <w:t>Рисунок 2.14 – Второй экземпляр программы</w:t>
       </w:r>
     </w:p>
     <w:p/>
@@ -3988,13 +3919,13 @@
         <w:pStyle w:val="1"/>
         <w:ind w:firstLine="709"/>
       </w:pPr>
-      <w:bookmarkStart w:id="13" w:name="_Toc242612944"/>
+      <w:bookmarkStart w:id="13" w:name="_Toc242647399"/>
       <w:r>
         <w:rPr>
           <w:rFonts w:ascii="Times New Roman" w:hAnsi="Times New Roman"/>
         </w:rPr>
         <w:lastRenderedPageBreak/>
-        <w:t>3 Ответы на контрольные вопросы</w:t>
+        <w:t>3 ОТВЕТЫ НА КОНТРОЛЬНЫЕ ВОПРОСЫ</w:t>
       </w:r>
       <w:bookmarkEnd w:id="13"/>
     </w:p>
@@ -4304,7 +4235,7 @@
         <w:jc w:val="both"/>
       </w:pPr>
       <w:r>
-        <w:t>6. Что такое "голодание" (</w:t>
+        <w:t>6. Что такое «голодание» (</w:t>
       </w:r>
       <w:r>
         <w:rPr>
@@ -4357,13 +4288,13 @@
         <w:pStyle w:val="1"/>
         <w:jc w:val="center"/>
       </w:pPr>
-      <w:bookmarkStart w:id="14" w:name="_Toc242612945"/>
+      <w:bookmarkStart w:id="14" w:name="_Toc242647400"/>
       <w:r>
         <w:rPr>
           <w:rFonts w:ascii="Times New Roman" w:hAnsi="Times New Roman"/>
         </w:rPr>
         <w:lastRenderedPageBreak/>
-        <w:t>Выводы</w:t>
+        <w:t>ВЫВОДЫ</w:t>
       </w:r>
       <w:bookmarkEnd w:id="14"/>
     </w:p>
@@ -4431,26 +4362,27 @@
         <w:pStyle w:val="1"/>
         <w:jc w:val="center"/>
       </w:pPr>
-      <w:bookmarkStart w:id="15" w:name="_Toc242612946"/>
-      <w:r>
+      <w:bookmarkStart w:id="15" w:name="_Toc242647401"/>
+      <w:r>
+        <w:rPr>
+          <w:rFonts w:ascii="Times New Roman" w:hAnsi="Times New Roman"/>
+        </w:rPr>
         <w:lastRenderedPageBreak/>
-        <w:t>Приложение А</w:t>
-      </w:r>
-      <w:r>
+        <w:t>ПРИЛОЖЕНИЕ А</w:t>
+      </w:r>
+      <w:r>
+        <w:rPr>
+          <w:rFonts w:ascii="Times New Roman" w:hAnsi="Times New Roman"/>
+        </w:rPr>
         <w:br/>
-      </w:r>
-      <w:r>
-        <w:rPr>
-          <w:caps w:val="0"/>
-        </w:rPr>
-        <w:t>(обязательное)</w:t>
-      </w:r>
-      <w:r>
-        <w:rPr>
-          <w:caps w:val="0"/>
+        <w:t>(ОБЯЗАТЕЛЬНОЕ)</w:t>
+      </w:r>
+      <w:r>
+        <w:rPr>
+          <w:rFonts w:ascii="Times New Roman" w:hAnsi="Times New Roman"/>
         </w:rPr>
         <w:br/>
-        <w:t>Листинги программного кода</w:t>
+        <w:t>ЛИСТИНГИ ПРОГРАММНОГО КОДА</w:t>
       </w:r>
       <w:bookmarkEnd w:id="15"/>
     </w:p>
@@ -5765,7 +5697,7 @@
       <w:headerReference w:type="default" r:id="rId22"/>
       <w:footerReference w:type="default" r:id="rId23"/>
       <w:pgSz w:w="11906" w:h="16838"/>
-      <w:pgMar w:top="1134" w:right="850" w:bottom="1134" w:left="1701" w:header="720" w:footer="720" w:gutter="0"/>
+      <w:pgMar w:top="1134" w:right="850" w:bottom="1134" w:left="1701" w:header="720" w:footer="567" w:gutter="0"/>
       <w:cols w:space="720"/>
       <w:docGrid w:linePitch="360"/>
     </w:sectPr>
@@ -17488,8 +17420,7 @@
     <w:unhideWhenUsed/>
     <w:rsid w:val="0004526A"/>
     <w:rPr>
-      <w:color w:val="0000FF" w:themeColor="hyperlink"/>
-      <w:u w:val="single"/>
+      <w:u w:val="none"/>
     </w:rPr>
   </w:style>
 </w:styles>
